--- a/納品レポート/ホテル別レポート/comfort_suites_tokyobay_口コミ分析改善レポート.docx
+++ b/納品レポート/ホテル別レポート/comfort_suites_tokyobay_口コミ分析改善レポート.docx
@@ -96,7 +96,7 @@
           <w:sz w:val="22"/>
           <w:szCs w:val="22"/>
         </w:rPr>
-        <w:t xml:space="preserve">レビュー総数：134件（6サイト）</w:t>
+        <w:t xml:space="preserve">レビュー総数：135件（6サイト）</w:t>
       </w:r>
     </w:p>
     <w:p>
@@ -131,7 +131,7 @@
           <w:sz w:val="20"/>
           <w:szCs w:val="20"/>
         </w:rPr>
-        <w:t xml:space="preserve">作成日：2026年3月17日</w:t>
+        <w:t xml:space="preserve">作成日：2026年3月18日</w:t>
       </w:r>
     </w:p>
     <w:p>
@@ -189,7 +189,7 @@
           <w:sz w:val="21"/>
           <w:szCs w:val="21"/>
         </w:rPr>
-        <w:t xml:space="preserve">2026年2月〜3月に各OTAサイト・口コミサイトに投稿された134件のレビューを包括的に分析しました。以下が主要な発見事項です。</w:t>
+        <w:t xml:space="preserve">2026年2月〜3月に各OTAサイト・口コミサイトに投稿された135件のレビューを包括的に分析しました。以下が主要な発見事項です。</w:t>
       </w:r>
     </w:p>
     <w:p>
@@ -261,7 +261,7 @@
                 <w:sz w:val="36"/>
                 <w:szCs w:val="36"/>
               </w:rPr>
-              <w:t xml:space="preserve">9.19</w:t>
+              <w:t xml:space="preserve">9.18</w:t>
             </w:r>
           </w:p>
         </w:tc>
@@ -310,7 +310,7 @@
                 <w:sz w:val="36"/>
                 <w:szCs w:val="36"/>
               </w:rPr>
-              <w:t xml:space="preserve">92.5%</w:t>
+              <w:t xml:space="preserve">92.6%</w:t>
             </w:r>
           </w:p>
         </w:tc>
@@ -408,7 +408,7 @@
                 <w:sz w:val="36"/>
                 <w:szCs w:val="36"/>
               </w:rPr>
-              <w:t xml:space="preserve">134件</w:t>
+              <w:t xml:space="preserve">135件</w:t>
             </w:r>
           </w:p>
         </w:tc>
@@ -448,7 +448,7 @@
           <w:sz w:val="21"/>
           <w:szCs w:val="21"/>
         </w:rPr>
-        <w:t xml:space="preserve">全体平均スコア9.19点（10点換算）は非常に高い水準であり、92.5%が高評価（8-10点）に分類されます。低評価（1-4点）は1件（0.7%）で、ゲスト満足度は良好です。Agoda（9.35点）で特に高い評価を獲得しています。</w:t>
+        <w:t xml:space="preserve">全体平均スコア9.18点（10点換算）は非常に高い水準であり、92.6%が高評価（8-10点）に分類されます。低評価（1-4点）は1件（0.7%）で、ゲスト満足度は良好です。Agoda（9.38点）で特に高い評価を獲得しています。</w:t>
       </w:r>
     </w:p>
     <w:p>
@@ -567,7 +567,7 @@
                 <w:sz w:val="20"/>
                 <w:szCs w:val="20"/>
               </w:rPr>
-              <w:t xml:space="preserve">浴室・水回り（46件）、対応・サービスの不満（7件）、朝食の改善要望（6件）、部屋の狭さ（4件）</w:t>
+              <w:t xml:space="preserve">浴室・水回り（46件）、対応・サービスの不満（8件）、朝食の改善要望（6件）、部屋の狭さ（4件）</w:t>
             </w:r>
           </w:p>
           <w:p>
@@ -987,7 +987,7 @@
                 <w:sz w:val="20"/>
                 <w:szCs w:val="20"/>
               </w:rPr>
-              <w:t xml:space="preserve">20</w:t>
+              <w:t xml:space="preserve">21</w:t>
             </w:r>
           </w:p>
         </w:tc>
@@ -1021,7 +1021,7 @@
                 <w:sz w:val="20"/>
                 <w:szCs w:val="20"/>
               </w:rPr>
-              <w:t xml:space="preserve">9.35</w:t>
+              <w:t xml:space="preserve">9.38</w:t>
             </w:r>
           </w:p>
         </w:tc>
@@ -1089,7 +1089,7 @@
                 <w:sz w:val="20"/>
                 <w:szCs w:val="20"/>
               </w:rPr>
-              <w:t xml:space="preserve">9.35</w:t>
+              <w:t xml:space="preserve">9.38</w:t>
             </w:r>
           </w:p>
         </w:tc>
@@ -1229,7 +1229,7 @@
                 <w:sz w:val="20"/>
                 <w:szCs w:val="20"/>
               </w:rPr>
-              <w:t xml:space="preserve">12</w:t>
+              <w:t xml:space="preserve">11</w:t>
             </w:r>
           </w:p>
         </w:tc>
@@ -1264,7 +1264,7 @@
                 <w:sz w:val="20"/>
                 <w:szCs w:val="20"/>
               </w:rPr>
-              <w:t xml:space="preserve">9.33</w:t>
+              <w:t xml:space="preserve">9.36</w:t>
             </w:r>
           </w:p>
         </w:tc>
@@ -1334,7 +1334,7 @@
                 <w:sz w:val="20"/>
                 <w:szCs w:val="20"/>
               </w:rPr>
-              <w:t xml:space="preserve">9.33</w:t>
+              <w:t xml:space="preserve">9.36</w:t>
             </w:r>
           </w:p>
         </w:tc>
@@ -1369,7 +1369,7 @@
                 <w:sz w:val="20"/>
                 <w:szCs w:val="20"/>
               </w:rPr>
-              <w:t xml:space="preserve">9.5</w:t>
+              <w:t xml:space="preserve">10</w:t>
             </w:r>
           </w:p>
         </w:tc>
@@ -1474,7 +1474,7 @@
                 <w:sz w:val="20"/>
                 <w:szCs w:val="20"/>
               </w:rPr>
-              <w:t xml:space="preserve">27</w:t>
+              <w:t xml:space="preserve">26</w:t>
             </w:r>
           </w:p>
         </w:tc>
@@ -1508,7 +1508,7 @@
                 <w:sz w:val="20"/>
                 <w:szCs w:val="20"/>
               </w:rPr>
-              <w:t xml:space="preserve">4.67</w:t>
+              <w:t xml:space="preserve">4.65</w:t>
             </w:r>
           </w:p>
         </w:tc>
@@ -1576,7 +1576,7 @@
                 <w:sz w:val="20"/>
                 <w:szCs w:val="20"/>
               </w:rPr>
-              <w:t xml:space="preserve">9.33</w:t>
+              <w:t xml:space="preserve">9.31</w:t>
             </w:r>
           </w:p>
         </w:tc>
@@ -1961,7 +1961,7 @@
                 <w:sz w:val="20"/>
                 <w:szCs w:val="20"/>
               </w:rPr>
-              <w:t xml:space="preserve">9</w:t>
+              <w:t xml:space="preserve">12</w:t>
             </w:r>
           </w:p>
         </w:tc>
@@ -1995,7 +1995,7 @@
                 <w:sz w:val="20"/>
                 <w:szCs w:val="20"/>
               </w:rPr>
-              <w:t xml:space="preserve">4.44</w:t>
+              <w:t xml:space="preserve">4.42</w:t>
             </w:r>
           </w:p>
         </w:tc>
@@ -2063,7 +2063,7 @@
                 <w:sz w:val="20"/>
                 <w:szCs w:val="20"/>
               </w:rPr>
-              <w:t xml:space="preserve">8.89</w:t>
+              <w:t xml:space="preserve">8.83</w:t>
             </w:r>
           </w:p>
         </w:tc>
@@ -2203,7 +2203,7 @@
                 <w:sz w:val="20"/>
                 <w:szCs w:val="20"/>
               </w:rPr>
-              <w:t xml:space="preserve">22</w:t>
+              <w:t xml:space="preserve">21</w:t>
             </w:r>
           </w:p>
         </w:tc>
@@ -2238,7 +2238,7 @@
                 <w:sz w:val="20"/>
                 <w:szCs w:val="20"/>
               </w:rPr>
-              <w:t xml:space="preserve">8.77</w:t>
+              <w:t xml:space="preserve">8.71</w:t>
             </w:r>
           </w:p>
         </w:tc>
@@ -2308,7 +2308,7 @@
                 <w:sz w:val="20"/>
                 <w:szCs w:val="20"/>
               </w:rPr>
-              <w:t xml:space="preserve">8.77</w:t>
+              <w:t xml:space="preserve">8.71</w:t>
             </w:r>
           </w:p>
         </w:tc>
@@ -2343,7 +2343,7 @@
                 <w:sz w:val="20"/>
                 <w:szCs w:val="20"/>
               </w:rPr>
-              <w:t xml:space="preserve">9.5</w:t>
+              <w:t xml:space="preserve">9</w:t>
             </w:r>
           </w:p>
         </w:tc>
@@ -2418,7 +2418,7 @@
           <w:sz w:val="21"/>
           <w:szCs w:val="21"/>
         </w:rPr>
-        <w:t xml:space="preserve">評価分布は10点（61.9%）に最も多く、8点以上の高評価が92.5%を占め、高い顧客満足度を示しています。低評価（1-4点）は計1件（0.7%）です。</w:t>
+        <w:t xml:space="preserve">評価分布は10点（61.5%）に最も多く、8点以上の高評価が92.6%を占め、高い顧客満足度を示しています。低評価（1-4点）は計1件（0.7%）です。</w:t>
       </w:r>
     </w:p>
     <w:p>
@@ -2688,7 +2688,7 @@
                 <w:sz w:val="20"/>
                 <w:szCs w:val="20"/>
               </w:rPr>
-              <w:t xml:space="preserve">61.9%</w:t>
+              <w:t xml:space="preserve">61.5%</w:t>
             </w:r>
           </w:p>
         </w:tc>
@@ -2798,7 +2798,7 @@
                 <w:sz w:val="20"/>
                 <w:szCs w:val="20"/>
               </w:rPr>
-              <w:t xml:space="preserve">12</w:t>
+              <w:t xml:space="preserve">11</w:t>
             </w:r>
           </w:p>
         </w:tc>
@@ -2833,7 +2833,7 @@
                 <w:sz w:val="20"/>
                 <w:szCs w:val="20"/>
               </w:rPr>
-              <w:t xml:space="preserve">9.0%</w:t>
+              <w:t xml:space="preserve">8.1%</w:t>
             </w:r>
           </w:p>
         </w:tc>
@@ -2870,7 +2870,7 @@
                 <w:sz w:val="18"/>
                 <w:szCs w:val="18"/>
               </w:rPr>
-              <w:t xml:space="preserve"> 12件</w:t>
+              <w:t xml:space="preserve"> 11件</w:t>
             </w:r>
           </w:p>
         </w:tc>
@@ -2942,7 +2942,7 @@
                 <w:sz w:val="20"/>
                 <w:szCs w:val="20"/>
               </w:rPr>
-              <w:t xml:space="preserve">29</w:t>
+              <w:t xml:space="preserve">31</w:t>
             </w:r>
           </w:p>
         </w:tc>
@@ -2977,7 +2977,7 @@
                 <w:sz w:val="20"/>
                 <w:szCs w:val="20"/>
               </w:rPr>
-              <w:t xml:space="preserve">21.6%</w:t>
+              <w:t xml:space="preserve">23.0%</w:t>
             </w:r>
           </w:p>
         </w:tc>
@@ -3015,7 +3015,7 @@
                 <w:sz w:val="18"/>
                 <w:szCs w:val="18"/>
               </w:rPr>
-              <w:t xml:space="preserve"> 29件</w:t>
+              <w:t xml:space="preserve"> 31件</w:t>
             </w:r>
           </w:p>
         </w:tc>
@@ -3525,7 +3525,7 @@
                 <w:sz w:val="24"/>
                 <w:szCs w:val="24"/>
               </w:rPr>
-              <w:t xml:space="preserve">124件（92.5%）</w:t>
+              <w:t xml:space="preserve">125件（92.6%）</w:t>
             </w:r>
           </w:p>
         </w:tc>
@@ -3901,7 +3901,7 @@
                 <w:sz w:val="20"/>
                 <w:szCs w:val="20"/>
               </w:rPr>
-              <w:t xml:space="preserve">「部屋も清潔で、スタッフの感じもよくてよかったです」「また備え付けのティッシュケースがあるのですが四角い容器にこれでもかと言うほどティッシュが限界パンパンに入っていてそ...」</w:t>
+              <w:t xml:space="preserve">「お部屋も綺麗で親切な対応をしていただいたのでとても良かったです」「部屋も清潔で、スタッフの感じもよくてよかったです」</w:t>
             </w:r>
           </w:p>
         </w:tc>
@@ -4005,7 +4005,7 @@
                 <w:sz w:val="20"/>
                 <w:szCs w:val="20"/>
               </w:rPr>
-              <w:t xml:space="preserve">「朝食はそれなりの品数で美味しかったし」「朝食は品数がそこまで多く無いですが、キッズメニューは充実してるので子連れには良かったです」</w:t>
+              <w:t xml:space="preserve">「朝食も必要ないし、寝るだけなので、安く泊まれて良かったです」「朝食はそれなりの品数で美味しかったし」</w:t>
             </w:r>
           </w:p>
         </w:tc>
@@ -4112,7 +4112,7 @@
                 <w:sz w:val="20"/>
                 <w:szCs w:val="20"/>
               </w:rPr>
-              <w:t xml:space="preserve">「ホテルスタッフさんの対応が親切で部屋も快適で大満足です」「部屋も広く、コミュニティもたくさんありとても快適に過ごせました🙆‍♀️ 次行く機会があればまた、泊まりたいです❤...」</w:t>
+              <w:t xml:space="preserve">「』と声が出てしまう程広く、ベッドもとても大きくて広い」「ホテルスタッフさんの対応が親切で部屋も快適で大満足です」</w:t>
             </w:r>
           </w:p>
         </w:tc>
@@ -4216,7 +4216,7 @@
                 <w:sz w:val="20"/>
                 <w:szCs w:val="20"/>
               </w:rPr>
-              <w:t xml:space="preserve">「ホテルスタッフさんの対応が親切で部屋も快適で大満足です」「部屋も清潔で、スタッフの感じもよくてよかったです」</w:t>
+              <w:t xml:space="preserve">「お部屋も綺麗で親切な対応をしていただいたのでとても良かったです」「喫煙者の為、エレベーターで22時頃に1階の喫煙所に行くと、恐らくDisney帰りの人達が長蛇の列でエレベーター待ち...」</w:t>
             </w:r>
           </w:p>
         </w:tc>
@@ -4323,7 +4323,7 @@
                 <w:sz w:val="20"/>
                 <w:szCs w:val="20"/>
               </w:rPr>
-              <w:t xml:space="preserve">「お部屋が可愛く、ちょっとした仕掛けもあって、楽しかったです⭐︎ ローソンがホテルにあるので便利でした」「駅から少し離れている以外はよかったです」</w:t>
+              <w:t xml:space="preserve">「ディズニーリゾートも近いし駐車場もあるため使いやすい、コスパいいんじゃないかな」「お部屋が可愛く、ちょっとした仕掛けもあって、楽しかったです⭐︎ ローソンがホテルにあるので便利でした」</w:t>
             </w:r>
           </w:p>
         </w:tc>
@@ -4467,7 +4467,7 @@
           <w:sz w:val="21"/>
           <w:szCs w:val="21"/>
         </w:rPr>
-        <w:t xml:space="preserve">口コミの多数で「清潔さ・清掃」に関するポジティブな言及が見られ、コンフォートスイーツ東京ベイの最大の差別化要因となっています。部屋も清潔で、スタッフの感じもよくてよかったですといった声が多数寄せられています。</w:t>
+        <w:t xml:space="preserve">口コミの多数で「清潔さ・清掃」に関するポジティブな言及が見られ、コンフォートスイーツ東京ベイの最大の差別化要因となっています。お部屋も綺麗で親切な対応をしていただいたのでとても良かったですといった声が多数寄せられています。</w:t>
       </w:r>
     </w:p>
     <w:p>
@@ -4486,7 +4486,7 @@
           <w:sz w:val="21"/>
           <w:szCs w:val="21"/>
         </w:rPr>
-        <w:t xml:space="preserve">部屋も清潔で、スタッフの感じもよくてよかったです</w:t>
+        <w:t xml:space="preserve">お部屋も綺麗で親切な対応をしていただいたのでとても良かったです</w:t>
       </w:r>
     </w:p>
     <w:p>
@@ -4505,7 +4505,7 @@
           <w:sz w:val="21"/>
           <w:szCs w:val="21"/>
         </w:rPr>
-        <w:t xml:space="preserve">また備え付けのティッシュケースがあるのですが四角い容器にこれでもかと言うほどティッシュが限界パンパンに入っていてそ...</w:t>
+        <w:t xml:space="preserve">部屋も清潔で、スタッフの感じもよくてよかったです</w:t>
       </w:r>
     </w:p>
     <w:p>
@@ -4524,7 +4524,7 @@
           <w:sz w:val="21"/>
           <w:szCs w:val="21"/>
         </w:rPr>
-        <w:t xml:space="preserve">施設は本当に綺麗で部屋も風呂も広くて、ディズニーへの無料送迎もあって良かったです</w:t>
+        <w:t xml:space="preserve">また備え付けのティッシュケースがあるのですが四角い容器にこれでもかと言うほどティッシュが限界パンパンに入っていてそ...</w:t>
       </w:r>
     </w:p>
     <w:p>
@@ -4561,7 +4561,7 @@
           <w:sz w:val="21"/>
           <w:szCs w:val="21"/>
         </w:rPr>
-        <w:t xml:space="preserve">朝食に関するポジティブな評価も多く寄せられています。「朝食はそれなりの品数で美味しかったし」といったコメントが見られます。</w:t>
+        <w:t xml:space="preserve">朝食に関するポジティブな評価も多く寄せられています。「朝食も必要ないし、寝るだけなので、安く泊まれて良かったです」といったコメントが見られます。</w:t>
       </w:r>
     </w:p>
     <w:p>
@@ -4866,7 +4866,7 @@
                 <w:sz w:val="20"/>
                 <w:szCs w:val="20"/>
               </w:rPr>
-              <w:t xml:space="preserve">ディズニーランドにいきましたが、無料シャトルバスがでてたので助かりました</w:t>
+              <w:t xml:space="preserve">バストイレ別で、浴槽もとても大きくて大満足でした</w:t>
             </w:r>
           </w:p>
         </w:tc>
@@ -5005,7 +5005,7 @@
                 <w:sz w:val="20"/>
                 <w:szCs w:val="20"/>
               </w:rPr>
-              <w:t xml:space="preserve">個人的な意見ですが、バスタオルなどの場所が分かりづらかったので部屋に入ってすぐにお風呂に入りたい我が家にとっては（...</w:t>
+              <w:t xml:space="preserve">ディズニーまでのバスの本数が少ないのと、最終時間が早いのが残念</w:t>
             </w:r>
           </w:p>
         </w:tc>
@@ -5039,7 +5039,7 @@
                 <w:sz w:val="20"/>
                 <w:szCs w:val="20"/>
               </w:rPr>
-              <w:t xml:space="preserve">重大・7件</w:t>
+              <w:t xml:space="preserve">重大・8件</w:t>
             </w:r>
           </w:p>
         </w:tc>
@@ -6680,7 +6680,7 @@
                 <w:sz w:val="20"/>
                 <w:szCs w:val="20"/>
               </w:rPr>
-              <w:t xml:space="preserve">9.19点</w:t>
+              <w:t xml:space="preserve">9.18点</w:t>
             </w:r>
           </w:p>
         </w:tc>
@@ -6820,7 +6820,7 @@
                 <w:sz w:val="20"/>
                 <w:szCs w:val="20"/>
               </w:rPr>
-              <w:t xml:space="preserve">92.5%</w:t>
+              <w:t xml:space="preserve">92.6%</w:t>
             </w:r>
           </w:p>
         </w:tc>
@@ -7369,7 +7369,7 @@
           <w:sz w:val="22"/>
           <w:szCs w:val="22"/>
         </w:rPr>
-        <w:t xml:space="preserve">[1] 楽天トラベル / 10点 / 2026-03-16</w:t>
+        <w:t xml:space="preserve">[1] Agoda / 10点 / 2026-03-17</w:t>
       </w:r>
     </w:p>
     <w:p>
@@ -7384,7 +7384,7 @@
           <w:sz w:val="21"/>
           <w:szCs w:val="21"/>
         </w:rPr>
-        <w:t xml:space="preserve">お部屋が可愛く、ちょっとした仕掛けもあって、楽しかったです⭐︎ ローソンがホテルにあるので便利でした！</w:t>
+        <w:t xml:space="preserve">お部屋も綺麗で親切な対応をしていただいたのでとても良かったです。</w:t>
       </w:r>
     </w:p>
     <w:p>
@@ -7405,7 +7405,7 @@
           <w:sz w:val="22"/>
           <w:szCs w:val="22"/>
         </w:rPr>
-        <w:t xml:space="preserve">[2] Trip.com / 10点 / 2026-03-16</w:t>
+        <w:t xml:space="preserve">[2] Google / 8点 / 2026-03-17</w:t>
       </w:r>
     </w:p>
     <w:p>
@@ -7420,7 +7420,7 @@
           <w:sz w:val="21"/>
           <w:szCs w:val="21"/>
         </w:rPr>
-        <w:t xml:space="preserve">ディズニーランドにいきましたが、無料シャトルバスがでてたので助かりました！ホテルスタッフさんの対応が親切で部屋も快適で大満足です。また、泊まりたいです</w:t>
+        <w:t xml:space="preserve">3月13日（金）14時チェックイン。 部屋は『広っ！』と声が出てしまう程広く、ベッドもとても大きくて広い！ バストイレ別で、浴槽もとても大きくて大満足でした！  喫煙者の為、エレベーターで22時頃に1階の喫煙所に行くと、恐らくDisney帰りの人達が長蛇の列でエレベーター待ちをしており、そこだけが辛かった… 他のお客さんがスタッフの方に階段はないのか聞いていたようでしたが、聞こえてきた声は『...</w:t>
       </w:r>
     </w:p>
     <w:p>
@@ -7441,7 +7441,7 @@
           <w:sz w:val="22"/>
           <w:szCs w:val="22"/>
         </w:rPr>
-        <w:t xml:space="preserve">[3] Agoda / 10点 / 2026-03-16</w:t>
+        <w:t xml:space="preserve">[3] Google / 8点 / 2026-03-17</w:t>
       </w:r>
     </w:p>
     <w:p>
@@ -7456,7 +7456,7 @@
           <w:sz w:val="21"/>
           <w:szCs w:val="21"/>
         </w:rPr>
-        <w:t xml:space="preserve">部屋も広く、コミュニティもたくさんありとても快適に過ごせました🙆‍♀️ 次行く機会があればまた、泊まりたいです❤️</w:t>
+        <w:t xml:space="preserve">ディズニーリゾートも近いし駐車場もあるため使いやすい、コスパいいんじゃないかな？</w:t>
       </w:r>
     </w:p>
     <w:p>
@@ -7477,7 +7477,7 @@
           <w:sz w:val="22"/>
           <w:szCs w:val="22"/>
         </w:rPr>
-        <w:t xml:space="preserve">[4] Agoda / 8点 / 2026-03-16</w:t>
+        <w:t xml:space="preserve">[4] 楽天トラベル / 10点 / 2026-03-17</w:t>
       </w:r>
     </w:p>
     <w:p>
@@ -7492,7 +7492,7 @@
           <w:sz w:val="21"/>
           <w:szCs w:val="21"/>
         </w:rPr>
-        <w:t xml:space="preserve">ディズニーシーに行く前泊で利用しました。部屋も清潔で、スタッフの感じもよくてよかったです。 駅から少し離れている以外はよかったです。</w:t>
+        <w:t xml:space="preserve">朝食も必要ないし、寝るだけなので、安く泊まれて良かったです。雨が降って、靴が濡れたのですが、部屋に靴乾燥機があって助かりました。 ディズニーまでのバスの本数が少ないのと、最終時間が早いのが残念。</w:t>
       </w:r>
     </w:p>
     <w:p>
@@ -7513,7 +7513,7 @@
           <w:sz w:val="22"/>
           <w:szCs w:val="22"/>
         </w:rPr>
-        <w:t xml:space="preserve">[5] Agoda / 10点 / 2026-03-16</w:t>
+        <w:t xml:space="preserve">[5] 楽天トラベル / 10点 / 2026-03-16</w:t>
       </w:r>
     </w:p>
     <w:p>
@@ -7528,7 +7528,7 @@
           <w:sz w:val="21"/>
           <w:szCs w:val="21"/>
         </w:rPr>
-        <w:t xml:space="preserve">1泊だけしたんですがもっと泊まりたいって思うくらい広かったです トイレとお風呂別もすごいありがたいです お風呂もとにかく広くて最高でした またディズニー行った時は泊まりたいです</w:t>
+        <w:t xml:space="preserve">お部屋が可愛く、ちょっとした仕掛けもあって、楽しかったです⭐︎ ローソンがホテルにあるので便利でした！</w:t>
       </w:r>
     </w:p>
     <w:p>
@@ -7737,7 +7737,7 @@
                 <w:sz w:val="21"/>
                 <w:szCs w:val="21"/>
               </w:rPr>
-              <w:t xml:space="preserve">コンフォートスイーツ東京ベイは、全体平均9.19点（10点換算）、高評価率92.5%という非常に高い顧客満足度を維持しているホテルです。特に「清潔さ・清掃」「朝食」が多くのゲストから高く評価されています。</w:t>
+              <w:t xml:space="preserve">コンフォートスイーツ東京ベイは、全体平均9.18点（10点換算）、高評価率92.6%という非常に高い顧客満足度を維持しているホテルです。特に「清潔さ・清掃」「朝食」が多くのゲストから高く評価されています。</w:t>
             </w:r>
           </w:p>
           <w:p>

--- a/納品レポート/ホテル別レポート/comfort_suites_tokyobay_口コミ分析改善レポート.docx
+++ b/納品レポート/ホテル別レポート/comfort_suites_tokyobay_口コミ分析改善レポート.docx
@@ -96,7 +96,7 @@
           <w:sz w:val="22"/>
           <w:szCs w:val="22"/>
         </w:rPr>
-        <w:t xml:space="preserve">レビュー総数：135件（6サイト）</w:t>
+        <w:t xml:space="preserve">レビュー総数：139件（6サイト）</w:t>
       </w:r>
     </w:p>
     <w:p>
@@ -131,7 +131,7 @@
           <w:sz w:val="20"/>
           <w:szCs w:val="20"/>
         </w:rPr>
-        <w:t xml:space="preserve">作成日：2026年3月18日</w:t>
+        <w:t xml:space="preserve">作成日：2026年3月19日</w:t>
       </w:r>
     </w:p>
     <w:p>
@@ -189,7 +189,7 @@
           <w:sz w:val="21"/>
           <w:szCs w:val="21"/>
         </w:rPr>
-        <w:t xml:space="preserve">2026年2月〜3月に各OTAサイト・口コミサイトに投稿された135件のレビューを包括的に分析しました。以下が主要な発見事項です。</w:t>
+        <w:t xml:space="preserve">2026年2月〜3月に各OTAサイト・口コミサイトに投稿された139件のレビューを包括的に分析しました。以下が主要な発見事項です。</w:t>
       </w:r>
     </w:p>
     <w:p>
@@ -261,7 +261,7 @@
                 <w:sz w:val="36"/>
                 <w:szCs w:val="36"/>
               </w:rPr>
-              <w:t xml:space="preserve">9.18</w:t>
+              <w:t xml:space="preserve">9.17</w:t>
             </w:r>
           </w:p>
         </w:tc>
@@ -310,7 +310,7 @@
                 <w:sz w:val="36"/>
                 <w:szCs w:val="36"/>
               </w:rPr>
-              <w:t xml:space="preserve">92.6%</w:t>
+              <w:t xml:space="preserve">92.8%</w:t>
             </w:r>
           </w:p>
         </w:tc>
@@ -408,7 +408,7 @@
                 <w:sz w:val="36"/>
                 <w:szCs w:val="36"/>
               </w:rPr>
-              <w:t xml:space="preserve">135件</w:t>
+              <w:t xml:space="preserve">139件</w:t>
             </w:r>
           </w:p>
         </w:tc>
@@ -448,7 +448,7 @@
           <w:sz w:val="21"/>
           <w:szCs w:val="21"/>
         </w:rPr>
-        <w:t xml:space="preserve">全体平均スコア9.18点（10点換算）は非常に高い水準であり、92.6%が高評価（8-10点）に分類されます。低評価（1-4点）は1件（0.7%）で、ゲスト満足度は良好です。Agoda（9.38点）で特に高い評価を獲得しています。</w:t>
+        <w:t xml:space="preserve">全体平均スコア9.17点（10点換算）は非常に高い水準であり、92.8%が高評価（8-10点）に分類されます。低評価（1-4点）は1件（0.7%）で、ゲスト満足度は良好です。Agoda（9.38点）で特に高い評価を獲得しています。</w:t>
       </w:r>
     </w:p>
     <w:p>
@@ -567,7 +567,7 @@
                 <w:sz w:val="20"/>
                 <w:szCs w:val="20"/>
               </w:rPr>
-              <w:t xml:space="preserve">浴室・水回り（46件）、対応・サービスの不満（8件）、朝食の改善要望（6件）、部屋の狭さ（4件）</w:t>
+              <w:t xml:space="preserve">浴室・水回り（47件）、対応・サービスの不満（8件）、朝食の改善要望（6件）、部屋の狭さ（4件）</w:t>
             </w:r>
           </w:p>
           <w:p>
@@ -1229,7 +1229,7 @@
                 <w:sz w:val="20"/>
                 <w:szCs w:val="20"/>
               </w:rPr>
-              <w:t xml:space="preserve">11</w:t>
+              <w:t xml:space="preserve">12</w:t>
             </w:r>
           </w:p>
         </w:tc>
@@ -1264,7 +1264,7 @@
                 <w:sz w:val="20"/>
                 <w:szCs w:val="20"/>
               </w:rPr>
-              <w:t xml:space="preserve">9.36</w:t>
+              <w:t xml:space="preserve">9.33</w:t>
             </w:r>
           </w:p>
         </w:tc>
@@ -1334,7 +1334,7 @@
                 <w:sz w:val="20"/>
                 <w:szCs w:val="20"/>
               </w:rPr>
-              <w:t xml:space="preserve">9.36</w:t>
+              <w:t xml:space="preserve">9.33</w:t>
             </w:r>
           </w:p>
         </w:tc>
@@ -1369,7 +1369,7 @@
                 <w:sz w:val="20"/>
                 <w:szCs w:val="20"/>
               </w:rPr>
-              <w:t xml:space="preserve">10</w:t>
+              <w:t xml:space="preserve">9.5</w:t>
             </w:r>
           </w:p>
         </w:tc>
@@ -1474,7 +1474,7 @@
                 <w:sz w:val="20"/>
                 <w:szCs w:val="20"/>
               </w:rPr>
-              <w:t xml:space="preserve">26</w:t>
+              <w:t xml:space="preserve">27</w:t>
             </w:r>
           </w:p>
         </w:tc>
@@ -1508,7 +1508,7 @@
                 <w:sz w:val="20"/>
                 <w:szCs w:val="20"/>
               </w:rPr>
-              <w:t xml:space="preserve">4.65</w:t>
+              <w:t xml:space="preserve">4.63</w:t>
             </w:r>
           </w:p>
         </w:tc>
@@ -1576,7 +1576,7 @@
                 <w:sz w:val="20"/>
                 <w:szCs w:val="20"/>
               </w:rPr>
-              <w:t xml:space="preserve">9.31</w:t>
+              <w:t xml:space="preserve">9.26</w:t>
             </w:r>
           </w:p>
         </w:tc>
@@ -1716,7 +1716,7 @@
                 <w:sz w:val="20"/>
                 <w:szCs w:val="20"/>
               </w:rPr>
-              <w:t xml:space="preserve">44</w:t>
+              <w:t xml:space="preserve">46</w:t>
             </w:r>
           </w:p>
         </w:tc>
@@ -1751,7 +1751,7 @@
                 <w:sz w:val="20"/>
                 <w:szCs w:val="20"/>
               </w:rPr>
-              <w:t xml:space="preserve">4.64</w:t>
+              <w:t xml:space="preserve">4.63</w:t>
             </w:r>
           </w:p>
         </w:tc>
@@ -1821,7 +1821,7 @@
                 <w:sz w:val="20"/>
                 <w:szCs w:val="20"/>
               </w:rPr>
-              <w:t xml:space="preserve">9.27</w:t>
+              <w:t xml:space="preserve">9.26</w:t>
             </w:r>
           </w:p>
         </w:tc>
@@ -2418,7 +2418,7 @@
           <w:sz w:val="21"/>
           <w:szCs w:val="21"/>
         </w:rPr>
-        <w:t xml:space="preserve">評価分布は10点（61.5%）に最も多く、8点以上の高評価が92.6%を占め、高い顧客満足度を示しています。低評価（1-4点）は計1件（0.7%）です。</w:t>
+        <w:t xml:space="preserve">評価分布は10点（60.4%）に最も多く、8点以上の高評価が92.8%を占め、高い顧客満足度を示しています。低評価（1-4点）は計1件（0.7%）です。</w:t>
       </w:r>
     </w:p>
     <w:p>
@@ -2653,7 +2653,7 @@
                 <w:sz w:val="20"/>
                 <w:szCs w:val="20"/>
               </w:rPr>
-              <w:t xml:space="preserve">83</w:t>
+              <w:t xml:space="preserve">84</w:t>
             </w:r>
           </w:p>
         </w:tc>
@@ -2688,7 +2688,7 @@
                 <w:sz w:val="20"/>
                 <w:szCs w:val="20"/>
               </w:rPr>
-              <w:t xml:space="preserve">61.5%</w:t>
+              <w:t xml:space="preserve">60.4%</w:t>
             </w:r>
           </w:p>
         </w:tc>
@@ -2726,7 +2726,7 @@
                 <w:sz w:val="18"/>
                 <w:szCs w:val="18"/>
               </w:rPr>
-              <w:t xml:space="preserve"> 83件</w:t>
+              <w:t xml:space="preserve"> 84件</w:t>
             </w:r>
           </w:p>
         </w:tc>
@@ -2798,7 +2798,7 @@
                 <w:sz w:val="20"/>
                 <w:szCs w:val="20"/>
               </w:rPr>
-              <w:t xml:space="preserve">11</w:t>
+              <w:t xml:space="preserve">12</w:t>
             </w:r>
           </w:p>
         </w:tc>
@@ -2833,7 +2833,7 @@
                 <w:sz w:val="20"/>
                 <w:szCs w:val="20"/>
               </w:rPr>
-              <w:t xml:space="preserve">8.1%</w:t>
+              <w:t xml:space="preserve">8.6%</w:t>
             </w:r>
           </w:p>
         </w:tc>
@@ -2870,7 +2870,7 @@
                 <w:sz w:val="18"/>
                 <w:szCs w:val="18"/>
               </w:rPr>
-              <w:t xml:space="preserve"> 11件</w:t>
+              <w:t xml:space="preserve"> 12件</w:t>
             </w:r>
           </w:p>
         </w:tc>
@@ -2942,7 +2942,7 @@
                 <w:sz w:val="20"/>
                 <w:szCs w:val="20"/>
               </w:rPr>
-              <w:t xml:space="preserve">31</w:t>
+              <w:t xml:space="preserve">33</w:t>
             </w:r>
           </w:p>
         </w:tc>
@@ -2977,7 +2977,7 @@
                 <w:sz w:val="20"/>
                 <w:szCs w:val="20"/>
               </w:rPr>
-              <w:t xml:space="preserve">23.0%</w:t>
+              <w:t xml:space="preserve">23.7%</w:t>
             </w:r>
           </w:p>
         </w:tc>
@@ -3006,7 +3006,7 @@
                 <w:sz w:val="20"/>
                 <w:szCs w:val="20"/>
               </w:rPr>
-              <w:t xml:space="preserve">███████</w:t>
+              <w:t xml:space="preserve">████████</w:t>
             </w:r>
             <w:r>
               <w:rPr>
@@ -3015,7 +3015,7 @@
                 <w:sz w:val="18"/>
                 <w:szCs w:val="18"/>
               </w:rPr>
-              <w:t xml:space="preserve"> 31件</w:t>
+              <w:t xml:space="preserve"> 33件</w:t>
             </w:r>
           </w:p>
         </w:tc>
@@ -3122,7 +3122,7 @@
                 <w:sz w:val="20"/>
                 <w:szCs w:val="20"/>
               </w:rPr>
-              <w:t xml:space="preserve">3.0%</w:t>
+              <w:t xml:space="preserve">2.9%</w:t>
             </w:r>
           </w:p>
         </w:tc>
@@ -3266,7 +3266,7 @@
                 <w:sz w:val="20"/>
                 <w:szCs w:val="20"/>
               </w:rPr>
-              <w:t xml:space="preserve">3.7%</w:t>
+              <w:t xml:space="preserve">3.6%</w:t>
             </w:r>
           </w:p>
         </w:tc>
@@ -3525,7 +3525,7 @@
                 <w:sz w:val="24"/>
                 <w:szCs w:val="24"/>
               </w:rPr>
-              <w:t xml:space="preserve">125件（92.6%）</w:t>
+              <w:t xml:space="preserve">129件（92.8%）</w:t>
             </w:r>
           </w:p>
         </w:tc>
@@ -3576,7 +3576,7 @@
                 <w:sz w:val="24"/>
                 <w:szCs w:val="24"/>
               </w:rPr>
-              <w:t xml:space="preserve">9件（6.7%）</w:t>
+              <w:t xml:space="preserve">9件（6.5%）</w:t>
             </w:r>
           </w:p>
         </w:tc>
@@ -3901,7 +3901,7 @@
                 <w:sz w:val="20"/>
                 <w:szCs w:val="20"/>
               </w:rPr>
-              <w:t xml:space="preserve">「お部屋も綺麗で親切な対応をしていただいたのでとても良かったです」「部屋も清潔で、スタッフの感じもよくてよかったです」</w:t>
+              <w:t xml:space="preserve">「とっても綺麗なホテルで、宝探し」「お部屋も綺麗で親切な対応をしていただいたのでとても良かったです」</w:t>
             </w:r>
           </w:p>
         </w:tc>
@@ -4005,7 +4005,7 @@
                 <w:sz w:val="20"/>
                 <w:szCs w:val="20"/>
               </w:rPr>
-              <w:t xml:space="preserve">「朝食も必要ないし、寝るだけなので、安く泊まれて良かったです」「朝食はそれなりの品数で美味しかったし」</w:t>
+              <w:t xml:space="preserve">「朝食も必要ないし、寝るだけなので、安く泊まれて良かったです」「朝食の種類が豊富で、どれも丁寧に作られていて満足感が高かったです」</w:t>
             </w:r>
           </w:p>
         </w:tc>
@@ -4216,7 +4216,7 @@
                 <w:sz w:val="20"/>
                 <w:szCs w:val="20"/>
               </w:rPr>
-              <w:t xml:space="preserve">「お部屋も綺麗で親切な対応をしていただいたのでとても良かったです」「喫煙者の為、エレベーターで22時頃に1階の喫煙所に行くと、恐らくDisney帰りの人達が長蛇の列でエレベーター待ち...」</w:t>
+              <w:t xml:space="preserve">「みたいな事をやってたみたいで、部屋で隠されてるカードを探してフロントに持って行ったら、お菓子もらえた」「お部屋も綺麗で親切な対応をしていただいたのでとても良かったです」</w:t>
             </w:r>
           </w:p>
         </w:tc>
@@ -4323,7 +4323,7 @@
                 <w:sz w:val="20"/>
                 <w:szCs w:val="20"/>
               </w:rPr>
-              <w:t xml:space="preserve">「ディズニーリゾートも近いし駐車場もあるため使いやすい、コスパいいんじゃないかな」「お部屋が可愛く、ちょっとした仕掛けもあって、楽しかったです⭐︎ ローソンがホテルにあるので便利でした」</w:t>
+              <w:t xml:space="preserve">「バス乗り場はハイアットリージェンシーまで徒歩約3分です」「ディズニーリゾートも近いし駐車場もあるため使いやすい、コスパいいんじゃないかな」</w:t>
             </w:r>
           </w:p>
         </w:tc>
@@ -4467,7 +4467,7 @@
           <w:sz w:val="21"/>
           <w:szCs w:val="21"/>
         </w:rPr>
-        <w:t xml:space="preserve">口コミの多数で「清潔さ・清掃」に関するポジティブな言及が見られ、コンフォートスイーツ東京ベイの最大の差別化要因となっています。お部屋も綺麗で親切な対応をしていただいたのでとても良かったですといった声が多数寄せられています。</w:t>
+        <w:t xml:space="preserve">口コミの多数で「清潔さ・清掃」に関するポジティブな言及が見られ、コンフォートスイーツ東京ベイの最大の差別化要因となっています。とっても綺麗なホテルで、宝探しといった声が多数寄せられています。</w:t>
       </w:r>
     </w:p>
     <w:p>
@@ -4486,7 +4486,7 @@
           <w:sz w:val="21"/>
           <w:szCs w:val="21"/>
         </w:rPr>
-        <w:t xml:space="preserve">お部屋も綺麗で親切な対応をしていただいたのでとても良かったです</w:t>
+        <w:t xml:space="preserve">とっても綺麗なホテルで、宝探し</w:t>
       </w:r>
     </w:p>
     <w:p>
@@ -4505,7 +4505,7 @@
           <w:sz w:val="21"/>
           <w:szCs w:val="21"/>
         </w:rPr>
-        <w:t xml:space="preserve">部屋も清潔で、スタッフの感じもよくてよかったです</w:t>
+        <w:t xml:space="preserve">お部屋も綺麗で親切な対応をしていただいたのでとても良かったです</w:t>
       </w:r>
     </w:p>
     <w:p>
@@ -4524,7 +4524,7 @@
           <w:sz w:val="21"/>
           <w:szCs w:val="21"/>
         </w:rPr>
-        <w:t xml:space="preserve">また備え付けのティッシュケースがあるのですが四角い容器にこれでもかと言うほどティッシュが限界パンパンに入っていてそ...</w:t>
+        <w:t xml:space="preserve">部屋も清潔で、スタッフの感じもよくてよかったです</w:t>
       </w:r>
     </w:p>
     <w:p>
@@ -4866,7 +4866,7 @@
                 <w:sz w:val="20"/>
                 <w:szCs w:val="20"/>
               </w:rPr>
-              <w:t xml:space="preserve">バストイレ別で、浴槽もとても大きくて大満足でした</w:t>
+              <w:t xml:space="preserve">To Narita Airport need 2900 yen/person Need to walk to Hy...</w:t>
             </w:r>
           </w:p>
         </w:tc>
@@ -4900,7 +4900,7 @@
                 <w:sz w:val="20"/>
                 <w:szCs w:val="20"/>
               </w:rPr>
-              <w:t xml:space="preserve">重大・46件</w:t>
+              <w:t xml:space="preserve">重大・47件</w:t>
             </w:r>
           </w:p>
         </w:tc>
@@ -6680,7 +6680,7 @@
                 <w:sz w:val="20"/>
                 <w:szCs w:val="20"/>
               </w:rPr>
-              <w:t xml:space="preserve">9.18点</w:t>
+              <w:t xml:space="preserve">9.17点</w:t>
             </w:r>
           </w:p>
         </w:tc>
@@ -6820,7 +6820,7 @@
                 <w:sz w:val="20"/>
                 <w:szCs w:val="20"/>
               </w:rPr>
-              <w:t xml:space="preserve">92.6%</w:t>
+              <w:t xml:space="preserve">92.8%</w:t>
             </w:r>
           </w:p>
         </w:tc>
@@ -7240,7 +7240,7 @@
                 <w:sz w:val="20"/>
                 <w:szCs w:val="20"/>
               </w:rPr>
-              <w:t xml:space="preserve">約46件/期間</w:t>
+              <w:t xml:space="preserve">約47件/期間</w:t>
             </w:r>
           </w:p>
         </w:tc>
@@ -7369,7 +7369,7 @@
           <w:sz w:val="22"/>
           <w:szCs w:val="22"/>
         </w:rPr>
-        <w:t xml:space="preserve">[1] Agoda / 10点 / 2026-03-17</w:t>
+        <w:t xml:space="preserve">[1] Trip.com / 9点 / 2026-03-19</w:t>
       </w:r>
     </w:p>
     <w:p>
@@ -7384,7 +7384,7 @@
           <w:sz w:val="21"/>
           <w:szCs w:val="21"/>
         </w:rPr>
-        <w:t xml:space="preserve">お部屋も綺麗で親切な対応をしていただいたのでとても良かったです。</w:t>
+        <w:t xml:space="preserve">ディズニーランドとディズニーシーへの無料シャトルバスがあります。成田空港行きは1人2900円です。バス乗り場はハイアットリージェンシーまで徒歩約3分です。</w:t>
       </w:r>
     </w:p>
     <w:p>
@@ -7405,7 +7405,7 @@
           <w:sz w:val="22"/>
           <w:szCs w:val="22"/>
         </w:rPr>
-        <w:t xml:space="preserve">[2] Google / 8点 / 2026-03-17</w:t>
+        <w:t xml:space="preserve">[2] 楽天トラベル / 10点 / 2026-03-18</w:t>
       </w:r>
     </w:p>
     <w:p>
@@ -7420,7 +7420,7 @@
           <w:sz w:val="21"/>
           <w:szCs w:val="21"/>
         </w:rPr>
-        <w:t xml:space="preserve">3月13日（金）14時チェックイン。 部屋は『広っ！』と声が出てしまう程広く、ベッドもとても大きくて広い！ バストイレ別で、浴槽もとても大きくて大満足でした！  喫煙者の為、エレベーターで22時頃に1階の喫煙所に行くと、恐らくDisney帰りの人達が長蛇の列でエレベーター待ちをしており、そこだけが辛かった… 他のお客さんがスタッフの方に階段はないのか聞いていたようでしたが、聞こえてきた声は『...</w:t>
+        <w:t xml:space="preserve">春休みに子供たちだけで利用しました。 とっても綺麗なホテルで、宝探し？みたいな事をやってたみたいで、部屋で隠されてるカードを探してフロントに持って行ったら、お菓子もらえた！と喜んでました。 また、ディズニーに行く時には利用したいと思います。</w:t>
       </w:r>
     </w:p>
     <w:p>
@@ -7441,7 +7441,7 @@
           <w:sz w:val="22"/>
           <w:szCs w:val="22"/>
         </w:rPr>
-        <w:t xml:space="preserve">[3] Google / 8点 / 2026-03-17</w:t>
+        <w:t xml:space="preserve">[3] 楽天トラベル / 8点 / 2026-03-18</w:t>
       </w:r>
     </w:p>
     <w:p>
@@ -7456,7 +7456,7 @@
           <w:sz w:val="21"/>
           <w:szCs w:val="21"/>
         </w:rPr>
-        <w:t xml:space="preserve">ディズニーリゾートも近いし駐車場もあるため使いやすい、コスパいいんじゃないかな？</w:t>
+        <w:t xml:space="preserve">冷凍と冷蔵で分かれてる冷蔵庫が助かりました</w:t>
       </w:r>
     </w:p>
     <w:p>
@@ -7477,7 +7477,7 @@
           <w:sz w:val="22"/>
           <w:szCs w:val="22"/>
         </w:rPr>
-        <w:t xml:space="preserve">[4] 楽天トラベル / 10点 / 2026-03-17</w:t>
+        <w:t xml:space="preserve">[4] Agoda / 10点 / 2026-03-17</w:t>
       </w:r>
     </w:p>
     <w:p>
@@ -7492,7 +7492,7 @@
           <w:sz w:val="21"/>
           <w:szCs w:val="21"/>
         </w:rPr>
-        <w:t xml:space="preserve">朝食も必要ないし、寝るだけなので、安く泊まれて良かったです。雨が降って、靴が濡れたのですが、部屋に靴乾燥機があって助かりました。 ディズニーまでのバスの本数が少ないのと、最終時間が早いのが残念。</w:t>
+        <w:t xml:space="preserve">お部屋も綺麗で親切な対応をしていただいたのでとても良かったです。</w:t>
       </w:r>
     </w:p>
     <w:p>
@@ -7513,7 +7513,7 @@
           <w:sz w:val="22"/>
           <w:szCs w:val="22"/>
         </w:rPr>
-        <w:t xml:space="preserve">[5] 楽天トラベル / 10点 / 2026-03-16</w:t>
+        <w:t xml:space="preserve">[5] Google / 8点 / 2026-03-17</w:t>
       </w:r>
     </w:p>
     <w:p>
@@ -7528,7 +7528,7 @@
           <w:sz w:val="21"/>
           <w:szCs w:val="21"/>
         </w:rPr>
-        <w:t xml:space="preserve">お部屋が可愛く、ちょっとした仕掛けもあって、楽しかったです⭐︎ ローソンがホテルにあるので便利でした！</w:t>
+        <w:t xml:space="preserve">3月13日（金）14時チェックイン。 部屋は『広っ！』と声が出てしまう程広く、ベッドもとても大きくて広い！ バストイレ別で、浴槽もとても大きくて大満足でした！  喫煙者の為、エレベーターで22時頃に1階の喫煙所に行くと、恐らくDisney帰りの人達が長蛇の列でエレベーター待ちをしており、そこだけが辛かった… 他のお客さんがスタッフの方に階段はないのか聞いていたようでしたが、聞こえてきた声は『...</w:t>
       </w:r>
     </w:p>
     <w:p>
@@ -7737,7 +7737,7 @@
                 <w:sz w:val="21"/>
                 <w:szCs w:val="21"/>
               </w:rPr>
-              <w:t xml:space="preserve">コンフォートスイーツ東京ベイは、全体平均9.18点（10点換算）、高評価率92.6%という非常に高い顧客満足度を維持しているホテルです。特に「清潔さ・清掃」「朝食」が多くのゲストから高く評価されています。</w:t>
+              <w:t xml:space="preserve">コンフォートスイーツ東京ベイは、全体平均9.17点（10点換算）、高評価率92.8%という非常に高い顧客満足度を維持しているホテルです。特に「清潔さ・清掃」「朝食」が多くのゲストから高く評価されています。</w:t>
             </w:r>
           </w:p>
           <w:p>

--- a/納品レポート/ホテル別レポート/comfort_suites_tokyobay_口コミ分析改善レポート.docx
+++ b/納品レポート/ホテル別レポート/comfort_suites_tokyobay_口コミ分析改善レポート.docx
@@ -111,7 +111,7 @@
           <w:sz w:val="20"/>
           <w:szCs w:val="20"/>
         </w:rPr>
-        <w:t xml:space="preserve">対象サイト：Agoda / Trip.com / じゃらん / 楽天トラベル / Google / Booking.com</w:t>
+        <w:t xml:space="preserve">対象サイト：Agoda / Trip.com / 楽天トラベル / じゃらん / Google / Booking.com</w:t>
       </w:r>
     </w:p>
     <w:p>
@@ -131,7 +131,7 @@
           <w:sz w:val="20"/>
           <w:szCs w:val="20"/>
         </w:rPr>
-        <w:t xml:space="preserve">作成日：2026年3月19日</w:t>
+        <w:t xml:space="preserve">作成日：2026年3月20日</w:t>
       </w:r>
     </w:p>
     <w:p>
@@ -448,7 +448,7 @@
           <w:sz w:val="21"/>
           <w:szCs w:val="21"/>
         </w:rPr>
-        <w:t xml:space="preserve">全体平均スコア9.17点（10点換算）は非常に高い水準であり、92.8%が高評価（8-10点）に分類されます。低評価（1-4点）は1件（0.7%）で、ゲスト満足度は良好です。Agoda（9.38点）で特に高い評価を獲得しています。</w:t>
+        <w:t xml:space="preserve">全体平均スコア9.17点（10点換算）は非常に高い水準であり、92.8%が高評価（8-10点）に分類されます。低評価（1-4点）は1件（0.7%）で、ゲスト満足度は良好です。Agoda（9.40点）で特に高い評価を獲得しています。</w:t>
       </w:r>
     </w:p>
     <w:p>
@@ -463,7 +463,7 @@
           <w:sz w:val="21"/>
           <w:szCs w:val="21"/>
         </w:rPr>
-        <w:t xml:space="preserve">全体としては「清潔さ・清掃」と「朝食」がホテルの主な強みとして際立っています。</w:t>
+        <w:t xml:space="preserve">全体としては「朝食」と「清潔さ・清掃」がホテルの主な強みとして際立っています。</w:t>
       </w:r>
     </w:p>
     <w:p>
@@ -542,7 +542,7 @@
                 <w:sz w:val="20"/>
                 <w:szCs w:val="20"/>
               </w:rPr>
-              <w:t xml:space="preserve">清潔さ・清掃（20件以上で言及）、朝食（20件以上で言及）、快適さ・設備（20件以上で言及）</w:t>
+              <w:t xml:space="preserve">朝食（20件以上で言及）、清潔さ・清掃（20件以上で言及）、快適さ・設備（20件以上で言及）</w:t>
             </w:r>
           </w:p>
           <w:p>
@@ -987,7 +987,7 @@
                 <w:sz w:val="20"/>
                 <w:szCs w:val="20"/>
               </w:rPr>
-              <w:t xml:space="preserve">21</w:t>
+              <w:t xml:space="preserve">20</w:t>
             </w:r>
           </w:p>
         </w:tc>
@@ -1021,7 +1021,7 @@
                 <w:sz w:val="20"/>
                 <w:szCs w:val="20"/>
               </w:rPr>
-              <w:t xml:space="preserve">9.38</w:t>
+              <w:t xml:space="preserve">9.4</w:t>
             </w:r>
           </w:p>
         </w:tc>
@@ -1089,7 +1089,7 @@
                 <w:sz w:val="20"/>
                 <w:szCs w:val="20"/>
               </w:rPr>
-              <w:t xml:space="preserve">9.38</w:t>
+              <w:t xml:space="preserve">9.4</w:t>
             </w:r>
           </w:p>
         </w:tc>
@@ -1440,7 +1440,7 @@
                 <w:sz w:val="20"/>
                 <w:szCs w:val="20"/>
               </w:rPr>
-              <w:t xml:space="preserve">じゃらん</w:t>
+              <w:t xml:space="preserve">楽天トラベル</w:t>
             </w:r>
           </w:p>
         </w:tc>
@@ -1474,7 +1474,7 @@
                 <w:sz w:val="20"/>
                 <w:szCs w:val="20"/>
               </w:rPr>
-              <w:t xml:space="preserve">27</w:t>
+              <w:t xml:space="preserve">47</w:t>
             </w:r>
           </w:p>
         </w:tc>
@@ -1508,7 +1508,7 @@
                 <w:sz w:val="20"/>
                 <w:szCs w:val="20"/>
               </w:rPr>
-              <w:t xml:space="preserve">4.63</w:t>
+              <w:t xml:space="preserve">4.64</w:t>
             </w:r>
           </w:p>
         </w:tc>
@@ -1576,7 +1576,7 @@
                 <w:sz w:val="20"/>
                 <w:szCs w:val="20"/>
               </w:rPr>
-              <w:t xml:space="preserve">9.26</w:t>
+              <w:t xml:space="preserve">9.28</w:t>
             </w:r>
           </w:p>
         </w:tc>
@@ -1681,7 +1681,7 @@
                 <w:sz w:val="20"/>
                 <w:szCs w:val="20"/>
               </w:rPr>
-              <w:t xml:space="preserve">楽天トラベル</w:t>
+              <w:t xml:space="preserve">じゃらん</w:t>
             </w:r>
           </w:p>
         </w:tc>
@@ -1716,7 +1716,7 @@
                 <w:sz w:val="20"/>
                 <w:szCs w:val="20"/>
               </w:rPr>
-              <w:t xml:space="preserve">46</w:t>
+              <w:t xml:space="preserve">27</w:t>
             </w:r>
           </w:p>
         </w:tc>
@@ -2418,7 +2418,7 @@
           <w:sz w:val="21"/>
           <w:szCs w:val="21"/>
         </w:rPr>
-        <w:t xml:space="preserve">評価分布は10点（60.4%）に最も多く、8点以上の高評価が92.8%を占め、高い顧客満足度を示しています。低評価（1-4点）は計1件（0.7%）です。</w:t>
+        <w:t xml:space="preserve">評価分布は10点（61.2%）に最も多く、8点以上の高評価が92.8%を占め、高い顧客満足度を示しています。低評価（1-4点）は計1件（0.7%）です。</w:t>
       </w:r>
     </w:p>
     <w:p>
@@ -2653,7 +2653,7 @@
                 <w:sz w:val="20"/>
                 <w:szCs w:val="20"/>
               </w:rPr>
-              <w:t xml:space="preserve">84</w:t>
+              <w:t xml:space="preserve">85</w:t>
             </w:r>
           </w:p>
         </w:tc>
@@ -2688,7 +2688,7 @@
                 <w:sz w:val="20"/>
                 <w:szCs w:val="20"/>
               </w:rPr>
-              <w:t xml:space="preserve">60.4%</w:t>
+              <w:t xml:space="preserve">61.2%</w:t>
             </w:r>
           </w:p>
         </w:tc>
@@ -2726,7 +2726,7 @@
                 <w:sz w:val="18"/>
                 <w:szCs w:val="18"/>
               </w:rPr>
-              <w:t xml:space="preserve"> 84件</w:t>
+              <w:t xml:space="preserve"> 85件</w:t>
             </w:r>
           </w:p>
         </w:tc>
@@ -2798,7 +2798,7 @@
                 <w:sz w:val="20"/>
                 <w:szCs w:val="20"/>
               </w:rPr>
-              <w:t xml:space="preserve">12</w:t>
+              <w:t xml:space="preserve">11</w:t>
             </w:r>
           </w:p>
         </w:tc>
@@ -2833,7 +2833,7 @@
                 <w:sz w:val="20"/>
                 <w:szCs w:val="20"/>
               </w:rPr>
-              <w:t xml:space="preserve">8.6%</w:t>
+              <w:t xml:space="preserve">7.9%</w:t>
             </w:r>
           </w:p>
         </w:tc>
@@ -2870,7 +2870,7 @@
                 <w:sz w:val="18"/>
                 <w:szCs w:val="18"/>
               </w:rPr>
-              <w:t xml:space="preserve"> 12件</w:t>
+              <w:t xml:space="preserve"> 11件</w:t>
             </w:r>
           </w:p>
         </w:tc>
@@ -3831,7 +3831,7 @@
                 <w:sz w:val="20"/>
                 <w:szCs w:val="20"/>
               </w:rPr>
-              <w:t xml:space="preserve">清潔さ・清掃</w:t>
+              <w:t xml:space="preserve">朝食</w:t>
             </w:r>
           </w:p>
         </w:tc>
@@ -3901,7 +3901,7 @@
                 <w:sz w:val="20"/>
                 <w:szCs w:val="20"/>
               </w:rPr>
-              <w:t xml:space="preserve">「とっても綺麗なホテルで、宝探し」「お部屋も綺麗で親切な対応をしていただいたのでとても良かったです」</w:t>
+              <w:t xml:space="preserve">「小学6年生まで添寝が無料なうえ、朝食ビュッフェ付きでとても良かったです」「朝食も必要ないし、寝るだけなので、安く泊まれて良かったです」</w:t>
             </w:r>
           </w:p>
         </w:tc>
@@ -3937,7 +3937,7 @@
                 <w:sz w:val="20"/>
                 <w:szCs w:val="20"/>
               </w:rPr>
-              <w:t xml:space="preserve">朝食</w:t>
+              <w:t xml:space="preserve">清潔さ・清掃</w:t>
             </w:r>
           </w:p>
         </w:tc>
@@ -4005,7 +4005,7 @@
                 <w:sz w:val="20"/>
                 <w:szCs w:val="20"/>
               </w:rPr>
-              <w:t xml:space="preserve">「朝食も必要ないし、寝るだけなので、安く泊まれて良かったです」「朝食の種類が豊富で、どれも丁寧に作られていて満足感が高かったです」</w:t>
+              <w:t xml:space="preserve">「とっても綺麗なホテルで、宝探し」「お部屋も綺麗で親切な対応をしていただいたのでとても良かったです」</w:t>
             </w:r>
           </w:p>
         </w:tc>
@@ -4112,7 +4112,7 @@
                 <w:sz w:val="20"/>
                 <w:szCs w:val="20"/>
               </w:rPr>
-              <w:t xml:space="preserve">「』と声が出てしまう程広く、ベッドもとても大きくて広い」「ホテルスタッフさんの対応が親切で部屋も快適で大満足です」</w:t>
+              <w:t xml:space="preserve">「今回連泊で利用させていただきましたが、毎日ベッドメイキングをしてくださり、とても気持ちよく利用できました」「』と声が出てしまう程広く、ベッドもとても大きくて広い」</w:t>
             </w:r>
           </w:p>
         </w:tc>
@@ -4452,7 +4452,7 @@
           <w:sz w:val="26"/>
           <w:szCs w:val="26"/>
         </w:rPr>
-        <w:t xml:space="preserve">3.1 最大の強み：「清潔さ・清掃」</w:t>
+        <w:t xml:space="preserve">3.1 最大の強み：「朝食」</w:t>
       </w:r>
     </w:p>
     <w:p>
@@ -4467,7 +4467,7 @@
           <w:sz w:val="21"/>
           <w:szCs w:val="21"/>
         </w:rPr>
-        <w:t xml:space="preserve">口コミの多数で「清潔さ・清掃」に関するポジティブな言及が見られ、コンフォートスイーツ東京ベイの最大の差別化要因となっています。とっても綺麗なホテルで、宝探しといった声が多数寄せられています。</w:t>
+        <w:t xml:space="preserve">口コミの多数で「朝食」に関するポジティブな言及が見られ、コンフォートスイーツ東京ベイの最大の差別化要因となっています。小学6年生まで添寝が無料なうえ、朝食ビュッフェ付きでとても良かったですといった声が多数寄せられています。</w:t>
       </w:r>
     </w:p>
     <w:p>
@@ -4486,7 +4486,7 @@
           <w:sz w:val="21"/>
           <w:szCs w:val="21"/>
         </w:rPr>
-        <w:t xml:space="preserve">とっても綺麗なホテルで、宝探し</w:t>
+        <w:t xml:space="preserve">小学6年生まで添寝が無料なうえ、朝食ビュッフェ付きでとても良かったです</w:t>
       </w:r>
     </w:p>
     <w:p>
@@ -4505,7 +4505,7 @@
           <w:sz w:val="21"/>
           <w:szCs w:val="21"/>
         </w:rPr>
-        <w:t xml:space="preserve">お部屋も綺麗で親切な対応をしていただいたのでとても良かったです</w:t>
+        <w:t xml:space="preserve">朝食も必要ないし、寝るだけなので、安く泊まれて良かったです</w:t>
       </w:r>
     </w:p>
     <w:p>
@@ -4524,7 +4524,7 @@
           <w:sz w:val="21"/>
           <w:szCs w:val="21"/>
         </w:rPr>
-        <w:t xml:space="preserve">部屋も清潔で、スタッフの感じもよくてよかったです</w:t>
+        <w:t xml:space="preserve">朝食の種類が豊富で、どれも丁寧に作られていて満足感が高かったです</w:t>
       </w:r>
     </w:p>
     <w:p>
@@ -4546,7 +4546,7 @@
           <w:sz w:val="26"/>
           <w:szCs w:val="26"/>
         </w:rPr>
-        <w:t xml:space="preserve">3.2 朝食</w:t>
+        <w:t xml:space="preserve">3.2 清潔さ・清掃</w:t>
       </w:r>
     </w:p>
     <w:p>
@@ -4561,7 +4561,7 @@
           <w:sz w:val="21"/>
           <w:szCs w:val="21"/>
         </w:rPr>
-        <w:t xml:space="preserve">朝食に関するポジティブな評価も多く寄せられています。「朝食も必要ないし、寝るだけなので、安く泊まれて良かったです」といったコメントが見られます。</w:t>
+        <w:t xml:space="preserve">清潔さ・清掃に関するポジティブな評価も多く寄せられています。「とっても綺麗なホテルで、宝探し」といったコメントが見られます。</w:t>
       </w:r>
     </w:p>
     <w:p>
@@ -7405,7 +7405,7 @@
           <w:sz w:val="22"/>
           <w:szCs w:val="22"/>
         </w:rPr>
-        <w:t xml:space="preserve">[2] 楽天トラベル / 10点 / 2026-03-18</w:t>
+        <w:t xml:space="preserve">[2] 楽天トラベル / 10点 / 2026-03-19</w:t>
       </w:r>
     </w:p>
     <w:p>
@@ -7420,7 +7420,7 @@
           <w:sz w:val="21"/>
           <w:szCs w:val="21"/>
         </w:rPr>
-        <w:t xml:space="preserve">春休みに子供たちだけで利用しました。 とっても綺麗なホテルで、宝探し？みたいな事をやってたみたいで、部屋で隠されてるカードを探してフロントに持って行ったら、お菓子もらえた！と喜んでました。 また、ディズニーに行く時には利用したいと思います。</w:t>
+        <w:t xml:space="preserve">小学6年生まで添寝が無料なうえ、朝食ビュッフェ付きでとても良かったです。 今回連泊で利用させていただきましたが、毎日ベッドメイキングをしてくださり、とても気持ちよく利用できました。</w:t>
       </w:r>
     </w:p>
     <w:p>
@@ -7441,7 +7441,7 @@
           <w:sz w:val="22"/>
           <w:szCs w:val="22"/>
         </w:rPr>
-        <w:t xml:space="preserve">[3] 楽天トラベル / 8点 / 2026-03-18</w:t>
+        <w:t xml:space="preserve">[3] 楽天トラベル / 10点 / 2026-03-18</w:t>
       </w:r>
     </w:p>
     <w:p>
@@ -7456,7 +7456,7 @@
           <w:sz w:val="21"/>
           <w:szCs w:val="21"/>
         </w:rPr>
-        <w:t xml:space="preserve">冷凍と冷蔵で分かれてる冷蔵庫が助かりました</w:t>
+        <w:t xml:space="preserve">春休みに子供たちだけで利用しました。 とっても綺麗なホテルで、宝探し？みたいな事をやってたみたいで、部屋で隠されてるカードを探してフロントに持って行ったら、お菓子もらえた！と喜んでました。 また、ディズニーに行く時には利用したいと思います。</w:t>
       </w:r>
     </w:p>
     <w:p>
@@ -7477,7 +7477,7 @@
           <w:sz w:val="22"/>
           <w:szCs w:val="22"/>
         </w:rPr>
-        <w:t xml:space="preserve">[4] Agoda / 10点 / 2026-03-17</w:t>
+        <w:t xml:space="preserve">[4] 楽天トラベル / 8点 / 2026-03-18</w:t>
       </w:r>
     </w:p>
     <w:p>
@@ -7492,7 +7492,7 @@
           <w:sz w:val="21"/>
           <w:szCs w:val="21"/>
         </w:rPr>
-        <w:t xml:space="preserve">お部屋も綺麗で親切な対応をしていただいたのでとても良かったです。</w:t>
+        <w:t xml:space="preserve">冷凍と冷蔵で分かれてる冷蔵庫が助かりました</w:t>
       </w:r>
     </w:p>
     <w:p>
@@ -7513,7 +7513,7 @@
           <w:sz w:val="22"/>
           <w:szCs w:val="22"/>
         </w:rPr>
-        <w:t xml:space="preserve">[5] Google / 8点 / 2026-03-17</w:t>
+        <w:t xml:space="preserve">[5] Agoda / 10点 / 2026-03-17</w:t>
       </w:r>
     </w:p>
     <w:p>
@@ -7528,7 +7528,7 @@
           <w:sz w:val="21"/>
           <w:szCs w:val="21"/>
         </w:rPr>
-        <w:t xml:space="preserve">3月13日（金）14時チェックイン。 部屋は『広っ！』と声が出てしまう程広く、ベッドもとても大きくて広い！ バストイレ別で、浴槽もとても大きくて大満足でした！  喫煙者の為、エレベーターで22時頃に1階の喫煙所に行くと、恐らくDisney帰りの人達が長蛇の列でエレベーター待ちをしており、そこだけが辛かった… 他のお客さんがスタッフの方に階段はないのか聞いていたようでしたが、聞こえてきた声は『...</w:t>
+        <w:t xml:space="preserve">お部屋も綺麗で親切な対応をしていただいたのでとても良かったです。</w:t>
       </w:r>
     </w:p>
     <w:p>
@@ -7737,7 +7737,7 @@
                 <w:sz w:val="21"/>
                 <w:szCs w:val="21"/>
               </w:rPr>
-              <w:t xml:space="preserve">コンフォートスイーツ東京ベイは、全体平均9.17点（10点換算）、高評価率92.8%という非常に高い顧客満足度を維持しているホテルです。特に「清潔さ・清掃」「朝食」が多くのゲストから高く評価されています。</w:t>
+              <w:t xml:space="preserve">コンフォートスイーツ東京ベイは、全体平均9.17点（10点換算）、高評価率92.8%という非常に高い顧客満足度を維持しているホテルです。特に「朝食」「清潔さ・清掃」が多くのゲストから高く評価されています。</w:t>
             </w:r>
           </w:p>
           <w:p>
@@ -7778,7 +7778,7 @@
                 <w:sz w:val="21"/>
                 <w:szCs w:val="21"/>
               </w:rPr>
-              <w:t xml:space="preserve">清潔さ・清掃という強みを活かしつつ、段階的な改善を実行することで、コンフォートスイーツ東京ベイはさらなる顧客満足度の向上とブランド価値の強化を実現することができます。</w:t>
+              <w:t xml:space="preserve">朝食という強みを活かしつつ、段階的な改善を実行することで、コンフォートスイーツ東京ベイはさらなる顧客満足度の向上とブランド価値の強化を実現することができます。</w:t>
             </w:r>
           </w:p>
         </w:tc>

--- a/納品レポート/ホテル別レポート/comfort_suites_tokyobay_口コミ分析改善レポート.docx
+++ b/納品レポート/ホテル別レポート/comfort_suites_tokyobay_口コミ分析改善レポート.docx
@@ -96,7 +96,7 @@
           <w:sz w:val="22"/>
           <w:szCs w:val="22"/>
         </w:rPr>
-        <w:t xml:space="preserve">レビュー総数：139件（6サイト）</w:t>
+        <w:t xml:space="preserve">レビュー総数：140件（6サイト）</w:t>
       </w:r>
     </w:p>
     <w:p>
@@ -131,7 +131,7 @@
           <w:sz w:val="20"/>
           <w:szCs w:val="20"/>
         </w:rPr>
-        <w:t xml:space="preserve">作成日：2026年3月20日</w:t>
+        <w:t xml:space="preserve">作成日：2026年3月21日</w:t>
       </w:r>
     </w:p>
     <w:p>
@@ -189,7 +189,7 @@
           <w:sz w:val="21"/>
           <w:szCs w:val="21"/>
         </w:rPr>
-        <w:t xml:space="preserve">2026年2月〜3月に各OTAサイト・口コミサイトに投稿された139件のレビューを包括的に分析しました。以下が主要な発見事項です。</w:t>
+        <w:t xml:space="preserve">2026年2月〜3月に各OTAサイト・口コミサイトに投稿された140件のレビューを包括的に分析しました。以下が主要な発見事項です。</w:t>
       </w:r>
     </w:p>
     <w:p>
@@ -261,7 +261,7 @@
                 <w:sz w:val="36"/>
                 <w:szCs w:val="36"/>
               </w:rPr>
-              <w:t xml:space="preserve">9.17</w:t>
+              <w:t xml:space="preserve">9.21</w:t>
             </w:r>
           </w:p>
         </w:tc>
@@ -310,7 +310,7 @@
                 <w:sz w:val="36"/>
                 <w:szCs w:val="36"/>
               </w:rPr>
-              <w:t xml:space="preserve">92.8%</w:t>
+              <w:t xml:space="preserve">94.3%</w:t>
             </w:r>
           </w:p>
         </w:tc>
@@ -408,7 +408,7 @@
                 <w:sz w:val="36"/>
                 <w:szCs w:val="36"/>
               </w:rPr>
-              <w:t xml:space="preserve">139件</w:t>
+              <w:t xml:space="preserve">140件</w:t>
             </w:r>
           </w:p>
         </w:tc>
@@ -448,7 +448,7 @@
           <w:sz w:val="21"/>
           <w:szCs w:val="21"/>
         </w:rPr>
-        <w:t xml:space="preserve">全体平均スコア9.17点（10点換算）は非常に高い水準であり、92.8%が高評価（8-10点）に分類されます。低評価（1-4点）は1件（0.7%）で、ゲスト満足度は良好です。Agoda（9.40点）で特に高い評価を獲得しています。</w:t>
+        <w:t xml:space="preserve">全体平均スコア9.21点（10点換算）は非常に高い水準であり、94.3%が高評価（8-10点）に分類されます。低評価（1-4点）は1件（0.7%）で、ゲスト満足度は良好です。Agoda（9.40点）で特に高い評価を獲得しています。</w:t>
       </w:r>
     </w:p>
     <w:p>
@@ -567,7 +567,7 @@
                 <w:sz w:val="20"/>
                 <w:szCs w:val="20"/>
               </w:rPr>
-              <w:t xml:space="preserve">浴室・水回り（47件）、対応・サービスの不満（8件）、朝食の改善要望（6件）、部屋の狭さ（4件）</w:t>
+              <w:t xml:space="preserve">浴室・水回り（47件）、対応・サービスの不満（8件）、朝食の改善要望（6件）、部屋の狭さ（3件）</w:t>
             </w:r>
           </w:p>
           <w:p>
@@ -1229,7 +1229,7 @@
                 <w:sz w:val="20"/>
                 <w:szCs w:val="20"/>
               </w:rPr>
-              <w:t xml:space="preserve">12</w:t>
+              <w:t xml:space="preserve">13</w:t>
             </w:r>
           </w:p>
         </w:tc>
@@ -1264,7 +1264,7 @@
                 <w:sz w:val="20"/>
                 <w:szCs w:val="20"/>
               </w:rPr>
-              <w:t xml:space="preserve">9.33</w:t>
+              <w:t xml:space="preserve">9.38</w:t>
             </w:r>
           </w:p>
         </w:tc>
@@ -1334,7 +1334,7 @@
                 <w:sz w:val="20"/>
                 <w:szCs w:val="20"/>
               </w:rPr>
-              <w:t xml:space="preserve">9.33</w:t>
+              <w:t xml:space="preserve">9.38</w:t>
             </w:r>
           </w:p>
         </w:tc>
@@ -1369,7 +1369,7 @@
                 <w:sz w:val="20"/>
                 <w:szCs w:val="20"/>
               </w:rPr>
-              <w:t xml:space="preserve">9.5</w:t>
+              <w:t xml:space="preserve">10</w:t>
             </w:r>
           </w:p>
         </w:tc>
@@ -1474,7 +1474,7 @@
                 <w:sz w:val="20"/>
                 <w:szCs w:val="20"/>
               </w:rPr>
-              <w:t xml:space="preserve">47</w:t>
+              <w:t xml:space="preserve">44</w:t>
             </w:r>
           </w:p>
         </w:tc>
@@ -1508,7 +1508,7 @@
                 <w:sz w:val="20"/>
                 <w:szCs w:val="20"/>
               </w:rPr>
-              <w:t xml:space="preserve">4.64</w:t>
+              <w:t xml:space="preserve">4.66</w:t>
             </w:r>
           </w:p>
         </w:tc>
@@ -1576,7 +1576,7 @@
                 <w:sz w:val="20"/>
                 <w:szCs w:val="20"/>
               </w:rPr>
-              <w:t xml:space="preserve">9.28</w:t>
+              <w:t xml:space="preserve">9.32</w:t>
             </w:r>
           </w:p>
         </w:tc>
@@ -1716,7 +1716,7 @@
                 <w:sz w:val="20"/>
                 <w:szCs w:val="20"/>
               </w:rPr>
-              <w:t xml:space="preserve">27</w:t>
+              <w:t xml:space="preserve">28</w:t>
             </w:r>
           </w:p>
         </w:tc>
@@ -1751,7 +1751,7 @@
                 <w:sz w:val="20"/>
                 <w:szCs w:val="20"/>
               </w:rPr>
-              <w:t xml:space="preserve">4.63</w:t>
+              <w:t xml:space="preserve">4.64</w:t>
             </w:r>
           </w:p>
         </w:tc>
@@ -1821,7 +1821,7 @@
                 <w:sz w:val="20"/>
                 <w:szCs w:val="20"/>
               </w:rPr>
-              <w:t xml:space="preserve">9.26</w:t>
+              <w:t xml:space="preserve">9.29</w:t>
             </w:r>
           </w:p>
         </w:tc>
@@ -1961,7 +1961,7 @@
                 <w:sz w:val="20"/>
                 <w:szCs w:val="20"/>
               </w:rPr>
-              <w:t xml:space="preserve">12</w:t>
+              <w:t xml:space="preserve">11</w:t>
             </w:r>
           </w:p>
         </w:tc>
@@ -1995,7 +1995,7 @@
                 <w:sz w:val="20"/>
                 <w:szCs w:val="20"/>
               </w:rPr>
-              <w:t xml:space="preserve">4.42</w:t>
+              <w:t xml:space="preserve">4.55</w:t>
             </w:r>
           </w:p>
         </w:tc>
@@ -2063,7 +2063,7 @@
                 <w:sz w:val="20"/>
                 <w:szCs w:val="20"/>
               </w:rPr>
-              <w:t xml:space="preserve">8.83</w:t>
+              <w:t xml:space="preserve">9.09</w:t>
             </w:r>
           </w:p>
         </w:tc>
@@ -2131,7 +2131,7 @@
                 <w:sz w:val="20"/>
                 <w:szCs w:val="20"/>
               </w:rPr>
-              <w:t xml:space="preserve">良好</w:t>
+              <w:t xml:space="preserve">優秀</w:t>
             </w:r>
           </w:p>
         </w:tc>
@@ -2203,7 +2203,7 @@
                 <w:sz w:val="20"/>
                 <w:szCs w:val="20"/>
               </w:rPr>
-              <w:t xml:space="preserve">21</w:t>
+              <w:t xml:space="preserve">24</w:t>
             </w:r>
           </w:p>
         </w:tc>
@@ -2238,7 +2238,7 @@
                 <w:sz w:val="20"/>
                 <w:szCs w:val="20"/>
               </w:rPr>
-              <w:t xml:space="preserve">8.71</w:t>
+              <w:t xml:space="preserve">8.75</w:t>
             </w:r>
           </w:p>
         </w:tc>
@@ -2308,7 +2308,7 @@
                 <w:sz w:val="20"/>
                 <w:szCs w:val="20"/>
               </w:rPr>
-              <w:t xml:space="preserve">8.71</w:t>
+              <w:t xml:space="preserve">8.75</w:t>
             </w:r>
           </w:p>
         </w:tc>
@@ -2418,7 +2418,7 @@
           <w:sz w:val="21"/>
           <w:szCs w:val="21"/>
         </w:rPr>
-        <w:t xml:space="preserve">評価分布は10点（61.2%）に最も多く、8点以上の高評価が92.8%を占め、高い顧客満足度を示しています。低評価（1-4点）は計1件（0.7%）です。</w:t>
+        <w:t xml:space="preserve">評価分布は10点（61.4%）に最も多く、8点以上の高評価が94.3%を占め、高い顧客満足度を示しています。低評価（1-4点）は計1件（0.7%）です。</w:t>
       </w:r>
     </w:p>
     <w:p>
@@ -2653,7 +2653,7 @@
                 <w:sz w:val="20"/>
                 <w:szCs w:val="20"/>
               </w:rPr>
-              <w:t xml:space="preserve">85</w:t>
+              <w:t xml:space="preserve">86</w:t>
             </w:r>
           </w:p>
         </w:tc>
@@ -2688,7 +2688,7 @@
                 <w:sz w:val="20"/>
                 <w:szCs w:val="20"/>
               </w:rPr>
-              <w:t xml:space="preserve">61.2%</w:t>
+              <w:t xml:space="preserve">61.4%</w:t>
             </w:r>
           </w:p>
         </w:tc>
@@ -2726,7 +2726,7 @@
                 <w:sz w:val="18"/>
                 <w:szCs w:val="18"/>
               </w:rPr>
-              <w:t xml:space="preserve"> 85件</w:t>
+              <w:t xml:space="preserve"> 86件</w:t>
             </w:r>
           </w:p>
         </w:tc>
@@ -2798,7 +2798,7 @@
                 <w:sz w:val="20"/>
                 <w:szCs w:val="20"/>
               </w:rPr>
-              <w:t xml:space="preserve">11</w:t>
+              <w:t xml:space="preserve">12</w:t>
             </w:r>
           </w:p>
         </w:tc>
@@ -2833,7 +2833,7 @@
                 <w:sz w:val="20"/>
                 <w:szCs w:val="20"/>
               </w:rPr>
-              <w:t xml:space="preserve">7.9%</w:t>
+              <w:t xml:space="preserve">8.6%</w:t>
             </w:r>
           </w:p>
         </w:tc>
@@ -2870,7 +2870,7 @@
                 <w:sz w:val="18"/>
                 <w:szCs w:val="18"/>
               </w:rPr>
-              <w:t xml:space="preserve"> 11件</w:t>
+              <w:t xml:space="preserve"> 12件</w:t>
             </w:r>
           </w:p>
         </w:tc>
@@ -2942,7 +2942,7 @@
                 <w:sz w:val="20"/>
                 <w:szCs w:val="20"/>
               </w:rPr>
-              <w:t xml:space="preserve">33</w:t>
+              <w:t xml:space="preserve">34</w:t>
             </w:r>
           </w:p>
         </w:tc>
@@ -2977,7 +2977,7 @@
                 <w:sz w:val="20"/>
                 <w:szCs w:val="20"/>
               </w:rPr>
-              <w:t xml:space="preserve">23.7%</w:t>
+              <w:t xml:space="preserve">24.3%</w:t>
             </w:r>
           </w:p>
         </w:tc>
@@ -3015,7 +3015,7 @@
                 <w:sz w:val="18"/>
                 <w:szCs w:val="18"/>
               </w:rPr>
-              <w:t xml:space="preserve"> 33件</w:t>
+              <w:t xml:space="preserve"> 34件</w:t>
             </w:r>
           </w:p>
         </w:tc>
@@ -3231,7 +3231,7 @@
                 <w:sz w:val="20"/>
                 <w:szCs w:val="20"/>
               </w:rPr>
-              <w:t xml:space="preserve">5</w:t>
+              <w:t xml:space="preserve">3</w:t>
             </w:r>
           </w:p>
         </w:tc>
@@ -3266,7 +3266,7 @@
                 <w:sz w:val="20"/>
                 <w:szCs w:val="20"/>
               </w:rPr>
-              <w:t xml:space="preserve">3.6%</w:t>
+              <w:t xml:space="preserve">2.1%</w:t>
             </w:r>
           </w:p>
         </w:tc>
@@ -3304,7 +3304,7 @@
                 <w:sz w:val="18"/>
                 <w:szCs w:val="18"/>
               </w:rPr>
-              <w:t xml:space="preserve"> 5件</w:t>
+              <w:t xml:space="preserve"> 3件</w:t>
             </w:r>
           </w:p>
         </w:tc>
@@ -3525,7 +3525,7 @@
                 <w:sz w:val="24"/>
                 <w:szCs w:val="24"/>
               </w:rPr>
-              <w:t xml:space="preserve">129件（92.8%）</w:t>
+              <w:t xml:space="preserve">132件（94.3%）</w:t>
             </w:r>
           </w:p>
         </w:tc>
@@ -3576,7 +3576,7 @@
                 <w:sz w:val="24"/>
                 <w:szCs w:val="24"/>
               </w:rPr>
-              <w:t xml:space="preserve">9件（6.5%）</w:t>
+              <w:t xml:space="preserve">7件（5.0%）</w:t>
             </w:r>
           </w:p>
         </w:tc>
@@ -3901,7 +3901,7 @@
                 <w:sz w:val="20"/>
                 <w:szCs w:val="20"/>
               </w:rPr>
-              <w:t xml:space="preserve">「小学6年生まで添寝が無料なうえ、朝食ビュッフェ付きでとても良かったです」「朝食も必要ないし、寝るだけなので、安く泊まれて良かったです」</w:t>
+              <w:t xml:space="preserve">「朝食も本当に美味しくて、種類もたくさんで是非また泊まらせていただきたいです」「小学6年生まで添寝が無料なうえ、朝食ビュッフェ付きでとても良かったです」</w:t>
             </w:r>
           </w:p>
         </w:tc>
@@ -4005,7 +4005,7 @@
                 <w:sz w:val="20"/>
                 <w:szCs w:val="20"/>
               </w:rPr>
-              <w:t xml:space="preserve">「とっても綺麗なホテルで、宝探し」「お部屋も綺麗で親切な対応をしていただいたのでとても良かったです」</w:t>
+              <w:t xml:space="preserve">「ホテルのお部屋の中もとても綺麗で清潔でした」「とっても綺麗なホテルで、宝探し」</w:t>
             </w:r>
           </w:p>
         </w:tc>
@@ -4112,7 +4112,7 @@
                 <w:sz w:val="20"/>
                 <w:szCs w:val="20"/>
               </w:rPr>
-              <w:t xml:space="preserve">「今回連泊で利用させていただきましたが、毎日ベッドメイキングをしてくださり、とても気持ちよく利用できました」「』と声が出てしまう程広く、ベッドもとても大きくて広い」</w:t>
+              <w:t xml:space="preserve">「スタッフの方々もすごく親切で快適に宿泊できました」「フロントの方も親切でとても快適に過ごしました」</w:t>
             </w:r>
           </w:p>
         </w:tc>
@@ -4216,7 +4216,7 @@
                 <w:sz w:val="20"/>
                 <w:szCs w:val="20"/>
               </w:rPr>
-              <w:t xml:space="preserve">「みたいな事をやってたみたいで、部屋で隠されてるカードを探してフロントに持って行ったら、お菓子もらえた」「お部屋も綺麗で親切な対応をしていただいたのでとても良かったです」</w:t>
+              <w:t xml:space="preserve">「スタッフの方々もすごく親切で快適に宿泊できました」「フロントの方も親切でとても快適に過ごしました」</w:t>
             </w:r>
           </w:p>
         </w:tc>
@@ -4323,7 +4323,7 @@
                 <w:sz w:val="20"/>
                 <w:szCs w:val="20"/>
               </w:rPr>
-              <w:t xml:space="preserve">「バス乗り場はハイアットリージェンシーまで徒歩約3分です」「ディズニーリゾートも近いし駐車場もあるため使いやすい、コスパいいんじゃないかな」</w:t>
+              <w:t xml:space="preserve">「バス乗り場はハイアットリージェンシーまで徒歩約3分です」「ディズニーまでのシャトルバスが出ており、とても便利でありがたかったです」</w:t>
             </w:r>
           </w:p>
         </w:tc>
@@ -4467,7 +4467,7 @@
           <w:sz w:val="21"/>
           <w:szCs w:val="21"/>
         </w:rPr>
-        <w:t xml:space="preserve">口コミの多数で「朝食」に関するポジティブな言及が見られ、コンフォートスイーツ東京ベイの最大の差別化要因となっています。小学6年生まで添寝が無料なうえ、朝食ビュッフェ付きでとても良かったですといった声が多数寄せられています。</w:t>
+        <w:t xml:space="preserve">口コミの多数で「朝食」に関するポジティブな言及が見られ、コンフォートスイーツ東京ベイの最大の差別化要因となっています。朝食も本当に美味しくて、種類もたくさんで是非また泊まらせていただきたいですといった声が多数寄せられています。</w:t>
       </w:r>
     </w:p>
     <w:p>
@@ -4486,7 +4486,7 @@
           <w:sz w:val="21"/>
           <w:szCs w:val="21"/>
         </w:rPr>
-        <w:t xml:space="preserve">小学6年生まで添寝が無料なうえ、朝食ビュッフェ付きでとても良かったです</w:t>
+        <w:t xml:space="preserve">朝食も本当に美味しくて、種類もたくさんで是非また泊まらせていただきたいです</w:t>
       </w:r>
     </w:p>
     <w:p>
@@ -4505,7 +4505,7 @@
           <w:sz w:val="21"/>
           <w:szCs w:val="21"/>
         </w:rPr>
-        <w:t xml:space="preserve">朝食も必要ないし、寝るだけなので、安く泊まれて良かったです</w:t>
+        <w:t xml:space="preserve">小学6年生まで添寝が無料なうえ、朝食ビュッフェ付きでとても良かったです</w:t>
       </w:r>
     </w:p>
     <w:p>
@@ -4524,7 +4524,7 @@
           <w:sz w:val="21"/>
           <w:szCs w:val="21"/>
         </w:rPr>
-        <w:t xml:space="preserve">朝食の種類が豊富で、どれも丁寧に作られていて満足感が高かったです</w:t>
+        <w:t xml:space="preserve">朝食も必要ないし、寝るだけなので、安く泊まれて良かったです</w:t>
       </w:r>
     </w:p>
     <w:p>
@@ -4561,7 +4561,7 @@
           <w:sz w:val="21"/>
           <w:szCs w:val="21"/>
         </w:rPr>
-        <w:t xml:space="preserve">清潔さ・清掃に関するポジティブな評価も多く寄せられています。「とっても綺麗なホテルで、宝探し」といったコメントが見られます。</w:t>
+        <w:t xml:space="preserve">清潔さ・清掃に関するポジティブな評価も多く寄せられています。「ホテルのお部屋の中もとても綺麗で清潔でした」といったコメントが見られます。</w:t>
       </w:r>
     </w:p>
     <w:p>
@@ -5317,7 +5317,7 @@
                 <w:sz w:val="20"/>
                 <w:szCs w:val="20"/>
               </w:rPr>
-              <w:t xml:space="preserve">中度・4件</w:t>
+              <w:t xml:space="preserve">中度・3件</w:t>
             </w:r>
           </w:p>
         </w:tc>
@@ -6680,7 +6680,7 @@
                 <w:sz w:val="20"/>
                 <w:szCs w:val="20"/>
               </w:rPr>
-              <w:t xml:space="preserve">9.17点</w:t>
+              <w:t xml:space="preserve">9.21点</w:t>
             </w:r>
           </w:p>
         </w:tc>
@@ -6820,7 +6820,7 @@
                 <w:sz w:val="20"/>
                 <w:szCs w:val="20"/>
               </w:rPr>
-              <w:t xml:space="preserve">92.8%</w:t>
+              <w:t xml:space="preserve">94.3%</w:t>
             </w:r>
           </w:p>
         </w:tc>
@@ -6855,7 +6855,7 @@
                 <w:sz w:val="20"/>
                 <w:szCs w:val="20"/>
               </w:rPr>
-              <w:t xml:space="preserve">95%以上</w:t>
+              <w:t xml:space="preserve">96%以上</w:t>
             </w:r>
           </w:p>
         </w:tc>
@@ -7369,7 +7369,7 @@
           <w:sz w:val="22"/>
           <w:szCs w:val="22"/>
         </w:rPr>
-        <w:t xml:space="preserve">[1] Trip.com / 9点 / 2026-03-19</w:t>
+        <w:t xml:space="preserve">[1] Trip.com / 10点 / 2026-03-20</w:t>
       </w:r>
     </w:p>
     <w:p>
@@ -7384,7 +7384,7 @@
           <w:sz w:val="21"/>
           <w:szCs w:val="21"/>
         </w:rPr>
-        <w:t xml:space="preserve">ディズニーランドとディズニーシーへの無料シャトルバスがあります。成田空港行きは1人2900円です。バス乗り場はハイアットリージェンシーまで徒歩約3分です。</w:t>
+        <w:t xml:space="preserve">スタッフの方々もすごく親切で快適に宿泊できました。</w:t>
       </w:r>
     </w:p>
     <w:p>
@@ -7405,7 +7405,7 @@
           <w:sz w:val="22"/>
           <w:szCs w:val="22"/>
         </w:rPr>
-        <w:t xml:space="preserve">[2] 楽天トラベル / 10点 / 2026-03-19</w:t>
+        <w:t xml:space="preserve">[2] Booking.com / 10点 / 2026-03-20</w:t>
       </w:r>
     </w:p>
     <w:p>
@@ -7420,7 +7420,33 @@
           <w:sz w:val="21"/>
           <w:szCs w:val="21"/>
         </w:rPr>
-        <w:t xml:space="preserve">小学6年生まで添寝が無料なうえ、朝食ビュッフェ付きでとても良かったです。 今回連泊で利用させていただきましたが、毎日ベッドメイキングをしてくださり、とても気持ちよく利用できました。</w:t>
+        <w:t xml:space="preserve">ホテルのお部屋の中もとても綺麗で清潔でした。フロントの方も親切でとても快適に過ごしました。朝食も本当に美味しくて、種類もたくさんで是非また泊まらせていただきたいです。ありがとうございました。</w:t>
+      </w:r>
+    </w:p>
+    <w:p>
+      <w:pPr>
+        <w:spacing w:after="120" w:line="320"/>
+        <w:jc w:val="left"/>
+      </w:pPr>
+      <w:r>
+        <w:rPr>
+          <w:rFonts w:ascii="Arial" w:cs="Arial" w:eastAsia="Arial" w:hAnsi="Arial"/>
+          <w:b/>
+          <w:bCs/>
+          <w:color w:val="C0392B"/>
+          <w:sz w:val="21"/>
+          <w:szCs w:val="21"/>
+        </w:rPr>
+        <w:t xml:space="preserve">【改善点】</w:t>
+      </w:r>
+      <w:r>
+        <w:rPr>
+          <w:rFonts w:ascii="Arial" w:cs="Arial" w:eastAsia="Arial" w:hAnsi="Arial"/>
+          <w:color w:val="333333"/>
+          <w:sz w:val="21"/>
+          <w:szCs w:val="21"/>
+        </w:rPr>
+        <w:t xml:space="preserve">ないです。</w:t>
       </w:r>
     </w:p>
     <w:p>
@@ -7441,7 +7467,7 @@
           <w:sz w:val="22"/>
           <w:szCs w:val="22"/>
         </w:rPr>
-        <w:t xml:space="preserve">[3] 楽天トラベル / 10点 / 2026-03-18</w:t>
+        <w:t xml:space="preserve">[3] Trip.com / 9点 / 2026-03-19</w:t>
       </w:r>
     </w:p>
     <w:p>
@@ -7456,7 +7482,7 @@
           <w:sz w:val="21"/>
           <w:szCs w:val="21"/>
         </w:rPr>
-        <w:t xml:space="preserve">春休みに子供たちだけで利用しました。 とっても綺麗なホテルで、宝探し？みたいな事をやってたみたいで、部屋で隠されてるカードを探してフロントに持って行ったら、お菓子もらえた！と喜んでました。 また、ディズニーに行く時には利用したいと思います。</w:t>
+        <w:t xml:space="preserve">ディズニーランドとディズニーシーへの無料シャトルバスがあります。成田空港行きは1人2900円です。バス乗り場はハイアットリージェンシーまで徒歩約3分です。</w:t>
       </w:r>
     </w:p>
     <w:p>
@@ -7477,7 +7503,7 @@
           <w:sz w:val="22"/>
           <w:szCs w:val="22"/>
         </w:rPr>
-        <w:t xml:space="preserve">[4] 楽天トラベル / 8点 / 2026-03-18</w:t>
+        <w:t xml:space="preserve">[4] 楽天トラベル / 10点 / 2026-03-19</w:t>
       </w:r>
     </w:p>
     <w:p>
@@ -7492,7 +7518,7 @@
           <w:sz w:val="21"/>
           <w:szCs w:val="21"/>
         </w:rPr>
-        <w:t xml:space="preserve">冷凍と冷蔵で分かれてる冷蔵庫が助かりました</w:t>
+        <w:t xml:space="preserve">小学6年生まで添寝が無料なうえ、朝食ビュッフェ付きでとても良かったです。 今回連泊で利用させていただきましたが、毎日ベッドメイキングをしてくださり、とても気持ちよく利用できました。</w:t>
       </w:r>
     </w:p>
     <w:p>
@@ -7513,7 +7539,7 @@
           <w:sz w:val="22"/>
           <w:szCs w:val="22"/>
         </w:rPr>
-        <w:t xml:space="preserve">[5] Agoda / 10点 / 2026-03-17</w:t>
+        <w:t xml:space="preserve">[5] じゃらん / 10点 / 2026-03-19</w:t>
       </w:r>
     </w:p>
     <w:p>
@@ -7528,7 +7554,7 @@
           <w:sz w:val="21"/>
           <w:szCs w:val="21"/>
         </w:rPr>
-        <w:t xml:space="preserve">お部屋も綺麗で親切な対応をしていただいたのでとても良かったです。</w:t>
+        <w:t xml:space="preserve">卒業旅行でディズニーへ行く際に宿泊させていただきました。ディズニーまでのシャトルバスが出ており、とても便利でありがたかったです。受付の方もとても親切で、気持ちよく利用することができました。  チェックアウト後も無料で利用できるロッカーがあり、閉園まで思いきり楽しむことができました。さらに、ディズニーから帰って荷物を取りに来た際には、空いているスペースを使わせていただき、お土産の整理もできてと...</w:t>
       </w:r>
     </w:p>
     <w:p>
@@ -7621,43 +7647,7 @@
           <w:sz w:val="22"/>
           <w:szCs w:val="22"/>
         </w:rPr>
-        <w:t xml:space="preserve">[8] 楽天トラベル / 6点 / 2026-03-03</w:t>
-      </w:r>
-    </w:p>
-    <w:p>
-      <w:pPr>
-        <w:spacing w:after="120" w:line="320"/>
-        <w:jc w:val="left"/>
-      </w:pPr>
-      <w:r>
-        <w:rPr>
-          <w:rFonts w:ascii="Arial" w:cs="Arial" w:eastAsia="Arial" w:hAnsi="Arial"/>
-          <w:color w:val="333333"/>
-          <w:sz w:val="21"/>
-          <w:szCs w:val="21"/>
-        </w:rPr>
-        <w:t xml:space="preserve">ディズニーの後泊に利用。 チェックインは機械で行いました。 部屋のカードキーや朝食券も 機械が発行してくれます。 ウェルカムドリンクにコーヒーとレモン水がありました。  部屋の壁にはパズルのピースの仕掛けがあり、中に入っているカードをフロントへ持って行くとお菓子が貰えます。  ベットが広くて良かったです。 疲れ切った身体でもゆっくり寝る事が出来ました  朝食バイキングでは キッズコーナーがあ...</w:t>
-      </w:r>
-    </w:p>
-    <w:p>
-      <w:pPr>
-        <w:spacing w:after="60"/>
-      </w:pPr>
-    </w:p>
-    <w:p>
-      <w:pPr>
-        <w:spacing w:after="120" w:before="200"/>
-      </w:pPr>
-      <w:r>
-        <w:rPr>
-          <w:rFonts w:ascii="Arial" w:cs="Arial" w:eastAsia="Arial" w:hAnsi="Arial"/>
-          <w:b/>
-          <w:bCs/>
-          <w:color w:val="1B3A5C"/>
-          <w:sz w:val="22"/>
-          <w:szCs w:val="22"/>
-        </w:rPr>
-        <w:t xml:space="preserve">[9] じゃらん / 6点 / 2026-02-15</w:t>
+        <w:t xml:space="preserve">[8] じゃらん / 6点 / 2026-02-15</w:t>
       </w:r>
     </w:p>
     <w:p>
@@ -7737,7 +7727,7 @@
                 <w:sz w:val="21"/>
                 <w:szCs w:val="21"/>
               </w:rPr>
-              <w:t xml:space="preserve">コンフォートスイーツ東京ベイは、全体平均9.17点（10点換算）、高評価率92.8%という非常に高い顧客満足度を維持しているホテルです。特に「朝食」「清潔さ・清掃」が多くのゲストから高く評価されています。</w:t>
+              <w:t xml:space="preserve">コンフォートスイーツ東京ベイは、全体平均9.21点（10点換算）、高評価率94.3%という非常に高い顧客満足度を維持しているホテルです。特に「朝食」「清潔さ・清掃」が多くのゲストから高く評価されています。</w:t>
             </w:r>
           </w:p>
           <w:p>

--- a/納品レポート/ホテル別レポート/comfort_suites_tokyobay_口コミ分析改善レポート.docx
+++ b/納品レポート/ホテル別レポート/comfort_suites_tokyobay_口コミ分析改善レポート.docx
@@ -96,7 +96,7 @@
           <w:sz w:val="22"/>
           <w:szCs w:val="22"/>
         </w:rPr>
-        <w:t xml:space="preserve">レビュー総数：140件（6サイト）</w:t>
+        <w:t xml:space="preserve">レビュー総数：142件（6サイト）</w:t>
       </w:r>
     </w:p>
     <w:p>
@@ -111,7 +111,7 @@
           <w:sz w:val="20"/>
           <w:szCs w:val="20"/>
         </w:rPr>
-        <w:t xml:space="preserve">対象サイト：Agoda / Trip.com / 楽天トラベル / じゃらん / Google / Booking.com</w:t>
+        <w:t xml:space="preserve">対象サイト：Agoda / Trip.com / じゃらん / 楽天トラベル / Google / Booking.com</w:t>
       </w:r>
     </w:p>
     <w:p>
@@ -131,7 +131,7 @@
           <w:sz w:val="20"/>
           <w:szCs w:val="20"/>
         </w:rPr>
-        <w:t xml:space="preserve">作成日：2026年3月21日</w:t>
+        <w:t xml:space="preserve">作成日：2026年3月23日</w:t>
       </w:r>
     </w:p>
     <w:p>
@@ -189,7 +189,7 @@
           <w:sz w:val="21"/>
           <w:szCs w:val="21"/>
         </w:rPr>
-        <w:t xml:space="preserve">2026年2月〜3月に各OTAサイト・口コミサイトに投稿された140件のレビューを包括的に分析しました。以下が主要な発見事項です。</w:t>
+        <w:t xml:space="preserve">2026年2月〜3月に各OTAサイト・口コミサイトに投稿された142件のレビューを包括的に分析しました。以下が主要な発見事項です。</w:t>
       </w:r>
     </w:p>
     <w:p>
@@ -261,7 +261,7 @@
                 <w:sz w:val="36"/>
                 <w:szCs w:val="36"/>
               </w:rPr>
-              <w:t xml:space="preserve">9.21</w:t>
+              <w:t xml:space="preserve">9.24</w:t>
             </w:r>
           </w:p>
         </w:tc>
@@ -310,7 +310,7 @@
                 <w:sz w:val="36"/>
                 <w:szCs w:val="36"/>
               </w:rPr>
-              <w:t xml:space="preserve">94.3%</w:t>
+              <w:t xml:space="preserve">95.8%</w:t>
             </w:r>
           </w:p>
         </w:tc>
@@ -408,7 +408,7 @@
                 <w:sz w:val="36"/>
                 <w:szCs w:val="36"/>
               </w:rPr>
-              <w:t xml:space="preserve">140件</w:t>
+              <w:t xml:space="preserve">142件</w:t>
             </w:r>
           </w:p>
         </w:tc>
@@ -448,7 +448,7 @@
           <w:sz w:val="21"/>
           <w:szCs w:val="21"/>
         </w:rPr>
-        <w:t xml:space="preserve">全体平均スコア9.21点（10点換算）は非常に高い水準であり、94.3%が高評価（8-10点）に分類されます。低評価（1-4点）は1件（0.7%）で、ゲスト満足度は良好です。Agoda（9.40点）で特に高い評価を獲得しています。</w:t>
+        <w:t xml:space="preserve">全体平均スコア9.24点（10点換算）は非常に高い水準であり、95.8%が高評価（8-10点）に分類されます。低評価（1-4点）は1件（0.7%）で、ゲスト満足度は良好です。Agoda（9.56点）で特に高い評価を獲得しています。</w:t>
       </w:r>
     </w:p>
     <w:p>
@@ -463,7 +463,7 @@
           <w:sz w:val="21"/>
           <w:szCs w:val="21"/>
         </w:rPr>
-        <w:t xml:space="preserve">全体としては「朝食」と「清潔さ・清掃」がホテルの主な強みとして際立っています。</w:t>
+        <w:t xml:space="preserve">全体としては「清潔さ・清掃」と「朝食」がホテルの主な強みとして際立っています。</w:t>
       </w:r>
     </w:p>
     <w:p>
@@ -542,7 +542,7 @@
                 <w:sz w:val="20"/>
                 <w:szCs w:val="20"/>
               </w:rPr>
-              <w:t xml:space="preserve">朝食（20件以上で言及）、清潔さ・清掃（20件以上で言及）、快適さ・設備（20件以上で言及）</w:t>
+              <w:t xml:space="preserve">清潔さ・清掃（20件以上で言及）、朝食（20件以上で言及）、快適さ・設備（20件以上で言及）</w:t>
             </w:r>
           </w:p>
           <w:p>
@@ -567,7 +567,7 @@
                 <w:sz w:val="20"/>
                 <w:szCs w:val="20"/>
               </w:rPr>
-              <w:t xml:space="preserve">浴室・水回り（47件）、対応・サービスの不満（8件）、朝食の改善要望（6件）、部屋の狭さ（3件）</w:t>
+              <w:t xml:space="preserve">浴室・水回り（46件）、対応・サービスの不満（8件）、朝食の改善要望（5件）、エアコン・空調（5件）</w:t>
             </w:r>
           </w:p>
           <w:p>
@@ -987,7 +987,7 @@
                 <w:sz w:val="20"/>
                 <w:szCs w:val="20"/>
               </w:rPr>
-              <w:t xml:space="preserve">20</w:t>
+              <w:t xml:space="preserve">18</w:t>
             </w:r>
           </w:p>
         </w:tc>
@@ -1021,7 +1021,7 @@
                 <w:sz w:val="20"/>
                 <w:szCs w:val="20"/>
               </w:rPr>
-              <w:t xml:space="preserve">9.4</w:t>
+              <w:t xml:space="preserve">9.56</w:t>
             </w:r>
           </w:p>
         </w:tc>
@@ -1089,7 +1089,7 @@
                 <w:sz w:val="20"/>
                 <w:szCs w:val="20"/>
               </w:rPr>
-              <w:t xml:space="preserve">9.4</w:t>
+              <w:t xml:space="preserve">9.56</w:t>
             </w:r>
           </w:p>
         </w:tc>
@@ -1440,7 +1440,7 @@
                 <w:sz w:val="20"/>
                 <w:szCs w:val="20"/>
               </w:rPr>
-              <w:t xml:space="preserve">楽天トラベル</w:t>
+              <w:t xml:space="preserve">じゃらん</w:t>
             </w:r>
           </w:p>
         </w:tc>
@@ -1474,7 +1474,7 @@
                 <w:sz w:val="20"/>
                 <w:szCs w:val="20"/>
               </w:rPr>
-              <w:t xml:space="preserve">44</w:t>
+              <w:t xml:space="preserve">29</w:t>
             </w:r>
           </w:p>
         </w:tc>
@@ -1576,7 +1576,7 @@
                 <w:sz w:val="20"/>
                 <w:szCs w:val="20"/>
               </w:rPr>
-              <w:t xml:space="preserve">9.32</w:t>
+              <w:t xml:space="preserve">9.31</w:t>
             </w:r>
           </w:p>
         </w:tc>
@@ -1681,7 +1681,7 @@
                 <w:sz w:val="20"/>
                 <w:szCs w:val="20"/>
               </w:rPr>
-              <w:t xml:space="preserve">じゃらん</w:t>
+              <w:t xml:space="preserve">楽天トラベル</w:t>
             </w:r>
           </w:p>
         </w:tc>
@@ -1716,7 +1716,7 @@
                 <w:sz w:val="20"/>
                 <w:szCs w:val="20"/>
               </w:rPr>
-              <w:t xml:space="preserve">28</w:t>
+              <w:t xml:space="preserve">45</w:t>
             </w:r>
           </w:p>
         </w:tc>
@@ -2203,7 +2203,7 @@
                 <w:sz w:val="20"/>
                 <w:szCs w:val="20"/>
               </w:rPr>
-              <w:t xml:space="preserve">24</w:t>
+              <w:t xml:space="preserve">26</w:t>
             </w:r>
           </w:p>
         </w:tc>
@@ -2238,7 +2238,7 @@
                 <w:sz w:val="20"/>
                 <w:szCs w:val="20"/>
               </w:rPr>
-              <w:t xml:space="preserve">8.75</w:t>
+              <w:t xml:space="preserve">8.85</w:t>
             </w:r>
           </w:p>
         </w:tc>
@@ -2308,7 +2308,7 @@
                 <w:sz w:val="20"/>
                 <w:szCs w:val="20"/>
               </w:rPr>
-              <w:t xml:space="preserve">8.75</w:t>
+              <w:t xml:space="preserve">8.85</w:t>
             </w:r>
           </w:p>
         </w:tc>
@@ -2418,7 +2418,7 @@
           <w:sz w:val="21"/>
           <w:szCs w:val="21"/>
         </w:rPr>
-        <w:t xml:space="preserve">評価分布は10点（61.4%）に最も多く、8点以上の高評価が94.3%を占め、高い顧客満足度を示しています。低評価（1-4点）は計1件（0.7%）です。</w:t>
+        <w:t xml:space="preserve">評価分布は10点（61.3%）に最も多く、8点以上の高評価が95.8%を占め、高い顧客満足度を示しています。低評価（1-4点）は計1件（0.7%）です。</w:t>
       </w:r>
     </w:p>
     <w:p>
@@ -2653,7 +2653,7 @@
                 <w:sz w:val="20"/>
                 <w:szCs w:val="20"/>
               </w:rPr>
-              <w:t xml:space="preserve">86</w:t>
+              <w:t xml:space="preserve">87</w:t>
             </w:r>
           </w:p>
         </w:tc>
@@ -2688,7 +2688,7 @@
                 <w:sz w:val="20"/>
                 <w:szCs w:val="20"/>
               </w:rPr>
-              <w:t xml:space="preserve">61.4%</w:t>
+              <w:t xml:space="preserve">61.3%</w:t>
             </w:r>
           </w:p>
         </w:tc>
@@ -2726,7 +2726,7 @@
                 <w:sz w:val="18"/>
                 <w:szCs w:val="18"/>
               </w:rPr>
-              <w:t xml:space="preserve"> 86件</w:t>
+              <w:t xml:space="preserve"> 87件</w:t>
             </w:r>
           </w:p>
         </w:tc>
@@ -2798,7 +2798,7 @@
                 <w:sz w:val="20"/>
                 <w:szCs w:val="20"/>
               </w:rPr>
-              <w:t xml:space="preserve">12</w:t>
+              <w:t xml:space="preserve">13</w:t>
             </w:r>
           </w:p>
         </w:tc>
@@ -2833,7 +2833,7 @@
                 <w:sz w:val="20"/>
                 <w:szCs w:val="20"/>
               </w:rPr>
-              <w:t xml:space="preserve">8.6%</w:t>
+              <w:t xml:space="preserve">9.2%</w:t>
             </w:r>
           </w:p>
         </w:tc>
@@ -2870,7 +2870,7 @@
                 <w:sz w:val="18"/>
                 <w:szCs w:val="18"/>
               </w:rPr>
-              <w:t xml:space="preserve"> 12件</w:t>
+              <w:t xml:space="preserve"> 13件</w:t>
             </w:r>
           </w:p>
         </w:tc>
@@ -2942,7 +2942,7 @@
                 <w:sz w:val="20"/>
                 <w:szCs w:val="20"/>
               </w:rPr>
-              <w:t xml:space="preserve">34</w:t>
+              <w:t xml:space="preserve">36</w:t>
             </w:r>
           </w:p>
         </w:tc>
@@ -2977,7 +2977,7 @@
                 <w:sz w:val="20"/>
                 <w:szCs w:val="20"/>
               </w:rPr>
-              <w:t xml:space="preserve">24.3%</w:t>
+              <w:t xml:space="preserve">25.4%</w:t>
             </w:r>
           </w:p>
         </w:tc>
@@ -3015,7 +3015,7 @@
                 <w:sz w:val="18"/>
                 <w:szCs w:val="18"/>
               </w:rPr>
-              <w:t xml:space="preserve"> 34件</w:t>
+              <w:t xml:space="preserve"> 36件</w:t>
             </w:r>
           </w:p>
         </w:tc>
@@ -3087,7 +3087,7 @@
                 <w:sz w:val="20"/>
                 <w:szCs w:val="20"/>
               </w:rPr>
-              <w:t xml:space="preserve">4</w:t>
+              <w:t xml:space="preserve">3</w:t>
             </w:r>
           </w:p>
         </w:tc>
@@ -3122,7 +3122,7 @@
                 <w:sz w:val="20"/>
                 <w:szCs w:val="20"/>
               </w:rPr>
-              <w:t xml:space="preserve">2.9%</w:t>
+              <w:t xml:space="preserve">2.1%</w:t>
             </w:r>
           </w:p>
         </w:tc>
@@ -3159,7 +3159,7 @@
                 <w:sz w:val="18"/>
                 <w:szCs w:val="18"/>
               </w:rPr>
-              <w:t xml:space="preserve"> 4件</w:t>
+              <w:t xml:space="preserve"> 3件</w:t>
             </w:r>
           </w:p>
         </w:tc>
@@ -3231,7 +3231,7 @@
                 <w:sz w:val="20"/>
                 <w:szCs w:val="20"/>
               </w:rPr>
-              <w:t xml:space="preserve">3</w:t>
+              <w:t xml:space="preserve">2</w:t>
             </w:r>
           </w:p>
         </w:tc>
@@ -3266,7 +3266,7 @@
                 <w:sz w:val="20"/>
                 <w:szCs w:val="20"/>
               </w:rPr>
-              <w:t xml:space="preserve">2.1%</w:t>
+              <w:t xml:space="preserve">1.4%</w:t>
             </w:r>
           </w:p>
         </w:tc>
@@ -3304,7 +3304,7 @@
                 <w:sz w:val="18"/>
                 <w:szCs w:val="18"/>
               </w:rPr>
-              <w:t xml:space="preserve"> 3件</w:t>
+              <w:t xml:space="preserve"> 2件</w:t>
             </w:r>
           </w:p>
         </w:tc>
@@ -3525,7 +3525,7 @@
                 <w:sz w:val="24"/>
                 <w:szCs w:val="24"/>
               </w:rPr>
-              <w:t xml:space="preserve">132件（94.3%）</w:t>
+              <w:t xml:space="preserve">136件（95.8%）</w:t>
             </w:r>
           </w:p>
         </w:tc>
@@ -3576,7 +3576,7 @@
                 <w:sz w:val="24"/>
                 <w:szCs w:val="24"/>
               </w:rPr>
-              <w:t xml:space="preserve">7件（5.0%）</w:t>
+              <w:t xml:space="preserve">5件（3.5%）</w:t>
             </w:r>
           </w:p>
         </w:tc>
@@ -3831,7 +3831,7 @@
                 <w:sz w:val="20"/>
                 <w:szCs w:val="20"/>
               </w:rPr>
-              <w:t xml:space="preserve">朝食</w:t>
+              <w:t xml:space="preserve">清潔さ・清掃</w:t>
             </w:r>
           </w:p>
         </w:tc>
@@ -3901,7 +3901,7 @@
                 <w:sz w:val="20"/>
                 <w:szCs w:val="20"/>
               </w:rPr>
-              <w:t xml:space="preserve">「朝食も本当に美味しくて、種類もたくさんで是非また泊まらせていただきたいです」「小学6年生まで添寝が無料なうえ、朝食ビュッフェ付きでとても良かったです」</w:t>
+              <w:t xml:space="preserve">「・内装が綺麗 ・チェックイン、チェックアウトが楽 ・ホテル内にコンビニが併設 ・部屋が広かった ・強いて言うならお...」「ホテルも清潔で、快適でした」</w:t>
             </w:r>
           </w:p>
         </w:tc>
@@ -3937,7 +3937,7 @@
                 <w:sz w:val="20"/>
                 <w:szCs w:val="20"/>
               </w:rPr>
-              <w:t xml:space="preserve">清潔さ・清掃</w:t>
+              <w:t xml:space="preserve">朝食</w:t>
             </w:r>
           </w:p>
         </w:tc>
@@ -4005,7 +4005,7 @@
                 <w:sz w:val="20"/>
                 <w:szCs w:val="20"/>
               </w:rPr>
-              <w:t xml:space="preserve">「ホテルのお部屋の中もとても綺麗で清潔でした」「とっても綺麗なホテルで、宝探し」</w:t>
+              <w:t xml:space="preserve">「朝食も本当に美味しくて、種類もたくさんで是非また泊まらせていただきたいです」「小学6年生まで添寝が無料なうえ、朝食ビュッフェ付きでとても良かったです」</w:t>
             </w:r>
           </w:p>
         </w:tc>
@@ -4112,7 +4112,7 @@
                 <w:sz w:val="20"/>
                 <w:szCs w:val="20"/>
               </w:rPr>
-              <w:t xml:space="preserve">「スタッフの方々もすごく親切で快適に宿泊できました」「フロントの方も親切でとても快適に過ごしました」</w:t>
+              <w:t xml:space="preserve">「お部屋はベッドがくっついているのがよくて選んだので、快適でよかったです」「ホテルも清潔で、快適でした」</w:t>
             </w:r>
           </w:p>
         </w:tc>
@@ -4216,7 +4216,7 @@
                 <w:sz w:val="20"/>
                 <w:szCs w:val="20"/>
               </w:rPr>
-              <w:t xml:space="preserve">「スタッフの方々もすごく親切で快適に宿泊できました」「フロントの方も親切でとても快適に過ごしました」</w:t>
+              <w:t xml:space="preserve">「送迎バスのドライバーさんのホスピタリティに溢れた対応に感謝です」「とても丁寧な接客で気持ちが良かったです」</w:t>
             </w:r>
           </w:p>
         </w:tc>
@@ -4323,7 +4323,7 @@
                 <w:sz w:val="20"/>
                 <w:szCs w:val="20"/>
               </w:rPr>
-              <w:t xml:space="preserve">「バス乗り場はハイアットリージェンシーまで徒歩約3分です」「ディズニーまでのシャトルバスが出ており、とても便利でありがたかったです」</w:t>
+              <w:t xml:space="preserve">「イベント会場や駅に近くてとても便利でした」「チェックインやチェックアウトが機械でできるのが便利です」</w:t>
             </w:r>
           </w:p>
         </w:tc>
@@ -4427,7 +4427,7 @@
                 <w:sz w:val="20"/>
                 <w:szCs w:val="20"/>
               </w:rPr>
-              <w:t xml:space="preserve">「お部屋が可愛く、ちょっとした仕掛けもあって、楽しかったです⭐︎ ローソンがホテルにあるので便利でした」「ドリンクサービスあり　コンビニ併設」</w:t>
+              <w:t xml:space="preserve">「・内装が綺麗 ・チェックイン、チェックアウトが楽 ・ホテル内にコンビニが併設 ・部屋が広かった ・強いて言うならお...」「ホテルにはローソンもある」</w:t>
             </w:r>
           </w:p>
         </w:tc>
@@ -4452,7 +4452,7 @@
           <w:sz w:val="26"/>
           <w:szCs w:val="26"/>
         </w:rPr>
-        <w:t xml:space="preserve">3.1 最大の強み：「朝食」</w:t>
+        <w:t xml:space="preserve">3.1 最大の強み：「清潔さ・清掃」</w:t>
       </w:r>
     </w:p>
     <w:p>
@@ -4467,7 +4467,7 @@
           <w:sz w:val="21"/>
           <w:szCs w:val="21"/>
         </w:rPr>
-        <w:t xml:space="preserve">口コミの多数で「朝食」に関するポジティブな言及が見られ、コンフォートスイーツ東京ベイの最大の差別化要因となっています。朝食も本当に美味しくて、種類もたくさんで是非また泊まらせていただきたいですといった声が多数寄せられています。</w:t>
+        <w:t xml:space="preserve">口コミの多数で「清潔さ・清掃」に関するポジティブな言及が見られ、コンフォートスイーツ東京ベイの最大の差別化要因となっています。・内装が綺麗 ・チェックイン、チェックアウトが楽 ・ホテル内にコンビニが併設 ・部屋が広かった ・強いて言うならお...といった声が多数寄せられています。</w:t>
       </w:r>
     </w:p>
     <w:p>
@@ -4486,7 +4486,7 @@
           <w:sz w:val="21"/>
           <w:szCs w:val="21"/>
         </w:rPr>
-        <w:t xml:space="preserve">朝食も本当に美味しくて、種類もたくさんで是非また泊まらせていただきたいです</w:t>
+        <w:t xml:space="preserve">・内装が綺麗 ・チェックイン、チェックアウトが楽 ・ホテル内にコンビニが併設 ・部屋が広かった ・強いて言うならお...</w:t>
       </w:r>
     </w:p>
     <w:p>
@@ -4505,7 +4505,7 @@
           <w:sz w:val="21"/>
           <w:szCs w:val="21"/>
         </w:rPr>
-        <w:t xml:space="preserve">小学6年生まで添寝が無料なうえ、朝食ビュッフェ付きでとても良かったです</w:t>
+        <w:t xml:space="preserve">ホテルも清潔で、快適でした</w:t>
       </w:r>
     </w:p>
     <w:p>
@@ -4524,7 +4524,7 @@
           <w:sz w:val="21"/>
           <w:szCs w:val="21"/>
         </w:rPr>
-        <w:t xml:space="preserve">朝食も必要ないし、寝るだけなので、安く泊まれて良かったです</w:t>
+        <w:t xml:space="preserve">ありがたかったです♪  お部屋も広く清潔感があり、ぐっすり眠ることができました</w:t>
       </w:r>
     </w:p>
     <w:p>
@@ -4546,7 +4546,7 @@
           <w:sz w:val="26"/>
           <w:szCs w:val="26"/>
         </w:rPr>
-        <w:t xml:space="preserve">3.2 清潔さ・清掃</w:t>
+        <w:t xml:space="preserve">3.2 朝食</w:t>
       </w:r>
     </w:p>
     <w:p>
@@ -4561,7 +4561,7 @@
           <w:sz w:val="21"/>
           <w:szCs w:val="21"/>
         </w:rPr>
-        <w:t xml:space="preserve">清潔さ・清掃に関するポジティブな評価も多く寄せられています。「ホテルのお部屋の中もとても綺麗で清潔でした」といったコメントが見られます。</w:t>
+        <w:t xml:space="preserve">朝食に関するポジティブな評価も多く寄せられています。「朝食も本当に美味しくて、種類もたくさんで是非また泊まらせていただきたいです」といったコメントが見られます。</w:t>
       </w:r>
     </w:p>
     <w:p>
@@ -4866,7 +4866,7 @@
                 <w:sz w:val="20"/>
                 <w:szCs w:val="20"/>
               </w:rPr>
-              <w:t xml:space="preserve">To Narita Airport need 2900 yen/person Need to walk to Hy...</w:t>
+              <w:t xml:space="preserve">送迎バスのドライバーさんのホスピタリティに溢れた対応に感謝です</w:t>
             </w:r>
           </w:p>
         </w:tc>
@@ -4900,7 +4900,7 @@
                 <w:sz w:val="20"/>
                 <w:szCs w:val="20"/>
               </w:rPr>
-              <w:t xml:space="preserve">重大・47件</w:t>
+              <w:t xml:space="preserve">重大・46件</w:t>
             </w:r>
           </w:p>
         </w:tc>
@@ -5178,7 +5178,7 @@
                 <w:sz w:val="20"/>
                 <w:szCs w:val="20"/>
               </w:rPr>
-              <w:t xml:space="preserve">重大・6件</w:t>
+              <w:t xml:space="preserve">重大・5件</w:t>
             </w:r>
           </w:p>
         </w:tc>
@@ -5249,7 +5249,7 @@
                 <w:sz w:val="20"/>
                 <w:szCs w:val="20"/>
               </w:rPr>
-              <w:t xml:space="preserve">部屋の狭さ</w:t>
+              <w:t xml:space="preserve">エアコン・空調</w:t>
             </w:r>
           </w:p>
         </w:tc>
@@ -5283,7 +5283,7 @@
                 <w:sz w:val="20"/>
                 <w:szCs w:val="20"/>
               </w:rPr>
-              <w:t xml:space="preserve">小さいキッズスペースがあったり、ウェルカムドリンクをゆっくり飲めるスペースがあったりととても過ごしやすかったです</w:t>
+              <w:t xml:space="preserve">エアコンや冷蔵庫の音が気になりました エアコンや冷蔵庫の音が気になりました</w:t>
             </w:r>
           </w:p>
         </w:tc>
@@ -5317,7 +5317,7 @@
                 <w:sz w:val="20"/>
                 <w:szCs w:val="20"/>
               </w:rPr>
-              <w:t xml:space="preserve">中度・3件</w:t>
+              <w:t xml:space="preserve">重大・5件</w:t>
             </w:r>
           </w:p>
         </w:tc>
@@ -5388,7 +5388,7 @@
                 <w:sz w:val="20"/>
                 <w:szCs w:val="20"/>
               </w:rPr>
-              <w:t xml:space="preserve">エアコン・空調</w:t>
+              <w:t xml:space="preserve">防音性能</w:t>
             </w:r>
           </w:p>
         </w:tc>
@@ -5422,7 +5422,7 @@
                 <w:sz w:val="20"/>
                 <w:szCs w:val="20"/>
               </w:rPr>
-              <w:t xml:space="preserve">All facilities are excellent, free coffee downstairs and ...</w:t>
+              <w:t xml:space="preserve">エアコンや冷蔵庫の音が気になりました エアコンや冷蔵庫の音が気になりました</w:t>
             </w:r>
           </w:p>
         </w:tc>
@@ -5456,7 +5456,7 @@
                 <w:sz w:val="20"/>
                 <w:szCs w:val="20"/>
               </w:rPr>
-              <w:t xml:space="preserve">中度・3件</w:t>
+              <w:t xml:space="preserve">軽度・2件</w:t>
             </w:r>
           </w:p>
         </w:tc>
@@ -5527,7 +5527,7 @@
                 <w:sz w:val="20"/>
                 <w:szCs w:val="20"/>
               </w:rPr>
-              <w:t xml:space="preserve">防音性能</w:t>
+              <w:t xml:space="preserve">部屋の狭さ</w:t>
             </w:r>
           </w:p>
         </w:tc>
@@ -5561,7 +5561,7 @@
                 <w:sz w:val="20"/>
                 <w:szCs w:val="20"/>
               </w:rPr>
-              <w:t xml:space="preserve">小さな子連れが多いホテルな印象でしたが廊下や隣の部屋から声や音が聞こえてくる事もなく快適に過ごすことができました</w:t>
+              <w:t xml:space="preserve">小さいキッズスペースがあったり、ウェルカムドリンクをゆっくり飲めるスペースがあったりととても過ごしやすかったです</w:t>
             </w:r>
           </w:p>
         </w:tc>
@@ -5595,7 +5595,7 @@
                 <w:sz w:val="20"/>
                 <w:szCs w:val="20"/>
               </w:rPr>
-              <w:t xml:space="preserve">軽度・1件</w:t>
+              <w:t xml:space="preserve">軽度・2件</w:t>
             </w:r>
           </w:p>
         </w:tc>
@@ -6680,7 +6680,7 @@
                 <w:sz w:val="20"/>
                 <w:szCs w:val="20"/>
               </w:rPr>
-              <w:t xml:space="preserve">9.21点</w:t>
+              <w:t xml:space="preserve">9.24点</w:t>
             </w:r>
           </w:p>
         </w:tc>
@@ -6820,7 +6820,7 @@
                 <w:sz w:val="20"/>
                 <w:szCs w:val="20"/>
               </w:rPr>
-              <w:t xml:space="preserve">94.3%</w:t>
+              <w:t xml:space="preserve">95.8%</w:t>
             </w:r>
           </w:p>
         </w:tc>
@@ -6855,7 +6855,7 @@
                 <w:sz w:val="20"/>
                 <w:szCs w:val="20"/>
               </w:rPr>
-              <w:t xml:space="preserve">96%以上</w:t>
+              <w:t xml:space="preserve">98%以上</w:t>
             </w:r>
           </w:p>
         </w:tc>
@@ -7240,7 +7240,7 @@
                 <w:sz w:val="20"/>
                 <w:szCs w:val="20"/>
               </w:rPr>
-              <w:t xml:space="preserve">約47件/期間</w:t>
+              <w:t xml:space="preserve">約46件/期間</w:t>
             </w:r>
           </w:p>
         </w:tc>
@@ -7369,7 +7369,7 @@
           <w:sz w:val="22"/>
           <w:szCs w:val="22"/>
         </w:rPr>
-        <w:t xml:space="preserve">[1] Trip.com / 10点 / 2026-03-20</w:t>
+        <w:t xml:space="preserve">[1] Booking.com / 9点 / 2026-03-22</w:t>
       </w:r>
     </w:p>
     <w:p>
@@ -7384,7 +7384,33 @@
           <w:sz w:val="21"/>
           <w:szCs w:val="21"/>
         </w:rPr>
-        <w:t xml:space="preserve">スタッフの方々もすごく親切で快適に宿泊できました。</w:t>
+        <w:t xml:space="preserve">イベント会場や駅に近くてとても便利でした。</w:t>
+      </w:r>
+    </w:p>
+    <w:p>
+      <w:pPr>
+        <w:spacing w:after="120" w:line="320"/>
+        <w:jc w:val="left"/>
+      </w:pPr>
+      <w:r>
+        <w:rPr>
+          <w:rFonts w:ascii="Arial" w:cs="Arial" w:eastAsia="Arial" w:hAnsi="Arial"/>
+          <w:b/>
+          <w:bCs/>
+          <w:color w:val="C0392B"/>
+          <w:sz w:val="21"/>
+          <w:szCs w:val="21"/>
+        </w:rPr>
+        <w:t xml:space="preserve">【改善点】</w:t>
+      </w:r>
+      <w:r>
+        <w:rPr>
+          <w:rFonts w:ascii="Arial" w:cs="Arial" w:eastAsia="Arial" w:hAnsi="Arial"/>
+          <w:color w:val="333333"/>
+          <w:sz w:val="21"/>
+          <w:szCs w:val="21"/>
+        </w:rPr>
+        <w:t xml:space="preserve">エアコンや冷蔵庫の音が気になりました</w:t>
       </w:r>
     </w:p>
     <w:p>
@@ -7405,7 +7431,7 @@
           <w:sz w:val="22"/>
           <w:szCs w:val="22"/>
         </w:rPr>
-        <w:t xml:space="preserve">[2] Booking.com / 10点 / 2026-03-20</w:t>
+        <w:t xml:space="preserve">[2] 楽天トラベル / 10点 / 2026-03-22</w:t>
       </w:r>
     </w:p>
     <w:p>
@@ -7420,7 +7446,43 @@
           <w:sz w:val="21"/>
           <w:szCs w:val="21"/>
         </w:rPr>
-        <w:t xml:space="preserve">ホテルのお部屋の中もとても綺麗で清潔でした。フロントの方も親切でとても快適に過ごしました。朝食も本当に美味しくて、種類もたくさんで是非また泊まらせていただきたいです。ありがとうございました。</w:t>
+        <w:t xml:space="preserve">送迎バスのドライバーさんのホスピタリティに溢れた対応に感謝です。寝てしまった子どもを助けてくださりありがとうございました。 お部屋はベッドがくっついているのがよくて選んだので、快適でよかったです。 子どもは何かを発見できて、また泊まりたい！！と喜んでおりました。 また伺います。ありがとうございました。</w:t>
+      </w:r>
+    </w:p>
+    <w:p>
+      <w:pPr>
+        <w:spacing w:after="60"/>
+      </w:pPr>
+    </w:p>
+    <w:p>
+      <w:pPr>
+        <w:spacing w:after="120" w:before="200"/>
+      </w:pPr>
+      <w:r>
+        <w:rPr>
+          <w:rFonts w:ascii="Arial" w:cs="Arial" w:eastAsia="Arial" w:hAnsi="Arial"/>
+          <w:b/>
+          <w:bCs/>
+          <w:color w:val="1B3A5C"/>
+          <w:sz w:val="22"/>
+          <w:szCs w:val="22"/>
+        </w:rPr>
+        <w:t xml:space="preserve">[3] Booking.com / 8点 / 2026-03-22</w:t>
+      </w:r>
+    </w:p>
+    <w:p>
+      <w:pPr>
+        <w:spacing w:after="120" w:line="320"/>
+        <w:jc w:val="left"/>
+      </w:pPr>
+      <w:r>
+        <w:rPr>
+          <w:rFonts w:ascii="Arial" w:cs="Arial" w:eastAsia="Arial" w:hAnsi="Arial"/>
+          <w:color w:val="333333"/>
+          <w:sz w:val="21"/>
+          <w:szCs w:val="21"/>
+        </w:rPr>
+        <w:t xml:space="preserve">・内装が綺麗 ・チェックイン、チェックアウトが楽 ・ホテル内にコンビニが併設 ・部屋が広かった</w:t>
       </w:r>
     </w:p>
     <w:p>
@@ -7446,7 +7508,7 @@
           <w:sz w:val="21"/>
           <w:szCs w:val="21"/>
         </w:rPr>
-        <w:t xml:space="preserve">ないです。</w:t>
+        <w:t xml:space="preserve">・強いて言うならお風呂の温度と実際に出てくるお湯の温度が差がある</w:t>
       </w:r>
     </w:p>
     <w:p>
@@ -7467,7 +7529,7 @@
           <w:sz w:val="22"/>
           <w:szCs w:val="22"/>
         </w:rPr>
-        <w:t xml:space="preserve">[3] Trip.com / 9点 / 2026-03-19</w:t>
+        <w:t xml:space="preserve">[4] Agoda / 10点 / 2026-03-21</w:t>
       </w:r>
     </w:p>
     <w:p>
@@ -7482,7 +7544,7 @@
           <w:sz w:val="21"/>
           <w:szCs w:val="21"/>
         </w:rPr>
-        <w:t xml:space="preserve">ディズニーランドとディズニーシーへの無料シャトルバスがあります。成田空港行きは1人2900円です。バス乗り場はハイアットリージェンシーまで徒歩約3分です。</w:t>
+        <w:t xml:space="preserve">とても丁寧な接客で気持ちが良かったです！</w:t>
       </w:r>
     </w:p>
     <w:p>
@@ -7503,7 +7565,7 @@
           <w:sz w:val="22"/>
           <w:szCs w:val="22"/>
         </w:rPr>
-        <w:t xml:space="preserve">[4] 楽天トラベル / 10点 / 2026-03-19</w:t>
+        <w:t xml:space="preserve">[5] 楽天トラベル / 8点 / 2026-03-21</w:t>
       </w:r>
     </w:p>
     <w:p>
@@ -7518,7 +7580,7 @@
           <w:sz w:val="21"/>
           <w:szCs w:val="21"/>
         </w:rPr>
-        <w:t xml:space="preserve">小学6年生まで添寝が無料なうえ、朝食ビュッフェ付きでとても良かったです。 今回連泊で利用させていただきましたが、毎日ベッドメイキングをしてくださり、とても気持ちよく利用できました。</w:t>
+        <w:t xml:space="preserve">バイキングで子ども達が楽しそうにしていたので良かっです。種類に関しては凄く多いという感じではありませんでしたが、私は十分でした。ホテルも清潔で、快適でした。</w:t>
       </w:r>
     </w:p>
     <w:p>
@@ -7539,7 +7601,7 @@
           <w:sz w:val="22"/>
           <w:szCs w:val="22"/>
         </w:rPr>
-        <w:t xml:space="preserve">[5] じゃらん / 10点 / 2026-03-19</w:t>
+        <w:t xml:space="preserve">[6] Google / 6点 / 2026-03-06</w:t>
       </w:r>
     </w:p>
     <w:p>
@@ -7554,7 +7616,7 @@
           <w:sz w:val="21"/>
           <w:szCs w:val="21"/>
         </w:rPr>
-        <w:t xml:space="preserve">卒業旅行でディズニーへ行く際に宿泊させていただきました。ディズニーまでのシャトルバスが出ており、とても便利でありがたかったです。受付の方もとても親切で、気持ちよく利用することができました。  チェックアウト後も無料で利用できるロッカーがあり、閉園まで思いきり楽しむことができました。さらに、ディズニーから帰って荷物を取りに来た際には、空いているスペースを使わせていただき、お土産の整理もできてと...</w:t>
+        <w:t xml:space="preserve">ほとんどがセルフサービス。コスパいいので家族で泊まるならオススメ。</w:t>
       </w:r>
     </w:p>
     <w:p>
@@ -7575,79 +7637,7 @@
           <w:sz w:val="22"/>
           <w:szCs w:val="22"/>
         </w:rPr>
-        <w:t xml:space="preserve">[6] Google / 6点 / 2026-03-06</w:t>
-      </w:r>
-    </w:p>
-    <w:p>
-      <w:pPr>
-        <w:spacing w:after="120" w:line="320"/>
-        <w:jc w:val="left"/>
-      </w:pPr>
-      <w:r>
-        <w:rPr>
-          <w:rFonts w:ascii="Arial" w:cs="Arial" w:eastAsia="Arial" w:hAnsi="Arial"/>
-          <w:color w:val="333333"/>
-          <w:sz w:val="21"/>
-          <w:szCs w:val="21"/>
-        </w:rPr>
-        <w:t xml:space="preserve">ほとんどがセルフサービス。コスパいいので家族で泊まるならオススメ。</w:t>
-      </w:r>
-    </w:p>
-    <w:p>
-      <w:pPr>
-        <w:spacing w:after="60"/>
-      </w:pPr>
-    </w:p>
-    <w:p>
-      <w:pPr>
-        <w:spacing w:after="120" w:before="200"/>
-      </w:pPr>
-      <w:r>
-        <w:rPr>
-          <w:rFonts w:ascii="Arial" w:cs="Arial" w:eastAsia="Arial" w:hAnsi="Arial"/>
-          <w:b/>
-          <w:bCs/>
-          <w:color w:val="1B3A5C"/>
-          <w:sz w:val="22"/>
-          <w:szCs w:val="22"/>
-        </w:rPr>
-        <w:t xml:space="preserve">[7] Agoda / 6点 / 2026-03-04</w:t>
-      </w:r>
-    </w:p>
-    <w:p>
-      <w:pPr>
-        <w:spacing w:after="120" w:line="320"/>
-        <w:jc w:val="left"/>
-      </w:pPr>
-      <w:r>
-        <w:rPr>
-          <w:rFonts w:ascii="Arial" w:cs="Arial" w:eastAsia="Arial" w:hAnsi="Arial"/>
-          <w:color w:val="333333"/>
-          <w:sz w:val="21"/>
-          <w:szCs w:val="21"/>
-        </w:rPr>
-        <w:t xml:space="preserve">ディズニー近くのホテルに憧れがあったため、部屋の広さ等には大満足でした。しかし、電車での移動がしずらく、シャトルバスでディズニーから帰宅してからのコンビニも大混雑で商品棚に商品がなくそこで疲れてしまいました。</w:t>
-      </w:r>
-    </w:p>
-    <w:p>
-      <w:pPr>
-        <w:spacing w:after="60"/>
-      </w:pPr>
-    </w:p>
-    <w:p>
-      <w:pPr>
-        <w:spacing w:after="120" w:before="200"/>
-      </w:pPr>
-      <w:r>
-        <w:rPr>
-          <w:rFonts w:ascii="Arial" w:cs="Arial" w:eastAsia="Arial" w:hAnsi="Arial"/>
-          <w:b/>
-          <w:bCs/>
-          <w:color w:val="1B3A5C"/>
-          <w:sz w:val="22"/>
-          <w:szCs w:val="22"/>
-        </w:rPr>
-        <w:t xml:space="preserve">[8] じゃらん / 6点 / 2026-02-15</w:t>
+        <w:t xml:space="preserve">[7] じゃらん / 6点 / 2026-02-15</w:t>
       </w:r>
     </w:p>
     <w:p>
@@ -7727,7 +7717,7 @@
                 <w:sz w:val="21"/>
                 <w:szCs w:val="21"/>
               </w:rPr>
-              <w:t xml:space="preserve">コンフォートスイーツ東京ベイは、全体平均9.21点（10点換算）、高評価率94.3%という非常に高い顧客満足度を維持しているホテルです。特に「朝食」「清潔さ・清掃」が多くのゲストから高く評価されています。</w:t>
+              <w:t xml:space="preserve">コンフォートスイーツ東京ベイは、全体平均9.24点（10点換算）、高評価率95.8%という非常に高い顧客満足度を維持しているホテルです。特に「清潔さ・清掃」「朝食」が多くのゲストから高く評価されています。</w:t>
             </w:r>
           </w:p>
           <w:p>
@@ -7768,7 +7758,7 @@
                 <w:sz w:val="21"/>
                 <w:szCs w:val="21"/>
               </w:rPr>
-              <w:t xml:space="preserve">朝食という強みを活かしつつ、段階的な改善を実行することで、コンフォートスイーツ東京ベイはさらなる顧客満足度の向上とブランド価値の強化を実現することができます。</w:t>
+              <w:t xml:space="preserve">清潔さ・清掃という強みを活かしつつ、段階的な改善を実行することで、コンフォートスイーツ東京ベイはさらなる顧客満足度の向上とブランド価値の強化を実現することができます。</w:t>
             </w:r>
           </w:p>
         </w:tc>

--- a/納品レポート/ホテル別レポート/comfort_suites_tokyobay_口コミ分析改善レポート.docx
+++ b/納品レポート/ホテル別レポート/comfort_suites_tokyobay_口コミ分析改善レポート.docx
@@ -96,7 +96,7 @@
           <w:sz w:val="22"/>
           <w:szCs w:val="22"/>
         </w:rPr>
-        <w:t xml:space="preserve">レビュー総数：142件（6サイト）</w:t>
+        <w:t xml:space="preserve">レビュー総数：143件（6サイト）</w:t>
       </w:r>
     </w:p>
     <w:p>
@@ -131,7 +131,7 @@
           <w:sz w:val="20"/>
           <w:szCs w:val="20"/>
         </w:rPr>
-        <w:t xml:space="preserve">作成日：2026年3月23日</w:t>
+        <w:t xml:space="preserve">作成日：2026年3月24日</w:t>
       </w:r>
     </w:p>
     <w:p>
@@ -189,7 +189,7 @@
           <w:sz w:val="21"/>
           <w:szCs w:val="21"/>
         </w:rPr>
-        <w:t xml:space="preserve">2026年2月〜3月に各OTAサイト・口コミサイトに投稿された142件のレビューを包括的に分析しました。以下が主要な発見事項です。</w:t>
+        <w:t xml:space="preserve">2026年2月〜3月に各OTAサイト・口コミサイトに投稿された143件のレビューを包括的に分析しました。以下が主要な発見事項です。</w:t>
       </w:r>
     </w:p>
     <w:p>
@@ -261,7 +261,7 @@
                 <w:sz w:val="36"/>
                 <w:szCs w:val="36"/>
               </w:rPr>
-              <w:t xml:space="preserve">9.24</w:t>
+              <w:t xml:space="preserve">9.22</w:t>
             </w:r>
           </w:p>
         </w:tc>
@@ -408,7 +408,7 @@
                 <w:sz w:val="36"/>
                 <w:szCs w:val="36"/>
               </w:rPr>
-              <w:t xml:space="preserve">142件</w:t>
+              <w:t xml:space="preserve">143件</w:t>
             </w:r>
           </w:p>
         </w:tc>
@@ -448,7 +448,7 @@
           <w:sz w:val="21"/>
           <w:szCs w:val="21"/>
         </w:rPr>
-        <w:t xml:space="preserve">全体平均スコア9.24点（10点換算）は非常に高い水準であり、95.8%が高評価（8-10点）に分類されます。低評価（1-4点）は1件（0.7%）で、ゲスト満足度は良好です。Agoda（9.56点）で特に高い評価を獲得しています。</w:t>
+        <w:t xml:space="preserve">全体平均スコア9.22点（10点換算）は非常に高い水準であり、95.8%が高評価（8-10点）に分類されます。低評価（1-4点）は1件（0.7%）で、ゲスト満足度は良好です。Agoda（9.56点）で特に高い評価を獲得しています。</w:t>
       </w:r>
     </w:p>
     <w:p>
@@ -463,7 +463,7 @@
           <w:sz w:val="21"/>
           <w:szCs w:val="21"/>
         </w:rPr>
-        <w:t xml:space="preserve">全体としては「清潔さ・清掃」と「朝食」がホテルの主な強みとして際立っています。</w:t>
+        <w:t xml:space="preserve">全体としては「朝食」と「快適さ・設備」がホテルの主な強みとして際立っています。</w:t>
       </w:r>
     </w:p>
     <w:p>
@@ -542,7 +542,7 @@
                 <w:sz w:val="20"/>
                 <w:szCs w:val="20"/>
               </w:rPr>
-              <w:t xml:space="preserve">清潔さ・清掃（20件以上で言及）、朝食（20件以上で言及）、快適さ・設備（20件以上で言及）</w:t>
+              <w:t xml:space="preserve">朝食（20件以上で言及）、快適さ・設備（20件以上で言及）、清潔さ・清掃（20件以上で言及）</w:t>
             </w:r>
           </w:p>
           <w:p>
@@ -567,7 +567,7 @@
                 <w:sz w:val="20"/>
                 <w:szCs w:val="20"/>
               </w:rPr>
-              <w:t xml:space="preserve">浴室・水回り（46件）、対応・サービスの不満（8件）、朝食の改善要望（5件）、エアコン・空調（5件）</w:t>
+              <w:t xml:space="preserve">浴室・水回り（46件）、対応・サービスの不満（8件）、エアコン・空調（5件）、朝食の改善要望（4件）</w:t>
             </w:r>
           </w:p>
           <w:p>
@@ -1474,7 +1474,7 @@
                 <w:sz w:val="20"/>
                 <w:szCs w:val="20"/>
               </w:rPr>
-              <w:t xml:space="preserve">29</w:t>
+              <w:t xml:space="preserve">30</w:t>
             </w:r>
           </w:p>
         </w:tc>
@@ -1508,7 +1508,7 @@
                 <w:sz w:val="20"/>
                 <w:szCs w:val="20"/>
               </w:rPr>
-              <w:t xml:space="preserve">4.66</w:t>
+              <w:t xml:space="preserve">4.63</w:t>
             </w:r>
           </w:p>
         </w:tc>
@@ -1576,7 +1576,7 @@
                 <w:sz w:val="20"/>
                 <w:szCs w:val="20"/>
               </w:rPr>
-              <w:t xml:space="preserve">9.31</w:t>
+              <w:t xml:space="preserve">9.27</w:t>
             </w:r>
           </w:p>
         </w:tc>
@@ -1751,7 +1751,7 @@
                 <w:sz w:val="20"/>
                 <w:szCs w:val="20"/>
               </w:rPr>
-              <w:t xml:space="preserve">4.64</w:t>
+              <w:t xml:space="preserve">4.62</w:t>
             </w:r>
           </w:p>
         </w:tc>
@@ -1821,7 +1821,7 @@
                 <w:sz w:val="20"/>
                 <w:szCs w:val="20"/>
               </w:rPr>
-              <w:t xml:space="preserve">9.29</w:t>
+              <w:t xml:space="preserve">9.24</w:t>
             </w:r>
           </w:p>
         </w:tc>
@@ -2418,7 +2418,7 @@
           <w:sz w:val="21"/>
           <w:szCs w:val="21"/>
         </w:rPr>
-        <w:t xml:space="preserve">評価分布は10点（61.3%）に最も多く、8点以上の高評価が95.8%を占め、高い顧客満足度を示しています。低評価（1-4点）は計1件（0.7%）です。</w:t>
+        <w:t xml:space="preserve">評価分布は10点（60.1%）に最も多く、8点以上の高評価が95.8%を占め、高い顧客満足度を示しています。低評価（1-4点）は計1件（0.7%）です。</w:t>
       </w:r>
     </w:p>
     <w:p>
@@ -2653,7 +2653,7 @@
                 <w:sz w:val="20"/>
                 <w:szCs w:val="20"/>
               </w:rPr>
-              <w:t xml:space="preserve">87</w:t>
+              <w:t xml:space="preserve">86</w:t>
             </w:r>
           </w:p>
         </w:tc>
@@ -2688,7 +2688,7 @@
                 <w:sz w:val="20"/>
                 <w:szCs w:val="20"/>
               </w:rPr>
-              <w:t xml:space="preserve">61.3%</w:t>
+              <w:t xml:space="preserve">60.1%</w:t>
             </w:r>
           </w:p>
         </w:tc>
@@ -2726,7 +2726,7 @@
                 <w:sz w:val="18"/>
                 <w:szCs w:val="18"/>
               </w:rPr>
-              <w:t xml:space="preserve"> 87件</w:t>
+              <w:t xml:space="preserve"> 86件</w:t>
             </w:r>
           </w:p>
         </w:tc>
@@ -2833,7 +2833,7 @@
                 <w:sz w:val="20"/>
                 <w:szCs w:val="20"/>
               </w:rPr>
-              <w:t xml:space="preserve">9.2%</w:t>
+              <w:t xml:space="preserve">9.1%</w:t>
             </w:r>
           </w:p>
         </w:tc>
@@ -2942,7 +2942,7 @@
                 <w:sz w:val="20"/>
                 <w:szCs w:val="20"/>
               </w:rPr>
-              <w:t xml:space="preserve">36</w:t>
+              <w:t xml:space="preserve">38</w:t>
             </w:r>
           </w:p>
         </w:tc>
@@ -2977,7 +2977,7 @@
                 <w:sz w:val="20"/>
                 <w:szCs w:val="20"/>
               </w:rPr>
-              <w:t xml:space="preserve">25.4%</w:t>
+              <w:t xml:space="preserve">26.6%</w:t>
             </w:r>
           </w:p>
         </w:tc>
@@ -3006,7 +3006,7 @@
                 <w:sz w:val="20"/>
                 <w:szCs w:val="20"/>
               </w:rPr>
-              <w:t xml:space="preserve">████████</w:t>
+              <w:t xml:space="preserve">█████████</w:t>
             </w:r>
             <w:r>
               <w:rPr>
@@ -3015,7 +3015,7 @@
                 <w:sz w:val="18"/>
                 <w:szCs w:val="18"/>
               </w:rPr>
-              <w:t xml:space="preserve"> 36件</w:t>
+              <w:t xml:space="preserve"> 38件</w:t>
             </w:r>
           </w:p>
         </w:tc>
@@ -3525,7 +3525,7 @@
                 <w:sz w:val="24"/>
                 <w:szCs w:val="24"/>
               </w:rPr>
-              <w:t xml:space="preserve">136件（95.8%）</w:t>
+              <w:t xml:space="preserve">137件（95.8%）</w:t>
             </w:r>
           </w:p>
         </w:tc>
@@ -3831,7 +3831,7 @@
                 <w:sz w:val="20"/>
                 <w:szCs w:val="20"/>
               </w:rPr>
-              <w:t xml:space="preserve">清潔さ・清掃</w:t>
+              <w:t xml:space="preserve">朝食</w:t>
             </w:r>
           </w:p>
         </w:tc>
@@ -3901,7 +3901,7 @@
                 <w:sz w:val="20"/>
                 <w:szCs w:val="20"/>
               </w:rPr>
-              <w:t xml:space="preserve">「・内装が綺麗 ・チェックイン、チェックアウトが楽 ・ホテル内にコンビニが併設 ・部屋が広かった ・強いて言うならお...」「ホテルも清潔で、快適でした」</w:t>
+              <w:t xml:space="preserve">「朝食のバイキングは子供も食べられるものがおおくてありがたかったです」「ウェルカムドリンクや朝食のブュッフェ、それに部屋も過ごしやく1日楽しんで疲れた体を休めることができました」</w:t>
             </w:r>
           </w:p>
         </w:tc>
@@ -3937,7 +3937,7 @@
                 <w:sz w:val="20"/>
                 <w:szCs w:val="20"/>
               </w:rPr>
-              <w:t xml:space="preserve">朝食</w:t>
+              <w:t xml:space="preserve">快適さ・設備</w:t>
             </w:r>
           </w:p>
         </w:tc>
@@ -4005,7 +4005,7 @@
                 <w:sz w:val="20"/>
                 <w:szCs w:val="20"/>
               </w:rPr>
-              <w:t xml:space="preserve">「朝食も本当に美味しくて、種類もたくさんで是非また泊まらせていただきたいです」「小学6年生まで添寝が無料なうえ、朝食ビュッフェ付きでとても良かったです」</w:t>
+              <w:t xml:space="preserve">「お部屋はベッドがくっついているのがよくて選んだので、快適でよかったです」「小学生までなら添い寝無料で、小6・小3と添い寝しましたが大きめのベッドだったので4人でも余裕でした」</w:t>
             </w:r>
           </w:p>
         </w:tc>
@@ -4042,7 +4042,7 @@
                 <w:sz w:val="20"/>
                 <w:szCs w:val="20"/>
               </w:rPr>
-              <w:t xml:space="preserve">快適さ・設備</w:t>
+              <w:t xml:space="preserve">清潔さ・清掃</w:t>
             </w:r>
           </w:p>
         </w:tc>
@@ -4112,7 +4112,7 @@
                 <w:sz w:val="20"/>
                 <w:szCs w:val="20"/>
               </w:rPr>
-              <w:t xml:space="preserve">「お部屋はベッドがくっついているのがよくて選んだので、快適でよかったです」「ホテルも清潔で、快適でした」</w:t>
+              <w:t xml:space="preserve">「・内装が綺麗 ・チェックイン、チェックアウトが楽 ・ホテル内にコンビニが併設 ・部屋が広かった ・強いて言うならお...」「ホテルも清潔で、快適でした」</w:t>
             </w:r>
           </w:p>
         </w:tc>
@@ -4216,7 +4216,7 @@
                 <w:sz w:val="20"/>
                 <w:szCs w:val="20"/>
               </w:rPr>
-              <w:t xml:space="preserve">「送迎バスのドライバーさんのホスピタリティに溢れた対応に感謝です」「とても丁寧な接客で気持ちが良かったです」</w:t>
+              <w:t xml:space="preserve">「（もちろんAI対応でもありがたいです」「送迎バスのドライバーさんのホスピタリティに溢れた対応に感謝です」</w:t>
             </w:r>
           </w:p>
         </w:tc>
@@ -4323,7 +4323,7 @@
                 <w:sz w:val="20"/>
                 <w:szCs w:val="20"/>
               </w:rPr>
-              <w:t xml:space="preserve">「イベント会場や駅に近くてとても便利でした」「チェックインやチェックアウトが機械でできるのが便利です」</w:t>
+              <w:t xml:space="preserve">「立地もディズニーから車ですぐで良かったです」「イベント会場や駅に近くてとても便利でした」</w:t>
             </w:r>
           </w:p>
         </w:tc>
@@ -4427,7 +4427,7 @@
                 <w:sz w:val="20"/>
                 <w:szCs w:val="20"/>
               </w:rPr>
-              <w:t xml:space="preserve">「・内装が綺麗 ・チェックイン、チェックアウトが楽 ・ホテル内にコンビニが併設 ・部屋が広かった ・強いて言うならお...」「ホテルにはローソンもある」</w:t>
+              <w:t xml:space="preserve">「隣接しているローソンも大変助かりました」「・内装が綺麗 ・チェックイン、チェックアウトが楽 ・ホテル内にコンビニが併設 ・部屋が広かった ・強いて言うならお...」</w:t>
             </w:r>
           </w:p>
         </w:tc>
@@ -4452,7 +4452,7 @@
           <w:sz w:val="26"/>
           <w:szCs w:val="26"/>
         </w:rPr>
-        <w:t xml:space="preserve">3.1 最大の強み：「清潔さ・清掃」</w:t>
+        <w:t xml:space="preserve">3.1 最大の強み：「朝食」</w:t>
       </w:r>
     </w:p>
     <w:p>
@@ -4467,7 +4467,7 @@
           <w:sz w:val="21"/>
           <w:szCs w:val="21"/>
         </w:rPr>
-        <w:t xml:space="preserve">口コミの多数で「清潔さ・清掃」に関するポジティブな言及が見られ、コンフォートスイーツ東京ベイの最大の差別化要因となっています。・内装が綺麗 ・チェックイン、チェックアウトが楽 ・ホテル内にコンビニが併設 ・部屋が広かった ・強いて言うならお...といった声が多数寄せられています。</w:t>
+        <w:t xml:space="preserve">口コミの多数で「朝食」に関するポジティブな言及が見られ、コンフォートスイーツ東京ベイの最大の差別化要因となっています。朝食のバイキングは子供も食べられるものがおおくてありがたかったですといった声が多数寄せられています。</w:t>
       </w:r>
     </w:p>
     <w:p>
@@ -4486,7 +4486,7 @@
           <w:sz w:val="21"/>
           <w:szCs w:val="21"/>
         </w:rPr>
-        <w:t xml:space="preserve">・内装が綺麗 ・チェックイン、チェックアウトが楽 ・ホテル内にコンビニが併設 ・部屋が広かった ・強いて言うならお...</w:t>
+        <w:t xml:space="preserve">朝食のバイキングは子供も食べられるものがおおくてありがたかったです</w:t>
       </w:r>
     </w:p>
     <w:p>
@@ -4505,7 +4505,7 @@
           <w:sz w:val="21"/>
           <w:szCs w:val="21"/>
         </w:rPr>
-        <w:t xml:space="preserve">ホテルも清潔で、快適でした</w:t>
+        <w:t xml:space="preserve">ウェルカムドリンクや朝食のブュッフェ、それに部屋も過ごしやく1日楽しんで疲れた体を休めることができました</w:t>
       </w:r>
     </w:p>
     <w:p>
@@ -4524,7 +4524,7 @@
           <w:sz w:val="21"/>
           <w:szCs w:val="21"/>
         </w:rPr>
-        <w:t xml:space="preserve">ありがたかったです♪  お部屋も広く清潔感があり、ぐっすり眠ることができました</w:t>
+        <w:t xml:space="preserve">朝食も本当に美味しくて、種類もたくさんで是非また泊まらせていただきたいです</w:t>
       </w:r>
     </w:p>
     <w:p>
@@ -4546,7 +4546,7 @@
           <w:sz w:val="26"/>
           <w:szCs w:val="26"/>
         </w:rPr>
-        <w:t xml:space="preserve">3.2 朝食</w:t>
+        <w:t xml:space="preserve">3.2 快適さ・設備</w:t>
       </w:r>
     </w:p>
     <w:p>
@@ -4561,7 +4561,7 @@
           <w:sz w:val="21"/>
           <w:szCs w:val="21"/>
         </w:rPr>
-        <w:t xml:space="preserve">朝食に関するポジティブな評価も多く寄せられています。「朝食も本当に美味しくて、種類もたくさんで是非また泊まらせていただきたいです」といったコメントが見られます。</w:t>
+        <w:t xml:space="preserve">快適さ・設備に関するポジティブな評価も多く寄せられています。「お部屋はベッドがくっついているのがよくて選んだので、快適でよかったです」といったコメントが見られます。</w:t>
       </w:r>
     </w:p>
     <w:p>
@@ -5110,7 +5110,7 @@
                 <w:sz w:val="20"/>
                 <w:szCs w:val="20"/>
               </w:rPr>
-              <w:t xml:space="preserve">朝食の改善要望</w:t>
+              <w:t xml:space="preserve">エアコン・空調</w:t>
             </w:r>
           </w:p>
         </w:tc>
@@ -5144,7 +5144,7 @@
                 <w:sz w:val="20"/>
                 <w:szCs w:val="20"/>
               </w:rPr>
-              <w:t xml:space="preserve">朝食はそれなりの品数で美味しかったし。ドリンクサービスあり　コンビニ併設。駐車場あり。1泊1500円。ディズニーに...</w:t>
+              <w:t xml:space="preserve">エアコンや冷蔵庫の音が気になりました エアコンや冷蔵庫の音が気になりました</w:t>
             </w:r>
           </w:p>
         </w:tc>
@@ -5249,7 +5249,7 @@
                 <w:sz w:val="20"/>
                 <w:szCs w:val="20"/>
               </w:rPr>
-              <w:t xml:space="preserve">エアコン・空調</w:t>
+              <w:t xml:space="preserve">朝食の改善要望</w:t>
             </w:r>
           </w:p>
         </w:tc>
@@ -5283,7 +5283,7 @@
                 <w:sz w:val="20"/>
                 <w:szCs w:val="20"/>
               </w:rPr>
-              <w:t xml:space="preserve">エアコンや冷蔵庫の音が気になりました エアコンや冷蔵庫の音が気になりました</w:t>
+              <w:t xml:space="preserve">朝食はそれなりの品数で美味しかったし。ドリンクサービスあり　コンビニ併設。駐車場あり。1泊1500円。ディズニーに...</w:t>
             </w:r>
           </w:p>
         </w:tc>
@@ -5317,7 +5317,7 @@
                 <w:sz w:val="20"/>
                 <w:szCs w:val="20"/>
               </w:rPr>
-              <w:t xml:space="preserve">重大・5件</w:t>
+              <w:t xml:space="preserve">中度・4件</w:t>
             </w:r>
           </w:p>
         </w:tc>
@@ -6680,7 +6680,7 @@
                 <w:sz w:val="20"/>
                 <w:szCs w:val="20"/>
               </w:rPr>
-              <w:t xml:space="preserve">9.24点</w:t>
+              <w:t xml:space="preserve">9.22点</w:t>
             </w:r>
           </w:p>
         </w:tc>
@@ -7369,7 +7369,7 @@
           <w:sz w:val="22"/>
           <w:szCs w:val="22"/>
         </w:rPr>
-        <w:t xml:space="preserve">[1] Booking.com / 9点 / 2026-03-22</w:t>
+        <w:t xml:space="preserve">[1] 楽天トラベル / 8点 / 2026-03-23</w:t>
       </w:r>
     </w:p>
     <w:p>
@@ -7384,7 +7384,79 @@
           <w:sz w:val="21"/>
           <w:szCs w:val="21"/>
         </w:rPr>
-        <w:t xml:space="preserve">イベント会場や駅に近くてとても便利でした。</w:t>
+        <w:t xml:space="preserve">お部屋にかわいい仕掛けがあり、子供を喜ばせてくれました。モーニングも子供を楽しませてくれる内容でよかったです。隣接しているローソンも大変助かりました。</w:t>
+      </w:r>
+    </w:p>
+    <w:p>
+      <w:pPr>
+        <w:spacing w:after="60"/>
+      </w:pPr>
+    </w:p>
+    <w:p>
+      <w:pPr>
+        <w:spacing w:after="120" w:before="200"/>
+      </w:pPr>
+      <w:r>
+        <w:rPr>
+          <w:rFonts w:ascii="Arial" w:cs="Arial" w:eastAsia="Arial" w:hAnsi="Arial"/>
+          <w:b/>
+          <w:bCs/>
+          <w:color w:val="1B3A5C"/>
+          <w:sz w:val="22"/>
+          <w:szCs w:val="22"/>
+        </w:rPr>
+        <w:t xml:space="preserve">[2] 楽天トラベル / 10点 / 2026-03-23</w:t>
+      </w:r>
+    </w:p>
+    <w:p>
+      <w:pPr>
+        <w:spacing w:after="120" w:line="320"/>
+        <w:jc w:val="left"/>
+      </w:pPr>
+      <w:r>
+        <w:rPr>
+          <w:rFonts w:ascii="Arial" w:cs="Arial" w:eastAsia="Arial" w:hAnsi="Arial"/>
+          <w:color w:val="333333"/>
+          <w:sz w:val="21"/>
+          <w:szCs w:val="21"/>
+        </w:rPr>
+        <w:t xml:space="preserve">ディズニーへの旅行で1泊しました。 立地もディズニーから車ですぐで良かったです。 駐車場は駐車可能台数多いですが、結構埋まっていました。 部屋は電子レンジがついており、子供の哺乳瓶の消毒やご飯の温めに有効活用させていただきました。 朝食のバイキングは子供も食べられるものがおおくてありがたかったです。</w:t>
+      </w:r>
+    </w:p>
+    <w:p>
+      <w:pPr>
+        <w:spacing w:after="60"/>
+      </w:pPr>
+    </w:p>
+    <w:p>
+      <w:pPr>
+        <w:spacing w:after="120" w:before="200"/>
+      </w:pPr>
+      <w:r>
+        <w:rPr>
+          <w:rFonts w:ascii="Arial" w:cs="Arial" w:eastAsia="Arial" w:hAnsi="Arial"/>
+          <w:b/>
+          <w:bCs/>
+          <w:color w:val="1B3A5C"/>
+          <w:sz w:val="22"/>
+          <w:szCs w:val="22"/>
+        </w:rPr>
+        <w:t xml:space="preserve">[3] Booking.com / 10点 / 2026-03-23</w:t>
+      </w:r>
+    </w:p>
+    <w:p>
+      <w:pPr>
+        <w:spacing w:after="120" w:line="320"/>
+        <w:jc w:val="left"/>
+      </w:pPr>
+      <w:r>
+        <w:rPr>
+          <w:rFonts w:ascii="Arial" w:cs="Arial" w:eastAsia="Arial" w:hAnsi="Arial"/>
+          <w:color w:val="333333"/>
+          <w:sz w:val="21"/>
+          <w:szCs w:val="21"/>
+        </w:rPr>
+        <w:t xml:space="preserve">本日、無事にチェックアウトし自宅へ帰宅いたしました。 この2日間、本当に良い思い出を夫婦で創ることができました。その拠点としてコンフォートスイーツ東京ベイを選べて良かったと実感しています。 ウェルカムドリンクや朝食のブュッフェ、それに部屋も過ごしやく1日楽しんで疲れた体を休めることができました。 宿泊前から諸々の詳細情報を教えて頂きありがとうございました。（もちろんAI対応でもありがたいです...</w:t>
       </w:r>
     </w:p>
     <w:p>
@@ -7410,7 +7482,7 @@
           <w:sz w:val="21"/>
           <w:szCs w:val="21"/>
         </w:rPr>
-        <w:t xml:space="preserve">エアコンや冷蔵庫の音が気になりました</w:t>
+        <w:t xml:space="preserve">特になし。</w:t>
       </w:r>
     </w:p>
     <w:p>
@@ -7431,7 +7503,7 @@
           <w:sz w:val="22"/>
           <w:szCs w:val="22"/>
         </w:rPr>
-        <w:t xml:space="preserve">[2] 楽天トラベル / 10点 / 2026-03-22</w:t>
+        <w:t xml:space="preserve">[4] Booking.com / 9点 / 2026-03-22</w:t>
       </w:r>
     </w:p>
     <w:p>
@@ -7446,7 +7518,33 @@
           <w:sz w:val="21"/>
           <w:szCs w:val="21"/>
         </w:rPr>
-        <w:t xml:space="preserve">送迎バスのドライバーさんのホスピタリティに溢れた対応に感謝です。寝てしまった子どもを助けてくださりありがとうございました。 お部屋はベッドがくっついているのがよくて選んだので、快適でよかったです。 子どもは何かを発見できて、また泊まりたい！！と喜んでおりました。 また伺います。ありがとうございました。</w:t>
+        <w:t xml:space="preserve">イベント会場や駅に近くてとても便利でした。</w:t>
+      </w:r>
+    </w:p>
+    <w:p>
+      <w:pPr>
+        <w:spacing w:after="120" w:line="320"/>
+        <w:jc w:val="left"/>
+      </w:pPr>
+      <w:r>
+        <w:rPr>
+          <w:rFonts w:ascii="Arial" w:cs="Arial" w:eastAsia="Arial" w:hAnsi="Arial"/>
+          <w:b/>
+          <w:bCs/>
+          <w:color w:val="C0392B"/>
+          <w:sz w:val="21"/>
+          <w:szCs w:val="21"/>
+        </w:rPr>
+        <w:t xml:space="preserve">【改善点】</w:t>
+      </w:r>
+      <w:r>
+        <w:rPr>
+          <w:rFonts w:ascii="Arial" w:cs="Arial" w:eastAsia="Arial" w:hAnsi="Arial"/>
+          <w:color w:val="333333"/>
+          <w:sz w:val="21"/>
+          <w:szCs w:val="21"/>
+        </w:rPr>
+        <w:t xml:space="preserve">エアコンや冷蔵庫の音が気になりました</w:t>
       </w:r>
     </w:p>
     <w:p>
@@ -7467,7 +7565,7 @@
           <w:sz w:val="22"/>
           <w:szCs w:val="22"/>
         </w:rPr>
-        <w:t xml:space="preserve">[3] Booking.com / 8点 / 2026-03-22</w:t>
+        <w:t xml:space="preserve">[5] 楽天トラベル / 10点 / 2026-03-22</w:t>
       </w:r>
     </w:p>
     <w:p>
@@ -7482,105 +7580,7 @@
           <w:sz w:val="21"/>
           <w:szCs w:val="21"/>
         </w:rPr>
-        <w:t xml:space="preserve">・内装が綺麗 ・チェックイン、チェックアウトが楽 ・ホテル内にコンビニが併設 ・部屋が広かった</w:t>
-      </w:r>
-    </w:p>
-    <w:p>
-      <w:pPr>
-        <w:spacing w:after="120" w:line="320"/>
-        <w:jc w:val="left"/>
-      </w:pPr>
-      <w:r>
-        <w:rPr>
-          <w:rFonts w:ascii="Arial" w:cs="Arial" w:eastAsia="Arial" w:hAnsi="Arial"/>
-          <w:b/>
-          <w:bCs/>
-          <w:color w:val="C0392B"/>
-          <w:sz w:val="21"/>
-          <w:szCs w:val="21"/>
-        </w:rPr>
-        <w:t xml:space="preserve">【改善点】</w:t>
-      </w:r>
-      <w:r>
-        <w:rPr>
-          <w:rFonts w:ascii="Arial" w:cs="Arial" w:eastAsia="Arial" w:hAnsi="Arial"/>
-          <w:color w:val="333333"/>
-          <w:sz w:val="21"/>
-          <w:szCs w:val="21"/>
-        </w:rPr>
-        <w:t xml:space="preserve">・強いて言うならお風呂の温度と実際に出てくるお湯の温度が差がある</w:t>
-      </w:r>
-    </w:p>
-    <w:p>
-      <w:pPr>
-        <w:spacing w:after="60"/>
-      </w:pPr>
-    </w:p>
-    <w:p>
-      <w:pPr>
-        <w:spacing w:after="120" w:before="200"/>
-      </w:pPr>
-      <w:r>
-        <w:rPr>
-          <w:rFonts w:ascii="Arial" w:cs="Arial" w:eastAsia="Arial" w:hAnsi="Arial"/>
-          <w:b/>
-          <w:bCs/>
-          <w:color w:val="1B3A5C"/>
-          <w:sz w:val="22"/>
-          <w:szCs w:val="22"/>
-        </w:rPr>
-        <w:t xml:space="preserve">[4] Agoda / 10点 / 2026-03-21</w:t>
-      </w:r>
-    </w:p>
-    <w:p>
-      <w:pPr>
-        <w:spacing w:after="120" w:line="320"/>
-        <w:jc w:val="left"/>
-      </w:pPr>
-      <w:r>
-        <w:rPr>
-          <w:rFonts w:ascii="Arial" w:cs="Arial" w:eastAsia="Arial" w:hAnsi="Arial"/>
-          <w:color w:val="333333"/>
-          <w:sz w:val="21"/>
-          <w:szCs w:val="21"/>
-        </w:rPr>
-        <w:t xml:space="preserve">とても丁寧な接客で気持ちが良かったです！</w:t>
-      </w:r>
-    </w:p>
-    <w:p>
-      <w:pPr>
-        <w:spacing w:after="60"/>
-      </w:pPr>
-    </w:p>
-    <w:p>
-      <w:pPr>
-        <w:spacing w:after="120" w:before="200"/>
-      </w:pPr>
-      <w:r>
-        <w:rPr>
-          <w:rFonts w:ascii="Arial" w:cs="Arial" w:eastAsia="Arial" w:hAnsi="Arial"/>
-          <w:b/>
-          <w:bCs/>
-          <w:color w:val="1B3A5C"/>
-          <w:sz w:val="22"/>
-          <w:szCs w:val="22"/>
-        </w:rPr>
-        <w:t xml:space="preserve">[5] 楽天トラベル / 8点 / 2026-03-21</w:t>
-      </w:r>
-    </w:p>
-    <w:p>
-      <w:pPr>
-        <w:spacing w:after="120" w:line="320"/>
-        <w:jc w:val="left"/>
-      </w:pPr>
-      <w:r>
-        <w:rPr>
-          <w:rFonts w:ascii="Arial" w:cs="Arial" w:eastAsia="Arial" w:hAnsi="Arial"/>
-          <w:color w:val="333333"/>
-          <w:sz w:val="21"/>
-          <w:szCs w:val="21"/>
-        </w:rPr>
-        <w:t xml:space="preserve">バイキングで子ども達が楽しそうにしていたので良かっです。種類に関しては凄く多いという感じではありませんでしたが、私は十分でした。ホテルも清潔で、快適でした。</w:t>
+        <w:t xml:space="preserve">送迎バスのドライバーさんのホスピタリティに溢れた対応に感謝です。寝てしまった子どもを助けてくださりありがとうございました。 お部屋はベッドがくっついているのがよくて選んだので、快適でよかったです。 子どもは何かを発見できて、また泊まりたい！！と喜んでおりました。 また伺います。ありがとうございました。</w:t>
       </w:r>
     </w:p>
     <w:p>
@@ -7717,7 +7717,7 @@
                 <w:sz w:val="21"/>
                 <w:szCs w:val="21"/>
               </w:rPr>
-              <w:t xml:space="preserve">コンフォートスイーツ東京ベイは、全体平均9.24点（10点換算）、高評価率95.8%という非常に高い顧客満足度を維持しているホテルです。特に「清潔さ・清掃」「朝食」が多くのゲストから高く評価されています。</w:t>
+              <w:t xml:space="preserve">コンフォートスイーツ東京ベイは、全体平均9.22点（10点換算）、高評価率95.8%という非常に高い顧客満足度を維持しているホテルです。特に「朝食」「快適さ・設備」が多くのゲストから高く評価されています。</w:t>
             </w:r>
           </w:p>
           <w:p>
@@ -7731,7 +7731,7 @@
                 <w:sz w:val="21"/>
                 <w:szCs w:val="21"/>
               </w:rPr>
-              <w:t xml:space="preserve">改善課題としては、浴室・水回り、対応・サービスの不満、朝食の改善要望が主要なテーマとして浮上しています。ただし、これらの課題を指摘するゲストの多くも他の面では高い評価を付けており、ネガティブ要素が全体評価を大きく押し下げているわけではありません。</w:t>
+              <w:t xml:space="preserve">改善課題としては、浴室・水回り、対応・サービスの不満、エアコン・空調が主要なテーマとして浮上しています。ただし、これらの課題を指摘するゲストの多くも他の面では高い評価を付けており、ネガティブ要素が全体評価を大きく押し下げているわけではありません。</w:t>
             </w:r>
           </w:p>
           <w:p>
@@ -7758,7 +7758,7 @@
                 <w:sz w:val="21"/>
                 <w:szCs w:val="21"/>
               </w:rPr>
-              <w:t xml:space="preserve">清潔さ・清掃という強みを活かしつつ、段階的な改善を実行することで、コンフォートスイーツ東京ベイはさらなる顧客満足度の向上とブランド価値の強化を実現することができます。</w:t>
+              <w:t xml:space="preserve">朝食という強みを活かしつつ、段階的な改善を実行することで、コンフォートスイーツ東京ベイはさらなる顧客満足度の向上とブランド価値の強化を実現することができます。</w:t>
             </w:r>
           </w:p>
         </w:tc>

--- a/納品レポート/ホテル別レポート/comfort_suites_tokyobay_口コミ分析改善レポート.docx
+++ b/納品レポート/ホテル別レポート/comfort_suites_tokyobay_口コミ分析改善レポート.docx
@@ -111,7 +111,7 @@
           <w:sz w:val="20"/>
           <w:szCs w:val="20"/>
         </w:rPr>
-        <w:t xml:space="preserve">対象サイト：Agoda / Trip.com / じゃらん / 楽天トラベル / Google / Booking.com</w:t>
+        <w:t xml:space="preserve">対象サイト：Trip.com / Agoda / Google / 楽天トラベル / じゃらん / Booking.com</w:t>
       </w:r>
     </w:p>
     <w:p>
@@ -131,7 +131,7 @@
           <w:sz w:val="20"/>
           <w:szCs w:val="20"/>
         </w:rPr>
-        <w:t xml:space="preserve">作成日：2026年3月24日</w:t>
+        <w:t xml:space="preserve">作成日：2026年3月25日</w:t>
       </w:r>
     </w:p>
     <w:p>
@@ -261,7 +261,7 @@
                 <w:sz w:val="36"/>
                 <w:szCs w:val="36"/>
               </w:rPr>
-              <w:t xml:space="preserve">9.22</w:t>
+              <w:t xml:space="preserve">9.21</w:t>
             </w:r>
           </w:p>
         </w:tc>
@@ -310,7 +310,7 @@
                 <w:sz w:val="36"/>
                 <w:szCs w:val="36"/>
               </w:rPr>
-              <w:t xml:space="preserve">95.8%</w:t>
+              <w:t xml:space="preserve">97.2%</w:t>
             </w:r>
           </w:p>
         </w:tc>
@@ -448,7 +448,7 @@
           <w:sz w:val="21"/>
           <w:szCs w:val="21"/>
         </w:rPr>
-        <w:t xml:space="preserve">全体平均スコア9.22点（10点換算）は非常に高い水準であり、95.8%が高評価（8-10点）に分類されます。低評価（1-4点）は1件（0.7%）で、ゲスト満足度は良好です。Agoda（9.56点）で特に高い評価を獲得しています。</w:t>
+        <w:t xml:space="preserve">全体平均スコア9.21点（10点換算）は非常に高い水準であり、97.2%が高評価（8-10点）に分類されます。低評価（1-4点）は1件（0.7%）で、ゲスト満足度は良好です。Trip.com（9.62点）で特に高い評価を獲得しています。</w:t>
       </w:r>
     </w:p>
     <w:p>
@@ -567,7 +567,7 @@
                 <w:sz w:val="20"/>
                 <w:szCs w:val="20"/>
               </w:rPr>
-              <w:t xml:space="preserve">浴室・水回り（46件）、対応・サービスの不満（8件）、エアコン・空調（5件）、朝食の改善要望（4件）</w:t>
+              <w:t xml:space="preserve">浴室・水回り（51件）、対応・サービスの不満（9件）、エアコン・空調（5件）、朝食の改善要望（4件）</w:t>
             </w:r>
           </w:p>
           <w:p>
@@ -953,7 +953,7 @@
                 <w:sz w:val="20"/>
                 <w:szCs w:val="20"/>
               </w:rPr>
-              <w:t xml:space="preserve">Agoda</w:t>
+              <w:t xml:space="preserve">Trip.com</w:t>
             </w:r>
           </w:p>
         </w:tc>
@@ -987,7 +987,7 @@
                 <w:sz w:val="20"/>
                 <w:szCs w:val="20"/>
               </w:rPr>
-              <w:t xml:space="preserve">18</w:t>
+              <w:t xml:space="preserve">13</w:t>
             </w:r>
           </w:p>
         </w:tc>
@@ -1021,7 +1021,7 @@
                 <w:sz w:val="20"/>
                 <w:szCs w:val="20"/>
               </w:rPr>
-              <w:t xml:space="preserve">9.56</w:t>
+              <w:t xml:space="preserve">9.62</w:t>
             </w:r>
           </w:p>
         </w:tc>
@@ -1089,7 +1089,7 @@
                 <w:sz w:val="20"/>
                 <w:szCs w:val="20"/>
               </w:rPr>
-              <w:t xml:space="preserve">9.56</w:t>
+              <w:t xml:space="preserve">9.62</w:t>
             </w:r>
           </w:p>
         </w:tc>
@@ -1194,7 +1194,7 @@
                 <w:sz w:val="20"/>
                 <w:szCs w:val="20"/>
               </w:rPr>
-              <w:t xml:space="preserve">Trip.com</w:t>
+              <w:t xml:space="preserve">Agoda</w:t>
             </w:r>
           </w:p>
         </w:tc>
@@ -1229,7 +1229,7 @@
                 <w:sz w:val="20"/>
                 <w:szCs w:val="20"/>
               </w:rPr>
-              <w:t xml:space="preserve">13</w:t>
+              <w:t xml:space="preserve">18</w:t>
             </w:r>
           </w:p>
         </w:tc>
@@ -1264,7 +1264,7 @@
                 <w:sz w:val="20"/>
                 <w:szCs w:val="20"/>
               </w:rPr>
-              <w:t xml:space="preserve">9.38</w:t>
+              <w:t xml:space="preserve">9.5</w:t>
             </w:r>
           </w:p>
         </w:tc>
@@ -1334,7 +1334,7 @@
                 <w:sz w:val="20"/>
                 <w:szCs w:val="20"/>
               </w:rPr>
-              <w:t xml:space="preserve">9.38</w:t>
+              <w:t xml:space="preserve">9.5</w:t>
             </w:r>
           </w:p>
         </w:tc>
@@ -1440,7 +1440,7 @@
                 <w:sz w:val="20"/>
                 <w:szCs w:val="20"/>
               </w:rPr>
-              <w:t xml:space="preserve">じゃらん</w:t>
+              <w:t xml:space="preserve">Google</w:t>
             </w:r>
           </w:p>
         </w:tc>
@@ -1474,7 +1474,7 @@
                 <w:sz w:val="20"/>
                 <w:szCs w:val="20"/>
               </w:rPr>
-              <w:t xml:space="preserve">30</w:t>
+              <w:t xml:space="preserve">8</w:t>
             </w:r>
           </w:p>
         </w:tc>
@@ -1508,7 +1508,7 @@
                 <w:sz w:val="20"/>
                 <w:szCs w:val="20"/>
               </w:rPr>
-              <w:t xml:space="preserve">4.63</w:t>
+              <w:t xml:space="preserve">4.62</w:t>
             </w:r>
           </w:p>
         </w:tc>
@@ -1576,7 +1576,7 @@
                 <w:sz w:val="20"/>
                 <w:szCs w:val="20"/>
               </w:rPr>
-              <w:t xml:space="preserve">9.27</w:t>
+              <w:t xml:space="preserve">9.25</w:t>
             </w:r>
           </w:p>
         </w:tc>
@@ -1716,7 +1716,7 @@
                 <w:sz w:val="20"/>
                 <w:szCs w:val="20"/>
               </w:rPr>
-              <w:t xml:space="preserve">45</w:t>
+              <w:t xml:space="preserve">46</w:t>
             </w:r>
           </w:p>
         </w:tc>
@@ -1751,7 +1751,7 @@
                 <w:sz w:val="20"/>
                 <w:szCs w:val="20"/>
               </w:rPr>
-              <w:t xml:space="preserve">4.62</w:t>
+              <w:t xml:space="preserve">4.61</w:t>
             </w:r>
           </w:p>
         </w:tc>
@@ -1821,7 +1821,7 @@
                 <w:sz w:val="20"/>
                 <w:szCs w:val="20"/>
               </w:rPr>
-              <w:t xml:space="preserve">9.24</w:t>
+              <w:t xml:space="preserve">9.22</w:t>
             </w:r>
           </w:p>
         </w:tc>
@@ -1927,7 +1927,7 @@
                 <w:sz w:val="20"/>
                 <w:szCs w:val="20"/>
               </w:rPr>
-              <w:t xml:space="preserve">Google</w:t>
+              <w:t xml:space="preserve">じゃらん</w:t>
             </w:r>
           </w:p>
         </w:tc>
@@ -1961,7 +1961,7 @@
                 <w:sz w:val="20"/>
                 <w:szCs w:val="20"/>
               </w:rPr>
-              <w:t xml:space="preserve">11</w:t>
+              <w:t xml:space="preserve">31</w:t>
             </w:r>
           </w:p>
         </w:tc>
@@ -1995,7 +1995,7 @@
                 <w:sz w:val="20"/>
                 <w:szCs w:val="20"/>
               </w:rPr>
-              <w:t xml:space="preserve">4.55</w:t>
+              <w:t xml:space="preserve">4.58</w:t>
             </w:r>
           </w:p>
         </w:tc>
@@ -2063,7 +2063,7 @@
                 <w:sz w:val="20"/>
                 <w:szCs w:val="20"/>
               </w:rPr>
-              <w:t xml:space="preserve">9.09</w:t>
+              <w:t xml:space="preserve">9.16</w:t>
             </w:r>
           </w:p>
         </w:tc>
@@ -2203,7 +2203,7 @@
                 <w:sz w:val="20"/>
                 <w:szCs w:val="20"/>
               </w:rPr>
-              <w:t xml:space="preserve">26</w:t>
+              <w:t xml:space="preserve">27</w:t>
             </w:r>
           </w:p>
         </w:tc>
@@ -2418,7 +2418,7 @@
           <w:sz w:val="21"/>
           <w:szCs w:val="21"/>
         </w:rPr>
-        <w:t xml:space="preserve">評価分布は10点（60.1%）に最も多く、8点以上の高評価が95.8%を占め、高い顧客満足度を示しています。低評価（1-4点）は計1件（0.7%）です。</w:t>
+        <w:t xml:space="preserve">評価分布は10点（58.0%）に最も多く、8点以上の高評価が97.2%を占め、高い顧客満足度を示しています。低評価（1-4点）は計1件（0.7%）です。</w:t>
       </w:r>
     </w:p>
     <w:p>
@@ -2653,7 +2653,7 @@
                 <w:sz w:val="20"/>
                 <w:szCs w:val="20"/>
               </w:rPr>
-              <w:t xml:space="preserve">86</w:t>
+              <w:t xml:space="preserve">83</w:t>
             </w:r>
           </w:p>
         </w:tc>
@@ -2688,7 +2688,7 @@
                 <w:sz w:val="20"/>
                 <w:szCs w:val="20"/>
               </w:rPr>
-              <w:t xml:space="preserve">60.1%</w:t>
+              <w:t xml:space="preserve">58.0%</w:t>
             </w:r>
           </w:p>
         </w:tc>
@@ -2726,7 +2726,7 @@
                 <w:sz w:val="18"/>
                 <w:szCs w:val="18"/>
               </w:rPr>
-              <w:t xml:space="preserve"> 86件</w:t>
+              <w:t xml:space="preserve"> 83件</w:t>
             </w:r>
           </w:p>
         </w:tc>
@@ -2798,7 +2798,7 @@
                 <w:sz w:val="20"/>
                 <w:szCs w:val="20"/>
               </w:rPr>
-              <w:t xml:space="preserve">13</w:t>
+              <w:t xml:space="preserve">15</w:t>
             </w:r>
           </w:p>
         </w:tc>
@@ -2833,7 +2833,7 @@
                 <w:sz w:val="20"/>
                 <w:szCs w:val="20"/>
               </w:rPr>
-              <w:t xml:space="preserve">9.1%</w:t>
+              <w:t xml:space="preserve">10.5%</w:t>
             </w:r>
           </w:p>
         </w:tc>
@@ -2861,7 +2861,7 @@
                 <w:sz w:val="20"/>
                 <w:szCs w:val="20"/>
               </w:rPr>
-              <w:t xml:space="preserve">███</w:t>
+              <w:t xml:space="preserve">████</w:t>
             </w:r>
             <w:r>
               <w:rPr>
@@ -2870,7 +2870,7 @@
                 <w:sz w:val="18"/>
                 <w:szCs w:val="18"/>
               </w:rPr>
-              <w:t xml:space="preserve"> 13件</w:t>
+              <w:t xml:space="preserve"> 15件</w:t>
             </w:r>
           </w:p>
         </w:tc>
@@ -2942,7 +2942,7 @@
                 <w:sz w:val="20"/>
                 <w:szCs w:val="20"/>
               </w:rPr>
-              <w:t xml:space="preserve">38</w:t>
+              <w:t xml:space="preserve">41</w:t>
             </w:r>
           </w:p>
         </w:tc>
@@ -2977,7 +2977,7 @@
                 <w:sz w:val="20"/>
                 <w:szCs w:val="20"/>
               </w:rPr>
-              <w:t xml:space="preserve">26.6%</w:t>
+              <w:t xml:space="preserve">28.7%</w:t>
             </w:r>
           </w:p>
         </w:tc>
@@ -3006,7 +3006,7 @@
                 <w:sz w:val="20"/>
                 <w:szCs w:val="20"/>
               </w:rPr>
-              <w:t xml:space="preserve">█████████</w:t>
+              <w:t xml:space="preserve">██████████</w:t>
             </w:r>
             <w:r>
               <w:rPr>
@@ -3015,7 +3015,7 @@
                 <w:sz w:val="18"/>
                 <w:szCs w:val="18"/>
               </w:rPr>
-              <w:t xml:space="preserve"> 38件</w:t>
+              <w:t xml:space="preserve"> 41件</w:t>
             </w:r>
           </w:p>
         </w:tc>
@@ -3087,7 +3087,7 @@
                 <w:sz w:val="20"/>
                 <w:szCs w:val="20"/>
               </w:rPr>
-              <w:t xml:space="preserve">3</w:t>
+              <w:t xml:space="preserve">2</w:t>
             </w:r>
           </w:p>
         </w:tc>
@@ -3122,7 +3122,7 @@
                 <w:sz w:val="20"/>
                 <w:szCs w:val="20"/>
               </w:rPr>
-              <w:t xml:space="preserve">2.1%</w:t>
+              <w:t xml:space="preserve">1.4%</w:t>
             </w:r>
           </w:p>
         </w:tc>
@@ -3159,7 +3159,7 @@
                 <w:sz w:val="18"/>
                 <w:szCs w:val="18"/>
               </w:rPr>
-              <w:t xml:space="preserve"> 3件</w:t>
+              <w:t xml:space="preserve"> 2件</w:t>
             </w:r>
           </w:p>
         </w:tc>
@@ -3231,7 +3231,7 @@
                 <w:sz w:val="20"/>
                 <w:szCs w:val="20"/>
               </w:rPr>
-              <w:t xml:space="preserve">2</w:t>
+              <w:t xml:space="preserve">1</w:t>
             </w:r>
           </w:p>
         </w:tc>
@@ -3266,7 +3266,7 @@
                 <w:sz w:val="20"/>
                 <w:szCs w:val="20"/>
               </w:rPr>
-              <w:t xml:space="preserve">1.4%</w:t>
+              <w:t xml:space="preserve">0.7%</w:t>
             </w:r>
           </w:p>
         </w:tc>
@@ -3304,7 +3304,7 @@
                 <w:sz w:val="18"/>
                 <w:szCs w:val="18"/>
               </w:rPr>
-              <w:t xml:space="preserve"> 2件</w:t>
+              <w:t xml:space="preserve"> 1件</w:t>
             </w:r>
           </w:p>
         </w:tc>
@@ -3525,7 +3525,7 @@
                 <w:sz w:val="24"/>
                 <w:szCs w:val="24"/>
               </w:rPr>
-              <w:t xml:space="preserve">137件（95.8%）</w:t>
+              <w:t xml:space="preserve">139件（97.2%）</w:t>
             </w:r>
           </w:p>
         </w:tc>
@@ -3576,7 +3576,7 @@
                 <w:sz w:val="24"/>
                 <w:szCs w:val="24"/>
               </w:rPr>
-              <w:t xml:space="preserve">5件（3.5%）</w:t>
+              <w:t xml:space="preserve">3件（2.1%）</w:t>
             </w:r>
           </w:p>
         </w:tc>
@@ -3901,7 +3901,7 @@
                 <w:sz w:val="20"/>
                 <w:szCs w:val="20"/>
               </w:rPr>
-              <w:t xml:space="preserve">「朝食のバイキングは子供も食べられるものがおおくてありがたかったです」「ウェルカムドリンクや朝食のブュッフェ、それに部屋も過ごしやく1日楽しんで疲れた体を休めることができました」</w:t>
+              <w:t xml:space="preserve">「朝食は大人も子どもも大満足で種類豊富で、食べるのが楽しかったです」「シャトルバスもあり、部屋・朝食・スタッフ対応も良くコンビニもありとても良かったです」</w:t>
             </w:r>
           </w:p>
         </w:tc>
@@ -4005,7 +4005,7 @@
                 <w:sz w:val="20"/>
                 <w:szCs w:val="20"/>
               </w:rPr>
-              <w:t xml:space="preserve">「お部屋はベッドがくっついているのがよくて選んだので、快適でよかったです」「小学生までなら添い寝無料で、小6・小3と添い寝しましたが大きめのベッドだったので4人でも余裕でした」</w:t>
+              <w:t xml:space="preserve">「とても広々したお部屋、お風呂もトイレと別れており快適でした」「ベッドも広く添い寝でものびのび寝れたし、お風呂、洗面所、トイレも別になっているので、自宅のように～自宅以上に快適に...」</w:t>
             </w:r>
           </w:p>
         </w:tc>
@@ -4112,7 +4112,7 @@
                 <w:sz w:val="20"/>
                 <w:szCs w:val="20"/>
               </w:rPr>
-              <w:t xml:space="preserve">「・内装が綺麗 ・チェックイン、チェックアウトが楽 ・ホテル内にコンビニが併設 ・部屋が広かった ・強いて言うならお...」「ホテルも清潔で、快適でした」</w:t>
+              <w:t xml:space="preserve">「清潔感もあり、コンセントもいくつもあったので、スマホやモバイルバッテリー、子どものカメラなど複数充電できました」「部屋が綺麗で広い お風呂とトイレが別でよかった ウェルカムドリンクがあってよかった 部屋が綺麗で広い お風呂とトイ...」</w:t>
             </w:r>
           </w:p>
         </w:tc>
@@ -4216,7 +4216,7 @@
                 <w:sz w:val="20"/>
                 <w:szCs w:val="20"/>
               </w:rPr>
-              <w:t xml:space="preserve">「（もちろんAI対応でもありがたいです」「送迎バスのドライバーさんのホスピタリティに溢れた対応に感謝です」</w:t>
+              <w:t xml:space="preserve">「シャトルバスもあり、部屋・朝食・スタッフ対応も良くコンビニもありとても良かったです」「（もちろんAI対応でもありがたいです」</w:t>
             </w:r>
           </w:p>
         </w:tc>
@@ -4323,7 +4323,7 @@
                 <w:sz w:val="20"/>
                 <w:szCs w:val="20"/>
               </w:rPr>
-              <w:t xml:space="preserve">「立地もディズニーから車ですぐで良かったです」「イベント会場や駅に近くてとても便利でした」</w:t>
+              <w:t xml:space="preserve">「部屋は広く電子レンジもあるため、とても便利でした」「立地もディズニーから車ですぐで良かったです」</w:t>
             </w:r>
           </w:p>
         </w:tc>
@@ -4427,7 +4427,7 @@
                 <w:sz w:val="20"/>
                 <w:szCs w:val="20"/>
               </w:rPr>
-              <w:t xml:space="preserve">「隣接しているローソンも大変助かりました」「・内装が綺麗 ・チェックイン、チェックアウトが楽 ・ホテル内にコンビニが併設 ・部屋が広かった ・強いて言うならお...」</w:t>
+              <w:t xml:space="preserve">「シャトルバスもあり、部屋・朝食・スタッフ対応も良くコンビニもありとても良かったです」「隣接しているローソンも大変助かりました」</w:t>
             </w:r>
           </w:p>
         </w:tc>
@@ -4467,7 +4467,7 @@
           <w:sz w:val="21"/>
           <w:szCs w:val="21"/>
         </w:rPr>
-        <w:t xml:space="preserve">口コミの多数で「朝食」に関するポジティブな言及が見られ、コンフォートスイーツ東京ベイの最大の差別化要因となっています。朝食のバイキングは子供も食べられるものがおおくてありがたかったですといった声が多数寄せられています。</w:t>
+        <w:t xml:space="preserve">口コミの多数で「朝食」に関するポジティブな言及が見られ、コンフォートスイーツ東京ベイの最大の差別化要因となっています。朝食は大人も子どもも大満足で種類豊富で、食べるのが楽しかったですといった声が多数寄せられています。</w:t>
       </w:r>
     </w:p>
     <w:p>
@@ -4486,7 +4486,7 @@
           <w:sz w:val="21"/>
           <w:szCs w:val="21"/>
         </w:rPr>
-        <w:t xml:space="preserve">朝食のバイキングは子供も食べられるものがおおくてありがたかったです</w:t>
+        <w:t xml:space="preserve">朝食は大人も子どもも大満足で種類豊富で、食べるのが楽しかったです</w:t>
       </w:r>
     </w:p>
     <w:p>
@@ -4505,7 +4505,7 @@
           <w:sz w:val="21"/>
           <w:szCs w:val="21"/>
         </w:rPr>
-        <w:t xml:space="preserve">ウェルカムドリンクや朝食のブュッフェ、それに部屋も過ごしやく1日楽しんで疲れた体を休めることができました</w:t>
+        <w:t xml:space="preserve">シャトルバスもあり、部屋・朝食・スタッフ対応も良くコンビニもありとても良かったです</w:t>
       </w:r>
     </w:p>
     <w:p>
@@ -4524,7 +4524,7 @@
           <w:sz w:val="21"/>
           <w:szCs w:val="21"/>
         </w:rPr>
-        <w:t xml:space="preserve">朝食も本当に美味しくて、種類もたくさんで是非また泊まらせていただきたいです</w:t>
+        <w:t xml:space="preserve">朝ごはんは子どもが喜ぶものがあくさんあり、お部屋も清潔で、ディズニーへのシャトルバスがあり、とても満足です</w:t>
       </w:r>
     </w:p>
     <w:p>
@@ -4561,7 +4561,7 @@
           <w:sz w:val="21"/>
           <w:szCs w:val="21"/>
         </w:rPr>
-        <w:t xml:space="preserve">快適さ・設備に関するポジティブな評価も多く寄せられています。「お部屋はベッドがくっついているのがよくて選んだので、快適でよかったです」といったコメントが見られます。</w:t>
+        <w:t xml:space="preserve">快適さ・設備に関するポジティブな評価も多く寄せられています。「とても広々したお部屋、お風呂もトイレと別れており快適でした」といったコメントが見られます。</w:t>
       </w:r>
     </w:p>
     <w:p>
@@ -4866,7 +4866,7 @@
                 <w:sz w:val="20"/>
                 <w:szCs w:val="20"/>
               </w:rPr>
-              <w:t xml:space="preserve">送迎バスのドライバーさんのホスピタリティに溢れた対応に感謝です</w:t>
+              <w:t xml:space="preserve">とても広々したお部屋、お風呂もトイレと別れており快適でした</w:t>
             </w:r>
           </w:p>
         </w:tc>
@@ -4900,7 +4900,7 @@
                 <w:sz w:val="20"/>
                 <w:szCs w:val="20"/>
               </w:rPr>
-              <w:t xml:space="preserve">重大・46件</w:t>
+              <w:t xml:space="preserve">重大・51件</w:t>
             </w:r>
           </w:p>
         </w:tc>
@@ -5005,7 +5005,7 @@
                 <w:sz w:val="20"/>
                 <w:szCs w:val="20"/>
               </w:rPr>
-              <w:t xml:space="preserve">ディズニーまでのバスの本数が少ないのと、最終時間が早いのが残念</w:t>
+              <w:t xml:space="preserve">本当はもっと沢山食べたかったけれど朝なのであまりお腹に入らず残念でした</w:t>
             </w:r>
           </w:p>
         </w:tc>
@@ -5039,7 +5039,7 @@
                 <w:sz w:val="20"/>
                 <w:szCs w:val="20"/>
               </w:rPr>
-              <w:t xml:space="preserve">重大・8件</w:t>
+              <w:t xml:space="preserve">重大・9件</w:t>
             </w:r>
           </w:p>
         </w:tc>
@@ -6680,7 +6680,7 @@
                 <w:sz w:val="20"/>
                 <w:szCs w:val="20"/>
               </w:rPr>
-              <w:t xml:space="preserve">9.22点</w:t>
+              <w:t xml:space="preserve">9.21点</w:t>
             </w:r>
           </w:p>
         </w:tc>
@@ -6820,7 +6820,7 @@
                 <w:sz w:val="20"/>
                 <w:szCs w:val="20"/>
               </w:rPr>
-              <w:t xml:space="preserve">95.8%</w:t>
+              <w:t xml:space="preserve">97.2%</w:t>
             </w:r>
           </w:p>
         </w:tc>
@@ -7240,7 +7240,7 @@
                 <w:sz w:val="20"/>
                 <w:szCs w:val="20"/>
               </w:rPr>
-              <w:t xml:space="preserve">約46件/期間</w:t>
+              <w:t xml:space="preserve">約51件/期間</w:t>
             </w:r>
           </w:p>
         </w:tc>
@@ -7274,7 +7274,7 @@
                 <w:sz w:val="20"/>
                 <w:szCs w:val="20"/>
               </w:rPr>
-              <w:t xml:space="preserve">23件以下</w:t>
+              <w:t xml:space="preserve">25件以下</w:t>
             </w:r>
           </w:p>
         </w:tc>
@@ -7369,7 +7369,7 @@
           <w:sz w:val="22"/>
           <w:szCs w:val="22"/>
         </w:rPr>
-        <w:t xml:space="preserve">[1] 楽天トラベル / 8点 / 2026-03-23</w:t>
+        <w:t xml:space="preserve">[1] じゃらん / 10点 / 2026-03-25</w:t>
       </w:r>
     </w:p>
     <w:p>
@@ -7384,7 +7384,7 @@
           <w:sz w:val="21"/>
           <w:szCs w:val="21"/>
         </w:rPr>
-        <w:t xml:space="preserve">お部屋にかわいい仕掛けがあり、子供を喜ばせてくれました。モーニングも子供を楽しませてくれる内容でよかったです。隣接しているローソンも大変助かりました。</w:t>
+        <w:t xml:space="preserve">とても広々したお部屋、お風呂もトイレと別れており快適でした。清潔感もあり、コンセントもいくつもあったので、スマホやモバイルバッテリー、子どものカメラなど複数充電できました。  朝食は大人も子どもも大満足で種類豊富で、食べるのが楽しかったです。飲み物もドリンクバーがあり、種類豊富でした。炭酸やカルピスなどもありました。  また、是非利用したいと思います。</w:t>
       </w:r>
     </w:p>
     <w:p>
@@ -7405,7 +7405,7 @@
           <w:sz w:val="22"/>
           <w:szCs w:val="22"/>
         </w:rPr>
-        <w:t xml:space="preserve">[2] 楽天トラベル / 10点 / 2026-03-23</w:t>
+        <w:t xml:space="preserve">[2] Trip.com / 10点 / 2026-03-25</w:t>
       </w:r>
     </w:p>
     <w:p>
@@ -7420,7 +7420,7 @@
           <w:sz w:val="21"/>
           <w:szCs w:val="21"/>
         </w:rPr>
-        <w:t xml:space="preserve">ディズニーへの旅行で1泊しました。 立地もディズニーから車ですぐで良かったです。 駐車場は駐車可能台数多いですが、結構埋まっていました。 部屋は電子レンジがついており、子供の哺乳瓶の消毒やご飯の温めに有効活用させていただきました。 朝食のバイキングは子供も食べられるものがおおくてありがたかったです。</w:t>
+        <w:t xml:space="preserve">孫２人とディズニー旅行で宿泊。シャトルバスもあり、部屋・朝食・スタッフ対応も良くコンビニもありとても良かったです。また利用します。</w:t>
       </w:r>
     </w:p>
     <w:p>
@@ -7441,7 +7441,7 @@
           <w:sz w:val="22"/>
           <w:szCs w:val="22"/>
         </w:rPr>
-        <w:t xml:space="preserve">[3] Booking.com / 10点 / 2026-03-23</w:t>
+        <w:t xml:space="preserve">[3] 楽天トラベル / 8点 / 2026-03-24</w:t>
       </w:r>
     </w:p>
     <w:p>
@@ -7456,33 +7456,7 @@
           <w:sz w:val="21"/>
           <w:szCs w:val="21"/>
         </w:rPr>
-        <w:t xml:space="preserve">本日、無事にチェックアウトし自宅へ帰宅いたしました。 この2日間、本当に良い思い出を夫婦で創ることができました。その拠点としてコンフォートスイーツ東京ベイを選べて良かったと実感しています。 ウェルカムドリンクや朝食のブュッフェ、それに部屋も過ごしやく1日楽しんで疲れた体を休めることができました。 宿泊前から諸々の詳細情報を教えて頂きありがとうございました。（もちろんAI対応でもありがたいです...</w:t>
-      </w:r>
-    </w:p>
-    <w:p>
-      <w:pPr>
-        <w:spacing w:after="120" w:line="320"/>
-        <w:jc w:val="left"/>
-      </w:pPr>
-      <w:r>
-        <w:rPr>
-          <w:rFonts w:ascii="Arial" w:cs="Arial" w:eastAsia="Arial" w:hAnsi="Arial"/>
-          <w:b/>
-          <w:bCs/>
-          <w:color w:val="C0392B"/>
-          <w:sz w:val="21"/>
-          <w:szCs w:val="21"/>
-        </w:rPr>
-        <w:t xml:space="preserve">【改善点】</w:t>
-      </w:r>
-      <w:r>
-        <w:rPr>
-          <w:rFonts w:ascii="Arial" w:cs="Arial" w:eastAsia="Arial" w:hAnsi="Arial"/>
-          <w:color w:val="333333"/>
-          <w:sz w:val="21"/>
-          <w:szCs w:val="21"/>
-        </w:rPr>
-        <w:t xml:space="preserve">特になし。</w:t>
+        <w:t xml:space="preserve">部屋が綺麗で広い お風呂とトイレが別でよかった ウェルカムドリンクがあってよかった</w:t>
       </w:r>
     </w:p>
     <w:p>
@@ -7503,7 +7477,7 @@
           <w:sz w:val="22"/>
           <w:szCs w:val="22"/>
         </w:rPr>
-        <w:t xml:space="preserve">[4] Booking.com / 9点 / 2026-03-22</w:t>
+        <w:t xml:space="preserve">[4] Agoda / 9点 / 2026-03-24</w:t>
       </w:r>
     </w:p>
     <w:p>
@@ -7518,33 +7492,7 @@
           <w:sz w:val="21"/>
           <w:szCs w:val="21"/>
         </w:rPr>
-        <w:t xml:space="preserve">イベント会場や駅に近くてとても便利でした。</w:t>
-      </w:r>
-    </w:p>
-    <w:p>
-      <w:pPr>
-        <w:spacing w:after="120" w:line="320"/>
-        <w:jc w:val="left"/>
-      </w:pPr>
-      <w:r>
-        <w:rPr>
-          <w:rFonts w:ascii="Arial" w:cs="Arial" w:eastAsia="Arial" w:hAnsi="Arial"/>
-          <w:b/>
-          <w:bCs/>
-          <w:color w:val="C0392B"/>
-          <w:sz w:val="21"/>
-          <w:szCs w:val="21"/>
-        </w:rPr>
-        <w:t xml:space="preserve">【改善点】</w:t>
-      </w:r>
-      <w:r>
-        <w:rPr>
-          <w:rFonts w:ascii="Arial" w:cs="Arial" w:eastAsia="Arial" w:hAnsi="Arial"/>
-          <w:color w:val="333333"/>
-          <w:sz w:val="21"/>
-          <w:szCs w:val="21"/>
-        </w:rPr>
-        <w:t xml:space="preserve">エアコンや冷蔵庫の音が気になりました</w:t>
+        <w:t xml:space="preserve">２回目の利用です！朝ごはんは子どもが喜ぶものがあくさんあり、お部屋も清潔で、ディズニーへのシャトルバスがあり、とても満足です！また利用したいです！ありがとうございました！</w:t>
       </w:r>
     </w:p>
     <w:p>
@@ -7565,7 +7513,7 @@
           <w:sz w:val="22"/>
           <w:szCs w:val="22"/>
         </w:rPr>
-        <w:t xml:space="preserve">[5] 楽天トラベル / 10点 / 2026-03-22</w:t>
+        <w:t xml:space="preserve">[5] 楽天トラベル / 10点 / 2026-03-24</w:t>
       </w:r>
     </w:p>
     <w:p>
@@ -7580,7 +7528,7 @@
           <w:sz w:val="21"/>
           <w:szCs w:val="21"/>
         </w:rPr>
-        <w:t xml:space="preserve">送迎バスのドライバーさんのホスピタリティに溢れた対応に感謝です。寝てしまった子どもを助けてくださりありがとうございました。 お部屋はベッドがくっついているのがよくて選んだので、快適でよかったです。 子どもは何かを発見できて、また泊まりたい！！と喜んでおりました。 また伺います。ありがとうございました。</w:t>
+        <w:t xml:space="preserve">私と子ども２人で利用しました。ベッドも広く添い寝でものびのび寝れたし、お風呂、洗面所、トイレも別になっているので、自宅のように～自宅以上に快適に過ごさせていただきました。朝食バイキングもとても豪華で、朝から子どもたちはテンションMAXでお腹いっぱい食べて、すごく楽しめました！</w:t>
       </w:r>
     </w:p>
     <w:p>
@@ -7601,43 +7549,7 @@
           <w:sz w:val="22"/>
           <w:szCs w:val="22"/>
         </w:rPr>
-        <w:t xml:space="preserve">[6] Google / 6点 / 2026-03-06</w:t>
-      </w:r>
-    </w:p>
-    <w:p>
-      <w:pPr>
-        <w:spacing w:after="120" w:line="320"/>
-        <w:jc w:val="left"/>
-      </w:pPr>
-      <w:r>
-        <w:rPr>
-          <w:rFonts w:ascii="Arial" w:cs="Arial" w:eastAsia="Arial" w:hAnsi="Arial"/>
-          <w:color w:val="333333"/>
-          <w:sz w:val="21"/>
-          <w:szCs w:val="21"/>
-        </w:rPr>
-        <w:t xml:space="preserve">ほとんどがセルフサービス。コスパいいので家族で泊まるならオススメ。</w:t>
-      </w:r>
-    </w:p>
-    <w:p>
-      <w:pPr>
-        <w:spacing w:after="60"/>
-      </w:pPr>
-    </w:p>
-    <w:p>
-      <w:pPr>
-        <w:spacing w:after="120" w:before="200"/>
-      </w:pPr>
-      <w:r>
-        <w:rPr>
-          <w:rFonts w:ascii="Arial" w:cs="Arial" w:eastAsia="Arial" w:hAnsi="Arial"/>
-          <w:b/>
-          <w:bCs/>
-          <w:color w:val="1B3A5C"/>
-          <w:sz w:val="22"/>
-          <w:szCs w:val="22"/>
-        </w:rPr>
-        <w:t xml:space="preserve">[7] じゃらん / 6点 / 2026-02-15</w:t>
+        <w:t xml:space="preserve">[6] じゃらん / 6点 / 2026-02-15</w:t>
       </w:r>
     </w:p>
     <w:p>
@@ -7717,7 +7629,7 @@
                 <w:sz w:val="21"/>
                 <w:szCs w:val="21"/>
               </w:rPr>
-              <w:t xml:space="preserve">コンフォートスイーツ東京ベイは、全体平均9.22点（10点換算）、高評価率95.8%という非常に高い顧客満足度を維持しているホテルです。特に「朝食」「快適さ・設備」が多くのゲストから高く評価されています。</w:t>
+              <w:t xml:space="preserve">コンフォートスイーツ東京ベイは、全体平均9.21点（10点換算）、高評価率97.2%という非常に高い顧客満足度を維持しているホテルです。特に「朝食」「快適さ・設備」が多くのゲストから高く評価されています。</w:t>
             </w:r>
           </w:p>
           <w:p>

--- a/納品レポート/ホテル別レポート/comfort_suites_tokyobay_口コミ分析改善レポート.docx
+++ b/納品レポート/ホテル別レポート/comfort_suites_tokyobay_口コミ分析改善レポート.docx
@@ -131,7 +131,7 @@
           <w:sz w:val="20"/>
           <w:szCs w:val="20"/>
         </w:rPr>
-        <w:t xml:space="preserve">作成日：2026年3月25日</w:t>
+        <w:t xml:space="preserve">作成日：2026年3月26日</w:t>
       </w:r>
     </w:p>
     <w:p>

--- a/納品レポート/ホテル別レポート/comfort_suites_tokyobay_口コミ分析改善レポート.docx
+++ b/納品レポート/ホテル別レポート/comfort_suites_tokyobay_口コミ分析改善レポート.docx
@@ -111,7 +111,7 @@
           <w:sz w:val="20"/>
           <w:szCs w:val="20"/>
         </w:rPr>
-        <w:t xml:space="preserve">対象サイト：Trip.com / Agoda / Google / 楽天トラベル / じゃらん / Booking.com</w:t>
+        <w:t xml:space="preserve">対象サイト：Trip.com / Agoda / Google / じゃらん / 楽天トラベル / Booking.com</w:t>
       </w:r>
     </w:p>
     <w:p>
@@ -131,7 +131,7 @@
           <w:sz w:val="20"/>
           <w:szCs w:val="20"/>
         </w:rPr>
-        <w:t xml:space="preserve">作成日：2026年3月26日</w:t>
+        <w:t xml:space="preserve">作成日：2026年3月27日</w:t>
       </w:r>
     </w:p>
     <w:p>
@@ -261,7 +261,7 @@
                 <w:sz w:val="36"/>
                 <w:szCs w:val="36"/>
               </w:rPr>
-              <w:t xml:space="preserve">9.21</w:t>
+              <w:t xml:space="preserve">9.20</w:t>
             </w:r>
           </w:p>
         </w:tc>
@@ -448,7 +448,7 @@
           <w:sz w:val="21"/>
           <w:szCs w:val="21"/>
         </w:rPr>
-        <w:t xml:space="preserve">全体平均スコア9.21点（10点換算）は非常に高い水準であり、97.2%が高評価（8-10点）に分類されます。低評価（1-4点）は1件（0.7%）で、ゲスト満足度は良好です。Trip.com（9.62点）で特に高い評価を獲得しています。</w:t>
+        <w:t xml:space="preserve">全体平均スコア9.20点（10点換算）は非常に高い水準であり、97.2%が高評価（8-10点）に分類されます。低評価（1-4点）は1件（0.7%）で、ゲスト満足度は良好です。Trip.com（9.57点）で特に高い評価を獲得しています。</w:t>
       </w:r>
     </w:p>
     <w:p>
@@ -542,7 +542,7 @@
                 <w:sz w:val="20"/>
                 <w:szCs w:val="20"/>
               </w:rPr>
-              <w:t xml:space="preserve">朝食（20件以上で言及）、快適さ・設備（20件以上で言及）、清潔さ・清掃（20件以上で言及）</w:t>
+              <w:t xml:space="preserve">朝食（20件以上で言及）、快適さ・設備（20件以上で言及）、スタッフの対応（20件以上で言及）</w:t>
             </w:r>
           </w:p>
           <w:p>
@@ -567,7 +567,7 @@
                 <w:sz w:val="20"/>
                 <w:szCs w:val="20"/>
               </w:rPr>
-              <w:t xml:space="preserve">浴室・水回り（51件）、対応・サービスの不満（9件）、エアコン・空調（5件）、朝食の改善要望（4件）</w:t>
+              <w:t xml:space="preserve">浴室・水回り（50件）、対応・サービスの不満（9件）、エアコン・空調（5件）、朝食の改善要望（4件）</w:t>
             </w:r>
           </w:p>
           <w:p>
@@ -987,7 +987,7 @@
                 <w:sz w:val="20"/>
                 <w:szCs w:val="20"/>
               </w:rPr>
-              <w:t xml:space="preserve">13</w:t>
+              <w:t xml:space="preserve">14</w:t>
             </w:r>
           </w:p>
         </w:tc>
@@ -1021,7 +1021,7 @@
                 <w:sz w:val="20"/>
                 <w:szCs w:val="20"/>
               </w:rPr>
-              <w:t xml:space="preserve">9.62</w:t>
+              <w:t xml:space="preserve">9.57</w:t>
             </w:r>
           </w:p>
         </w:tc>
@@ -1089,7 +1089,7 @@
                 <w:sz w:val="20"/>
                 <w:szCs w:val="20"/>
               </w:rPr>
-              <w:t xml:space="preserve">9.62</w:t>
+              <w:t xml:space="preserve">9.57</w:t>
             </w:r>
           </w:p>
         </w:tc>
@@ -1681,7 +1681,7 @@
                 <w:sz w:val="20"/>
                 <w:szCs w:val="20"/>
               </w:rPr>
-              <w:t xml:space="preserve">楽天トラベル</w:t>
+              <w:t xml:space="preserve">じゃらん</w:t>
             </w:r>
           </w:p>
         </w:tc>
@@ -1716,7 +1716,7 @@
                 <w:sz w:val="20"/>
                 <w:szCs w:val="20"/>
               </w:rPr>
-              <w:t xml:space="preserve">46</w:t>
+              <w:t xml:space="preserve">30</w:t>
             </w:r>
           </w:p>
         </w:tc>
@@ -1751,7 +1751,7 @@
                 <w:sz w:val="20"/>
                 <w:szCs w:val="20"/>
               </w:rPr>
-              <w:t xml:space="preserve">4.61</w:t>
+              <w:t xml:space="preserve">4.6</w:t>
             </w:r>
           </w:p>
         </w:tc>
@@ -1821,7 +1821,7 @@
                 <w:sz w:val="20"/>
                 <w:szCs w:val="20"/>
               </w:rPr>
-              <w:t xml:space="preserve">9.22</w:t>
+              <w:t xml:space="preserve">9.2</w:t>
             </w:r>
           </w:p>
         </w:tc>
@@ -1927,7 +1927,7 @@
                 <w:sz w:val="20"/>
                 <w:szCs w:val="20"/>
               </w:rPr>
-              <w:t xml:space="preserve">じゃらん</w:t>
+              <w:t xml:space="preserve">楽天トラベル</w:t>
             </w:r>
           </w:p>
         </w:tc>
@@ -1961,7 +1961,7 @@
                 <w:sz w:val="20"/>
                 <w:szCs w:val="20"/>
               </w:rPr>
-              <w:t xml:space="preserve">31</w:t>
+              <w:t xml:space="preserve">46</w:t>
             </w:r>
           </w:p>
         </w:tc>
@@ -1995,7 +1995,7 @@
                 <w:sz w:val="20"/>
                 <w:szCs w:val="20"/>
               </w:rPr>
-              <w:t xml:space="preserve">4.58</w:t>
+              <w:t xml:space="preserve">4.59</w:t>
             </w:r>
           </w:p>
         </w:tc>
@@ -2063,7 +2063,7 @@
                 <w:sz w:val="20"/>
                 <w:szCs w:val="20"/>
               </w:rPr>
-              <w:t xml:space="preserve">9.16</w:t>
+              <w:t xml:space="preserve">9.17</w:t>
             </w:r>
           </w:p>
         </w:tc>
@@ -2418,7 +2418,7 @@
           <w:sz w:val="21"/>
           <w:szCs w:val="21"/>
         </w:rPr>
-        <w:t xml:space="preserve">評価分布は10点（58.0%）に最も多く、8点以上の高評価が97.2%を占め、高い顧客満足度を示しています。低評価（1-4点）は計1件（0.7%）です。</w:t>
+        <w:t xml:space="preserve">評価分布は10点（57.3%）に最も多く、8点以上の高評価が97.2%を占め、高い顧客満足度を示しています。低評価（1-4点）は計1件（0.7%）です。</w:t>
       </w:r>
     </w:p>
     <w:p>
@@ -2653,7 +2653,7 @@
                 <w:sz w:val="20"/>
                 <w:szCs w:val="20"/>
               </w:rPr>
-              <w:t xml:space="preserve">83</w:t>
+              <w:t xml:space="preserve">82</w:t>
             </w:r>
           </w:p>
         </w:tc>
@@ -2688,7 +2688,7 @@
                 <w:sz w:val="20"/>
                 <w:szCs w:val="20"/>
               </w:rPr>
-              <w:t xml:space="preserve">58.0%</w:t>
+              <w:t xml:space="preserve">57.3%</w:t>
             </w:r>
           </w:p>
         </w:tc>
@@ -2726,7 +2726,7 @@
                 <w:sz w:val="18"/>
                 <w:szCs w:val="18"/>
               </w:rPr>
-              <w:t xml:space="preserve"> 83件</w:t>
+              <w:t xml:space="preserve"> 82件</w:t>
             </w:r>
           </w:p>
         </w:tc>
@@ -2798,7 +2798,7 @@
                 <w:sz w:val="20"/>
                 <w:szCs w:val="20"/>
               </w:rPr>
-              <w:t xml:space="preserve">15</w:t>
+              <w:t xml:space="preserve">16</w:t>
             </w:r>
           </w:p>
         </w:tc>
@@ -2833,7 +2833,7 @@
                 <w:sz w:val="20"/>
                 <w:szCs w:val="20"/>
               </w:rPr>
-              <w:t xml:space="preserve">10.5%</w:t>
+              <w:t xml:space="preserve">11.2%</w:t>
             </w:r>
           </w:p>
         </w:tc>
@@ -2870,7 +2870,7 @@
                 <w:sz w:val="18"/>
                 <w:szCs w:val="18"/>
               </w:rPr>
-              <w:t xml:space="preserve"> 15件</w:t>
+              <w:t xml:space="preserve"> 16件</w:t>
             </w:r>
           </w:p>
         </w:tc>
@@ -3901,7 +3901,7 @@
                 <w:sz w:val="20"/>
                 <w:szCs w:val="20"/>
               </w:rPr>
-              <w:t xml:space="preserve">「朝食は大人も子どもも大満足で種類豊富で、食べるのが楽しかったです」「シャトルバスもあり、部屋・朝食・スタッフ対応も良くコンビニもありとても良かったです」</w:t>
+              <w:t xml:space="preserve">「朝食は子どもが好きなメニューが多く、たくさん食べることができました」「部屋に入った時のお楽しみ、ウェルカムドリンク、モーニングビュッフェのキッズメニューやおまけのお菓子など、子供を楽し...」</w:t>
             </w:r>
           </w:p>
         </w:tc>
@@ -4005,7 +4005,7 @@
                 <w:sz w:val="20"/>
                 <w:szCs w:val="20"/>
               </w:rPr>
-              <w:t xml:space="preserve">「とても広々したお部屋、お風呂もトイレと別れており快適でした」「ベッドも広く添い寝でものびのび寝れたし、お風呂、洗面所、トイレも別になっているので、自宅のように～自宅以上に快適に...」</w:t>
+              <w:t xml:space="preserve">「子ども2人と添い寝しても十分な大きさのベッドで、しっかり休めました」「とても広々したお部屋、お風呂もトイレと別れており快適でした」</w:t>
             </w:r>
           </w:p>
         </w:tc>
@@ -4042,7 +4042,7 @@
                 <w:sz w:val="20"/>
                 <w:szCs w:val="20"/>
               </w:rPr>
-              <w:t xml:space="preserve">清潔さ・清掃</w:t>
+              <w:t xml:space="preserve">スタッフの対応</w:t>
             </w:r>
           </w:p>
         </w:tc>
@@ -4112,7 +4112,7 @@
                 <w:sz w:val="20"/>
                 <w:szCs w:val="20"/>
               </w:rPr>
-              <w:t xml:space="preserve">「清潔感もあり、コンセントもいくつもあったので、スマホやモバイルバッテリー、子どものカメラなど複数充電できました」「部屋が綺麗で広い お風呂とトイレが別でよかった ウェルカムドリンクがあってよかった 部屋が綺麗で広い お風呂とトイ...」</w:t>
+              <w:t xml:space="preserve">「スタッフの方が親切で、声をかけてくれたり、ディズニー帰りで混み合っていてもスムーズな流れで何でも出来て良かった」「シャトルバスもあり、部屋・朝食・スタッフ対応も良くコンビニもありとても良かったです」</w:t>
             </w:r>
           </w:p>
         </w:tc>
@@ -4148,7 +4148,7 @@
                 <w:sz w:val="20"/>
                 <w:szCs w:val="20"/>
               </w:rPr>
-              <w:t xml:space="preserve">スタッフの対応</w:t>
+              <w:t xml:space="preserve">清潔さ・清掃</w:t>
             </w:r>
           </w:p>
         </w:tc>
@@ -4216,7 +4216,7 @@
                 <w:sz w:val="20"/>
                 <w:szCs w:val="20"/>
               </w:rPr>
-              <w:t xml:space="preserve">「シャトルバスもあり、部屋・朝食・スタッフ対応も良くコンビニもありとても良かったです」「（もちろんAI対応でもありがたいです」</w:t>
+              <w:t xml:space="preserve">「清潔感もあり、コンセントもいくつもあったので、スマホやモバイルバッテリー、子どものカメラなど複数充電できました」「日曜から月曜の宿泊でしたが、豪華な朝食ビュッフェもついてお値段も安く、部屋もきれいでした」</w:t>
             </w:r>
           </w:p>
         </w:tc>
@@ -4467,7 +4467,7 @@
           <w:sz w:val="21"/>
           <w:szCs w:val="21"/>
         </w:rPr>
-        <w:t xml:space="preserve">口コミの多数で「朝食」に関するポジティブな言及が見られ、コンフォートスイーツ東京ベイの最大の差別化要因となっています。朝食は大人も子どもも大満足で種類豊富で、食べるのが楽しかったですといった声が多数寄せられています。</w:t>
+        <w:t xml:space="preserve">口コミの多数で「朝食」に関するポジティブな言及が見られ、コンフォートスイーツ東京ベイの最大の差別化要因となっています。朝食は子どもが好きなメニューが多く、たくさん食べることができましたといった声が多数寄せられています。</w:t>
       </w:r>
     </w:p>
     <w:p>
@@ -4486,7 +4486,7 @@
           <w:sz w:val="21"/>
           <w:szCs w:val="21"/>
         </w:rPr>
-        <w:t xml:space="preserve">朝食は大人も子どもも大満足で種類豊富で、食べるのが楽しかったです</w:t>
+        <w:t xml:space="preserve">朝食は子どもが好きなメニューが多く、たくさん食べることができました</w:t>
       </w:r>
     </w:p>
     <w:p>
@@ -4505,7 +4505,7 @@
           <w:sz w:val="21"/>
           <w:szCs w:val="21"/>
         </w:rPr>
-        <w:t xml:space="preserve">シャトルバスもあり、部屋・朝食・スタッフ対応も良くコンビニもありとても良かったです</w:t>
+        <w:t xml:space="preserve">部屋に入った時のお楽しみ、ウェルカムドリンク、モーニングビュッフェのキッズメニューやおまけのお菓子など、子供を楽し...</w:t>
       </w:r>
     </w:p>
     <w:p>
@@ -4524,7 +4524,7 @@
           <w:sz w:val="21"/>
           <w:szCs w:val="21"/>
         </w:rPr>
-        <w:t xml:space="preserve">朝ごはんは子どもが喜ぶものがあくさんあり、お部屋も清潔で、ディズニーへのシャトルバスがあり、とても満足です</w:t>
+        <w:t xml:space="preserve">朝食は大人も子どもも大満足で種類豊富で、食べるのが楽しかったです</w:t>
       </w:r>
     </w:p>
     <w:p>
@@ -4561,7 +4561,7 @@
           <w:sz w:val="21"/>
           <w:szCs w:val="21"/>
         </w:rPr>
-        <w:t xml:space="preserve">快適さ・設備に関するポジティブな評価も多く寄せられています。「とても広々したお部屋、お風呂もトイレと別れており快適でした」といったコメントが見られます。</w:t>
+        <w:t xml:space="preserve">快適さ・設備に関するポジティブな評価も多く寄せられています。「子ども2人と添い寝しても十分な大きさのベッドで、しっかり休めました」といったコメントが見られます。</w:t>
       </w:r>
     </w:p>
     <w:p>
@@ -4866,7 +4866,7 @@
                 <w:sz w:val="20"/>
                 <w:szCs w:val="20"/>
               </w:rPr>
-              <w:t xml:space="preserve">とても広々したお部屋、お風呂もトイレと別れており快適でした</w:t>
+              <w:t xml:space="preserve">ひとつ問題をあげるなら、ディズニーからホテルへ戻る時のバスが止まる場所が曖昧なことくらいです</w:t>
             </w:r>
           </w:p>
         </w:tc>
@@ -4900,7 +4900,7 @@
                 <w:sz w:val="20"/>
                 <w:szCs w:val="20"/>
               </w:rPr>
-              <w:t xml:space="preserve">重大・51件</w:t>
+              <w:t xml:space="preserve">重大・50件</w:t>
             </w:r>
           </w:p>
         </w:tc>
@@ -6680,7 +6680,7 @@
                 <w:sz w:val="20"/>
                 <w:szCs w:val="20"/>
               </w:rPr>
-              <w:t xml:space="preserve">9.21点</w:t>
+              <w:t xml:space="preserve">9.20点</w:t>
             </w:r>
           </w:p>
         </w:tc>
@@ -7240,7 +7240,7 @@
                 <w:sz w:val="20"/>
                 <w:szCs w:val="20"/>
               </w:rPr>
-              <w:t xml:space="preserve">約51件/期間</w:t>
+              <w:t xml:space="preserve">約50件/期間</w:t>
             </w:r>
           </w:p>
         </w:tc>
@@ -7369,7 +7369,7 @@
           <w:sz w:val="22"/>
           <w:szCs w:val="22"/>
         </w:rPr>
-        <w:t xml:space="preserve">[1] じゃらん / 10点 / 2026-03-25</w:t>
+        <w:t xml:space="preserve">[1] 楽天トラベル / 8点 / 2026-03-26</w:t>
       </w:r>
     </w:p>
     <w:p>
@@ -7384,7 +7384,7 @@
           <w:sz w:val="21"/>
           <w:szCs w:val="21"/>
         </w:rPr>
-        <w:t xml:space="preserve">とても広々したお部屋、お風呂もトイレと別れており快適でした。清潔感もあり、コンセントもいくつもあったので、スマホやモバイルバッテリー、子どものカメラなど複数充電できました。  朝食は大人も子どもも大満足で種類豊富で、食べるのが楽しかったです。飲み物もドリンクバーがあり、種類豊富でした。炭酸やカルピスなどもありました。  また、是非利用したいと思います。</w:t>
+        <w:t xml:space="preserve">ディズニーで遊んだ後に利用させていただきました。子ども2人と添い寝しても十分な大きさのベッドで、しっかり休めました。 朝食は子どもが好きなメニューが多く、たくさん食べることができました。畳の席があり、赤ちゃん連れでもゆっくり食べられてよかったです。 また利用したいです。</w:t>
       </w:r>
     </w:p>
     <w:p>
@@ -7405,7 +7405,7 @@
           <w:sz w:val="22"/>
           <w:szCs w:val="22"/>
         </w:rPr>
-        <w:t xml:space="preserve">[2] Trip.com / 10点 / 2026-03-25</w:t>
+        <w:t xml:space="preserve">[2] Trip.com / 9点 / 2026-03-26</w:t>
       </w:r>
     </w:p>
     <w:p>
@@ -7420,7 +7420,7 @@
           <w:sz w:val="21"/>
           <w:szCs w:val="21"/>
         </w:rPr>
-        <w:t xml:space="preserve">孫２人とディズニー旅行で宿泊。シャトルバスもあり、部屋・朝食・スタッフ対応も良くコンビニもありとても良かったです。また利用します。</w:t>
+        <w:t xml:space="preserve">スタッフの方が親切で、声をかけてくれたり、ディズニー帰りで混み合っていてもスムーズな流れで何でも出来て良かった。</w:t>
       </w:r>
     </w:p>
     <w:p>
@@ -7441,7 +7441,7 @@
           <w:sz w:val="22"/>
           <w:szCs w:val="22"/>
         </w:rPr>
-        <w:t xml:space="preserve">[3] 楽天トラベル / 8点 / 2026-03-24</w:t>
+        <w:t xml:space="preserve">[3] 楽天トラベル / 8点 / 2026-03-26</w:t>
       </w:r>
     </w:p>
     <w:p>
@@ -7456,7 +7456,7 @@
           <w:sz w:val="21"/>
           <w:szCs w:val="21"/>
         </w:rPr>
-        <w:t xml:space="preserve">部屋が綺麗で広い お風呂とトイレが別でよかった ウェルカムドリンクがあってよかった</w:t>
+        <w:t xml:space="preserve">部屋に入った時のお楽しみ、ウェルカムドリンク、モーニングビュッフェのキッズメニューやおまけのお菓子など、子供を楽しませるためにいろいろ考えて下さってます。 ひとつ問題をあげるなら、ディズニーからホテルへ戻る時のバスが止まる場所が曖昧なことくらいです。</w:t>
       </w:r>
     </w:p>
     <w:p>
@@ -7477,7 +7477,7 @@
           <w:sz w:val="22"/>
           <w:szCs w:val="22"/>
         </w:rPr>
-        <w:t xml:space="preserve">[4] Agoda / 9点 / 2026-03-24</w:t>
+        <w:t xml:space="preserve">[4] じゃらん / 10点 / 2026-03-25</w:t>
       </w:r>
     </w:p>
     <w:p>
@@ -7492,7 +7492,7 @@
           <w:sz w:val="21"/>
           <w:szCs w:val="21"/>
         </w:rPr>
-        <w:t xml:space="preserve">２回目の利用です！朝ごはんは子どもが喜ぶものがあくさんあり、お部屋も清潔で、ディズニーへのシャトルバスがあり、とても満足です！また利用したいです！ありがとうございました！</w:t>
+        <w:t xml:space="preserve">とても広々したお部屋、お風呂もトイレと別れており快適でした。清潔感もあり、コンセントもいくつもあったので、スマホやモバイルバッテリー、子どものカメラなど複数充電できました。  朝食は大人も子どもも大満足で種類豊富で、食べるのが楽しかったです。飲み物もドリンクバーがあり、種類豊富でした。炭酸やカルピスなどもありました。  また、是非利用したいと思います。</w:t>
       </w:r>
     </w:p>
     <w:p>
@@ -7513,7 +7513,7 @@
           <w:sz w:val="22"/>
           <w:szCs w:val="22"/>
         </w:rPr>
-        <w:t xml:space="preserve">[5] 楽天トラベル / 10点 / 2026-03-24</w:t>
+        <w:t xml:space="preserve">[5] Trip.com / 10点 / 2026-03-25</w:t>
       </w:r>
     </w:p>
     <w:p>
@@ -7528,7 +7528,7 @@
           <w:sz w:val="21"/>
           <w:szCs w:val="21"/>
         </w:rPr>
-        <w:t xml:space="preserve">私と子ども２人で利用しました。ベッドも広く添い寝でものびのび寝れたし、お風呂、洗面所、トイレも別になっているので、自宅のように～自宅以上に快適に過ごさせていただきました。朝食バイキングもとても豪華で、朝から子どもたちはテンションMAXでお腹いっぱい食べて、すごく楽しめました！</w:t>
+        <w:t xml:space="preserve">孫２人とディズニー旅行で宿泊。シャトルバスもあり、部屋・朝食・スタッフ対応も良くコンビニもありとても良かったです。また利用します。</w:t>
       </w:r>
     </w:p>
     <w:p>
@@ -7629,7 +7629,7 @@
                 <w:sz w:val="21"/>
                 <w:szCs w:val="21"/>
               </w:rPr>
-              <w:t xml:space="preserve">コンフォートスイーツ東京ベイは、全体平均9.21点（10点換算）、高評価率97.2%という非常に高い顧客満足度を維持しているホテルです。特に「朝食」「快適さ・設備」が多くのゲストから高く評価されています。</w:t>
+              <w:t xml:space="preserve">コンフォートスイーツ東京ベイは、全体平均9.20点（10点換算）、高評価率97.2%という非常に高い顧客満足度を維持しているホテルです。特に「朝食」「快適さ・設備」が多くのゲストから高く評価されています。</w:t>
             </w:r>
           </w:p>
           <w:p>

--- a/納品レポート/ホテル別レポート/comfort_suites_tokyobay_口コミ分析改善レポート.docx
+++ b/納品レポート/ホテル別レポート/comfort_suites_tokyobay_口コミ分析改善レポート.docx
@@ -131,7 +131,7 @@
           <w:sz w:val="20"/>
           <w:szCs w:val="20"/>
         </w:rPr>
-        <w:t xml:space="preserve">作成日：2026年3月27日</w:t>
+        <w:t xml:space="preserve">作成日：2026年3月28日</w:t>
       </w:r>
     </w:p>
     <w:p>
@@ -261,7 +261,7 @@
                 <w:sz w:val="36"/>
                 <w:szCs w:val="36"/>
               </w:rPr>
-              <w:t xml:space="preserve">9.20</w:t>
+              <w:t xml:space="preserve">9.22</w:t>
             </w:r>
           </w:p>
         </w:tc>
@@ -448,7 +448,7 @@
           <w:sz w:val="21"/>
           <w:szCs w:val="21"/>
         </w:rPr>
-        <w:t xml:space="preserve">全体平均スコア9.20点（10点換算）は非常に高い水準であり、97.2%が高評価（8-10点）に分類されます。低評価（1-4点）は1件（0.7%）で、ゲスト満足度は良好です。Trip.com（9.57点）で特に高い評価を獲得しています。</w:t>
+        <w:t xml:space="preserve">全体平均スコア9.22点（10点換算）は非常に高い水準であり、97.2%が高評価（8-10点）に分類されます。低評価（1-4点）は1件（0.7%）で、ゲスト満足度は良好です。Trip.com（9.60点）で特に高い評価を獲得しています。</w:t>
       </w:r>
     </w:p>
     <w:p>
@@ -567,7 +567,7 @@
                 <w:sz w:val="20"/>
                 <w:szCs w:val="20"/>
               </w:rPr>
-              <w:t xml:space="preserve">浴室・水回り（50件）、対応・サービスの不満（9件）、エアコン・空調（5件）、朝食の改善要望（4件）</w:t>
+              <w:t xml:space="preserve">浴室・水回り（49件）、対応・サービスの不満（8件）、エアコン・空調（5件）、朝食の改善要望（4件）</w:t>
             </w:r>
           </w:p>
           <w:p>
@@ -987,7 +987,7 @@
                 <w:sz w:val="20"/>
                 <w:szCs w:val="20"/>
               </w:rPr>
-              <w:t xml:space="preserve">14</w:t>
+              <w:t xml:space="preserve">15</w:t>
             </w:r>
           </w:p>
         </w:tc>
@@ -1021,7 +1021,7 @@
                 <w:sz w:val="20"/>
                 <w:szCs w:val="20"/>
               </w:rPr>
-              <w:t xml:space="preserve">9.57</w:t>
+              <w:t xml:space="preserve">9.6</w:t>
             </w:r>
           </w:p>
         </w:tc>
@@ -1089,7 +1089,7 @@
                 <w:sz w:val="20"/>
                 <w:szCs w:val="20"/>
               </w:rPr>
-              <w:t xml:space="preserve">9.57</w:t>
+              <w:t xml:space="preserve">9.6</w:t>
             </w:r>
           </w:p>
         </w:tc>
@@ -1716,7 +1716,7 @@
                 <w:sz w:val="20"/>
                 <w:szCs w:val="20"/>
               </w:rPr>
-              <w:t xml:space="preserve">30</w:t>
+              <w:t xml:space="preserve">28</w:t>
             </w:r>
           </w:p>
         </w:tc>
@@ -1751,7 +1751,7 @@
                 <w:sz w:val="20"/>
                 <w:szCs w:val="20"/>
               </w:rPr>
-              <w:t xml:space="preserve">4.6</w:t>
+              <w:t xml:space="preserve">4.61</w:t>
             </w:r>
           </w:p>
         </w:tc>
@@ -1821,7 +1821,7 @@
                 <w:sz w:val="20"/>
                 <w:szCs w:val="20"/>
               </w:rPr>
-              <w:t xml:space="preserve">9.2</w:t>
+              <w:t xml:space="preserve">9.21</w:t>
             </w:r>
           </w:p>
         </w:tc>
@@ -1961,7 +1961,7 @@
                 <w:sz w:val="20"/>
                 <w:szCs w:val="20"/>
               </w:rPr>
-              <w:t xml:space="preserve">46</w:t>
+              <w:t xml:space="preserve">47</w:t>
             </w:r>
           </w:p>
         </w:tc>
@@ -1995,7 +1995,7 @@
                 <w:sz w:val="20"/>
                 <w:szCs w:val="20"/>
               </w:rPr>
-              <w:t xml:space="preserve">4.59</w:t>
+              <w:t xml:space="preserve">4.6</w:t>
             </w:r>
           </w:p>
         </w:tc>
@@ -2063,7 +2063,7 @@
                 <w:sz w:val="20"/>
                 <w:szCs w:val="20"/>
               </w:rPr>
-              <w:t xml:space="preserve">9.17</w:t>
+              <w:t xml:space="preserve">9.19</w:t>
             </w:r>
           </w:p>
         </w:tc>
@@ -2418,7 +2418,7 @@
           <w:sz w:val="21"/>
           <w:szCs w:val="21"/>
         </w:rPr>
-        <w:t xml:space="preserve">評価分布は10点（57.3%）に最も多く、8点以上の高評価が97.2%を占め、高い顧客満足度を示しています。低評価（1-4点）は計1件（0.7%）です。</w:t>
+        <w:t xml:space="preserve">評価分布は10点（58.0%）に最も多く、8点以上の高評価が97.2%を占め、高い顧客満足度を示しています。低評価（1-4点）は計1件（0.7%）です。</w:t>
       </w:r>
     </w:p>
     <w:p>
@@ -2653,7 +2653,7 @@
                 <w:sz w:val="20"/>
                 <w:szCs w:val="20"/>
               </w:rPr>
-              <w:t xml:space="preserve">82</w:t>
+              <w:t xml:space="preserve">83</w:t>
             </w:r>
           </w:p>
         </w:tc>
@@ -2688,7 +2688,7 @@
                 <w:sz w:val="20"/>
                 <w:szCs w:val="20"/>
               </w:rPr>
-              <w:t xml:space="preserve">57.3%</w:t>
+              <w:t xml:space="preserve">58.0%</w:t>
             </w:r>
           </w:p>
         </w:tc>
@@ -2726,7 +2726,7 @@
                 <w:sz w:val="18"/>
                 <w:szCs w:val="18"/>
               </w:rPr>
-              <w:t xml:space="preserve"> 82件</w:t>
+              <w:t xml:space="preserve"> 83件</w:t>
             </w:r>
           </w:p>
         </w:tc>
@@ -2942,7 +2942,7 @@
                 <w:sz w:val="20"/>
                 <w:szCs w:val="20"/>
               </w:rPr>
-              <w:t xml:space="preserve">41</w:t>
+              <w:t xml:space="preserve">40</w:t>
             </w:r>
           </w:p>
         </w:tc>
@@ -2977,7 +2977,7 @@
                 <w:sz w:val="20"/>
                 <w:szCs w:val="20"/>
               </w:rPr>
-              <w:t xml:space="preserve">28.7%</w:t>
+              <w:t xml:space="preserve">28.0%</w:t>
             </w:r>
           </w:p>
         </w:tc>
@@ -3015,7 +3015,7 @@
                 <w:sz w:val="18"/>
                 <w:szCs w:val="18"/>
               </w:rPr>
-              <w:t xml:space="preserve"> 41件</w:t>
+              <w:t xml:space="preserve"> 40件</w:t>
             </w:r>
           </w:p>
         </w:tc>
@@ -4900,7 +4900,7 @@
                 <w:sz w:val="20"/>
                 <w:szCs w:val="20"/>
               </w:rPr>
-              <w:t xml:space="preserve">重大・50件</w:t>
+              <w:t xml:space="preserve">重大・49件</w:t>
             </w:r>
           </w:p>
         </w:tc>
@@ -5039,7 +5039,7 @@
                 <w:sz w:val="20"/>
                 <w:szCs w:val="20"/>
               </w:rPr>
-              <w:t xml:space="preserve">重大・9件</w:t>
+              <w:t xml:space="preserve">重大・8件</w:t>
             </w:r>
           </w:p>
         </w:tc>
@@ -6680,7 +6680,7 @@
                 <w:sz w:val="20"/>
                 <w:szCs w:val="20"/>
               </w:rPr>
-              <w:t xml:space="preserve">9.20点</w:t>
+              <w:t xml:space="preserve">9.22点</w:t>
             </w:r>
           </w:p>
         </w:tc>
@@ -7240,7 +7240,7 @@
                 <w:sz w:val="20"/>
                 <w:szCs w:val="20"/>
               </w:rPr>
-              <w:t xml:space="preserve">約50件/期間</w:t>
+              <w:t xml:space="preserve">約49件/期間</w:t>
             </w:r>
           </w:p>
         </w:tc>
@@ -7274,7 +7274,7 @@
                 <w:sz w:val="20"/>
                 <w:szCs w:val="20"/>
               </w:rPr>
-              <w:t xml:space="preserve">25件以下</w:t>
+              <w:t xml:space="preserve">24件以下</w:t>
             </w:r>
           </w:p>
         </w:tc>
@@ -7369,7 +7369,7 @@
           <w:sz w:val="22"/>
           <w:szCs w:val="22"/>
         </w:rPr>
-        <w:t xml:space="preserve">[1] 楽天トラベル / 8点 / 2026-03-26</w:t>
+        <w:t xml:space="preserve">[1] 楽天トラベル / 10点 / 2026-03-27</w:t>
       </w:r>
     </w:p>
     <w:p>
@@ -7384,7 +7384,7 @@
           <w:sz w:val="21"/>
           <w:szCs w:val="21"/>
         </w:rPr>
-        <w:t xml:space="preserve">ディズニーで遊んだ後に利用させていただきました。子ども2人と添い寝しても十分な大きさのベッドで、しっかり休めました。 朝食は子どもが好きなメニューが多く、たくさん食べることができました。畳の席があり、赤ちゃん連れでもゆっくり食べられてよかったです。 また利用したいです。</w:t>
+        <w:t xml:space="preserve">大満足のホテルでした、ここ数年で一番。 ロケーションは、窓が小さく、磨りガラスだったのと雨降りだったのでいまいちでした。 温泉は、あったのかな？ここはわからないから星3個。 基本は大満足、リピートも考えるホテルでした。</w:t>
       </w:r>
     </w:p>
     <w:p>
@@ -7405,7 +7405,7 @@
           <w:sz w:val="22"/>
           <w:szCs w:val="22"/>
         </w:rPr>
-        <w:t xml:space="preserve">[2] Trip.com / 9点 / 2026-03-26</w:t>
+        <w:t xml:space="preserve">[2] Trip.com / 10点 / 2026-03-27</w:t>
       </w:r>
     </w:p>
     <w:p>
@@ -7420,7 +7420,7 @@
           <w:sz w:val="21"/>
           <w:szCs w:val="21"/>
         </w:rPr>
-        <w:t xml:space="preserve">スタッフの方が親切で、声をかけてくれたり、ディズニー帰りで混み合っていてもスムーズな流れで何でも出来て良かった。</w:t>
+        <w:t xml:space="preserve">忘れ物しても返ってきました。神です。</w:t>
       </w:r>
     </w:p>
     <w:p>
@@ -7456,7 +7456,7 @@
           <w:sz w:val="21"/>
           <w:szCs w:val="21"/>
         </w:rPr>
-        <w:t xml:space="preserve">部屋に入った時のお楽しみ、ウェルカムドリンク、モーニングビュッフェのキッズメニューやおまけのお菓子など、子供を楽しませるためにいろいろ考えて下さってます。 ひとつ問題をあげるなら、ディズニーからホテルへ戻る時のバスが止まる場所が曖昧なことくらいです。</w:t>
+        <w:t xml:space="preserve">ディズニーで遊んだ後に利用させていただきました。子ども2人と添い寝しても十分な大きさのベッドで、しっかり休めました。 朝食は子どもが好きなメニューが多く、たくさん食べることができました。畳の席があり、赤ちゃん連れでもゆっくり食べられてよかったです。 また利用したいです。</w:t>
       </w:r>
     </w:p>
     <w:p>
@@ -7477,7 +7477,7 @@
           <w:sz w:val="22"/>
           <w:szCs w:val="22"/>
         </w:rPr>
-        <w:t xml:space="preserve">[4] じゃらん / 10点 / 2026-03-25</w:t>
+        <w:t xml:space="preserve">[4] Trip.com / 9点 / 2026-03-26</w:t>
       </w:r>
     </w:p>
     <w:p>
@@ -7492,7 +7492,7 @@
           <w:sz w:val="21"/>
           <w:szCs w:val="21"/>
         </w:rPr>
-        <w:t xml:space="preserve">とても広々したお部屋、お風呂もトイレと別れており快適でした。清潔感もあり、コンセントもいくつもあったので、スマホやモバイルバッテリー、子どものカメラなど複数充電できました。  朝食は大人も子どもも大満足で種類豊富で、食べるのが楽しかったです。飲み物もドリンクバーがあり、種類豊富でした。炭酸やカルピスなどもありました。  また、是非利用したいと思います。</w:t>
+        <w:t xml:space="preserve">スタッフの方が親切で、声をかけてくれたり、ディズニー帰りで混み合っていてもスムーズな流れで何でも出来て良かった。</w:t>
       </w:r>
     </w:p>
     <w:p>
@@ -7513,7 +7513,7 @@
           <w:sz w:val="22"/>
           <w:szCs w:val="22"/>
         </w:rPr>
-        <w:t xml:space="preserve">[5] Trip.com / 10点 / 2026-03-25</w:t>
+        <w:t xml:space="preserve">[5] 楽天トラベル / 8点 / 2026-03-26</w:t>
       </w:r>
     </w:p>
     <w:p>
@@ -7528,7 +7528,7 @@
           <w:sz w:val="21"/>
           <w:szCs w:val="21"/>
         </w:rPr>
-        <w:t xml:space="preserve">孫２人とディズニー旅行で宿泊。シャトルバスもあり、部屋・朝食・スタッフ対応も良くコンビニもありとても良かったです。また利用します。</w:t>
+        <w:t xml:space="preserve">部屋に入った時のお楽しみ、ウェルカムドリンク、モーニングビュッフェのキッズメニューやおまけのお菓子など、子供を楽しませるためにいろいろ考えて下さってます。 ひとつ問題をあげるなら、ディズニーからホテルへ戻る時のバスが止まる場所が曖昧なことくらいです。</w:t>
       </w:r>
     </w:p>
     <w:p>
@@ -7629,7 +7629,7 @@
                 <w:sz w:val="21"/>
                 <w:szCs w:val="21"/>
               </w:rPr>
-              <w:t xml:space="preserve">コンフォートスイーツ東京ベイは、全体平均9.20点（10点換算）、高評価率97.2%という非常に高い顧客満足度を維持しているホテルです。特に「朝食」「快適さ・設備」が多くのゲストから高く評価されています。</w:t>
+              <w:t xml:space="preserve">コンフォートスイーツ東京ベイは、全体平均9.22点（10点換算）、高評価率97.2%という非常に高い顧客満足度を維持しているホテルです。特に「朝食」「快適さ・設備」が多くのゲストから高く評価されています。</w:t>
             </w:r>
           </w:p>
           <w:p>

--- a/納品レポート/ホテル別レポート/comfort_suites_tokyobay_口コミ分析改善レポート.docx
+++ b/納品レポート/ホテル別レポート/comfort_suites_tokyobay_口コミ分析改善レポート.docx
@@ -142,7 +142,7 @@
                 <w:szCs w:val="20"/>
               </w:rPr>
               <w:t xml:space="preserve">全体平均
-9.22点</w:t>
+9.20点</w:t>
             </w:r>
           </w:p>
         </w:tc>
@@ -177,7 +177,7 @@
                 <w:szCs w:val="20"/>
               </w:rPr>
               <w:t xml:space="preserve">高評価率
-97.2%</w:t>
+95.8%</w:t>
             </w:r>
           </w:p>
         </w:tc>
@@ -520,7 +520,7 @@
                 <w:sz w:val="20"/>
                 <w:szCs w:val="20"/>
               </w:rPr>
-              <w:t xml:space="preserve">Trip.com</w:t>
+              <w:t xml:space="preserve">Agoda</w:t>
             </w:r>
           </w:p>
         </w:tc>
@@ -555,7 +555,7 @@
                 <w:sz w:val="20"/>
                 <w:szCs w:val="20"/>
               </w:rPr>
-              <w:t xml:space="preserve">15</w:t>
+              <w:t xml:space="preserve">17</w:t>
             </w:r>
           </w:p>
         </w:tc>
@@ -590,7 +590,7 @@
                 <w:sz w:val="20"/>
                 <w:szCs w:val="20"/>
               </w:rPr>
-              <w:t xml:space="preserve">9.60/10</w:t>
+              <w:t xml:space="preserve">9.47/10</w:t>
             </w:r>
           </w:p>
         </w:tc>
@@ -625,7 +625,7 @@
                 <w:sz w:val="20"/>
                 <w:szCs w:val="20"/>
               </w:rPr>
-              <w:t xml:space="preserve">9.60</w:t>
+              <w:t xml:space="preserve">9.47</w:t>
             </w:r>
           </w:p>
         </w:tc>
@@ -697,7 +697,7 @@
                 <w:sz w:val="20"/>
                 <w:szCs w:val="20"/>
               </w:rPr>
-              <w:t xml:space="preserve">Agoda</w:t>
+              <w:t xml:space="preserve">Trip.com</w:t>
             </w:r>
           </w:p>
         </w:tc>
@@ -732,7 +732,7 @@
                 <w:sz w:val="20"/>
                 <w:szCs w:val="20"/>
               </w:rPr>
-              <w:t xml:space="preserve">18</w:t>
+              <w:t xml:space="preserve">17</w:t>
             </w:r>
           </w:p>
         </w:tc>
@@ -767,7 +767,7 @@
                 <w:sz w:val="20"/>
                 <w:szCs w:val="20"/>
               </w:rPr>
-              <w:t xml:space="preserve">9.50/10</w:t>
+              <w:t xml:space="preserve">9.41/10</w:t>
             </w:r>
           </w:p>
         </w:tc>
@@ -802,7 +802,7 @@
                 <w:sz w:val="20"/>
                 <w:szCs w:val="20"/>
               </w:rPr>
-              <w:t xml:space="preserve">9.50</w:t>
+              <w:t xml:space="preserve">9.41</w:t>
             </w:r>
           </w:p>
         </w:tc>
@@ -909,7 +909,7 @@
                 <w:sz w:val="20"/>
                 <w:szCs w:val="20"/>
               </w:rPr>
-              <w:t xml:space="preserve">8</w:t>
+              <w:t xml:space="preserve">10</w:t>
             </w:r>
           </w:p>
         </w:tc>
@@ -944,7 +944,7 @@
                 <w:sz w:val="20"/>
                 <w:szCs w:val="20"/>
               </w:rPr>
-              <w:t xml:space="preserve">4.62/5</w:t>
+              <w:t xml:space="preserve">4.70/5</w:t>
             </w:r>
           </w:p>
         </w:tc>
@@ -979,7 +979,7 @@
                 <w:sz w:val="20"/>
                 <w:szCs w:val="20"/>
               </w:rPr>
-              <w:t xml:space="preserve">9.25</w:t>
+              <w:t xml:space="preserve">9.40</w:t>
             </w:r>
           </w:p>
         </w:tc>
@@ -1086,7 +1086,7 @@
                 <w:sz w:val="20"/>
                 <w:szCs w:val="20"/>
               </w:rPr>
-              <w:t xml:space="preserve">28</w:t>
+              <w:t xml:space="preserve">24</w:t>
             </w:r>
           </w:p>
         </w:tc>
@@ -1121,7 +1121,7 @@
                 <w:sz w:val="20"/>
                 <w:szCs w:val="20"/>
               </w:rPr>
-              <w:t xml:space="preserve">4.61/5</w:t>
+              <w:t xml:space="preserve">4.62/5</w:t>
             </w:r>
           </w:p>
         </w:tc>
@@ -1156,7 +1156,7 @@
                 <w:sz w:val="20"/>
                 <w:szCs w:val="20"/>
               </w:rPr>
-              <w:t xml:space="preserve">9.21</w:t>
+              <w:t xml:space="preserve">9.25</w:t>
             </w:r>
           </w:p>
         </w:tc>
@@ -1263,7 +1263,7 @@
                 <w:sz w:val="20"/>
                 <w:szCs w:val="20"/>
               </w:rPr>
-              <w:t xml:space="preserve">47</w:t>
+              <w:t xml:space="preserve">46</w:t>
             </w:r>
           </w:p>
         </w:tc>
@@ -1298,7 +1298,7 @@
                 <w:sz w:val="20"/>
                 <w:szCs w:val="20"/>
               </w:rPr>
-              <w:t xml:space="preserve">4.60/5</w:t>
+              <w:t xml:space="preserve">4.61/5</w:t>
             </w:r>
           </w:p>
         </w:tc>
@@ -1333,7 +1333,7 @@
                 <w:sz w:val="20"/>
                 <w:szCs w:val="20"/>
               </w:rPr>
-              <w:t xml:space="preserve">9.19</w:t>
+              <w:t xml:space="preserve">9.22</w:t>
             </w:r>
           </w:p>
         </w:tc>
@@ -1440,7 +1440,7 @@
                 <w:sz w:val="20"/>
                 <w:szCs w:val="20"/>
               </w:rPr>
-              <w:t xml:space="preserve">27</w:t>
+              <w:t xml:space="preserve">29</w:t>
             </w:r>
           </w:p>
         </w:tc>
@@ -1475,7 +1475,7 @@
                 <w:sz w:val="20"/>
                 <w:szCs w:val="20"/>
               </w:rPr>
-              <w:t xml:space="preserve">8.85/10</w:t>
+              <w:t xml:space="preserve">8.76/10</w:t>
             </w:r>
           </w:p>
         </w:tc>
@@ -1510,7 +1510,7 @@
                 <w:sz w:val="20"/>
                 <w:szCs w:val="20"/>
               </w:rPr>
-              <w:t xml:space="preserve">8.85</w:t>
+              <w:t xml:space="preserve">8.76</w:t>
             </w:r>
           </w:p>
         </w:tc>
@@ -1978,7 +1978,7 @@
                 <w:sz w:val="20"/>
                 <w:szCs w:val="20"/>
               </w:rPr>
-              <w:t xml:space="preserve">40</w:t>
+              <w:t xml:space="preserve">38</w:t>
             </w:r>
           </w:p>
         </w:tc>
@@ -2013,7 +2013,7 @@
                 <w:sz w:val="20"/>
                 <w:szCs w:val="20"/>
               </w:rPr>
-              <w:t xml:space="preserve">28.0%</w:t>
+              <w:t xml:space="preserve">26.6%</w:t>
             </w:r>
           </w:p>
         </w:tc>
@@ -2085,7 +2085,7 @@
                 <w:sz w:val="20"/>
                 <w:szCs w:val="20"/>
               </w:rPr>
-              <w:t xml:space="preserve">2</w:t>
+              <w:t xml:space="preserve">3</w:t>
             </w:r>
           </w:p>
         </w:tc>
@@ -2120,7 +2120,7 @@
                 <w:sz w:val="20"/>
                 <w:szCs w:val="20"/>
               </w:rPr>
-              <w:t xml:space="preserve">1.4%</w:t>
+              <w:t xml:space="preserve">2.1%</w:t>
             </w:r>
           </w:p>
         </w:tc>
@@ -2192,7 +2192,7 @@
                 <w:sz w:val="20"/>
                 <w:szCs w:val="20"/>
               </w:rPr>
-              <w:t xml:space="preserve">1</w:t>
+              <w:t xml:space="preserve">2</w:t>
             </w:r>
           </w:p>
         </w:tc>
@@ -2227,7 +2227,7 @@
                 <w:sz w:val="20"/>
                 <w:szCs w:val="20"/>
               </w:rPr>
-              <w:t xml:space="preserve">0.7%</w:t>
+              <w:t xml:space="preserve">1.4%</w:t>
             </w:r>
           </w:p>
         </w:tc>
@@ -2570,7 +2570,7 @@
                 <w:sz w:val="20"/>
                 <w:szCs w:val="20"/>
               </w:rPr>
-              <w:t xml:space="preserve">139</w:t>
+              <w:t xml:space="preserve">137</w:t>
             </w:r>
           </w:p>
         </w:tc>
@@ -2604,7 +2604,7 @@
                 <w:sz w:val="20"/>
                 <w:szCs w:val="20"/>
               </w:rPr>
-              <w:t xml:space="preserve">97.2%</w:t>
+              <w:t xml:space="preserve">95.8%</w:t>
             </w:r>
           </w:p>
         </w:tc>
@@ -2710,7 +2710,7 @@
                 <w:sz w:val="20"/>
                 <w:szCs w:val="20"/>
               </w:rPr>
-              <w:t xml:space="preserve">3</w:t>
+              <w:t xml:space="preserve">5</w:t>
             </w:r>
           </w:p>
         </w:tc>
@@ -2745,7 +2745,7 @@
                 <w:sz w:val="20"/>
                 <w:szCs w:val="20"/>
               </w:rPr>
-              <w:t xml:space="preserve">2.1%</w:t>
+              <w:t xml:space="preserve">3.5%</w:t>
             </w:r>
           </w:p>
         </w:tc>
@@ -3358,7 +3358,7 @@
                 <w:sz w:val="20"/>
                 <w:szCs w:val="20"/>
               </w:rPr>
-              <w:t xml:space="preserve">9.22点</w:t>
+              <w:t xml:space="preserve">9.20点</w:t>
             </w:r>
           </w:p>
         </w:tc>
@@ -3392,7 +3392,7 @@
                 <w:sz w:val="20"/>
                 <w:szCs w:val="20"/>
               </w:rPr>
-              <w:t xml:space="preserve">9.72点</w:t>
+              <w:t xml:space="preserve">9.70点</w:t>
             </w:r>
           </w:p>
         </w:tc>
@@ -3498,7 +3498,7 @@
                 <w:sz w:val="20"/>
                 <w:szCs w:val="20"/>
               </w:rPr>
-              <w:t xml:space="preserve">97.2%</w:t>
+              <w:t xml:space="preserve">95.8%</w:t>
             </w:r>
           </w:p>
         </w:tc>
@@ -3749,7 +3749,7 @@
           <w:sz w:val="21"/>
           <w:szCs w:val="21"/>
         </w:rPr>
-        <w:t xml:space="preserve">コンフォートスイーツ東京ベイは全体平均9.22点（10pt換算）、高評価率97.2%を記録しています。引き続き強みを活かしつつ、低評価レビューに示された課題への対応を継続することで、さらなる顧客満足度向上が期待できます。</w:t>
+        <w:t xml:space="preserve">コンフォートスイーツ東京ベイは全体平均9.20点（10pt換算）、高評価率95.8%を記録しています。引き続き強みを活かしつつ、低評価レビューに示された課題への対応を継続することで、さらなる顧客満足度向上が期待できます。</w:t>
       </w:r>
     </w:p>
     <w:p>

--- a/納品レポート/ホテル別レポート/comfort_suites_tokyobay_口コミ分析改善レポート.docx
+++ b/納品レポート/ホテル別レポート/comfort_suites_tokyobay_口コミ分析改善レポート.docx
@@ -142,7 +142,7 @@
                 <w:szCs w:val="20"/>
               </w:rPr>
               <w:t xml:space="preserve">全体平均
-9.20点</w:t>
+9.18点</w:t>
             </w:r>
           </w:p>
         </w:tc>
@@ -697,7 +697,7 @@
                 <w:sz w:val="20"/>
                 <w:szCs w:val="20"/>
               </w:rPr>
-              <w:t xml:space="preserve">Trip.com</w:t>
+              <w:t xml:space="preserve">Google</w:t>
             </w:r>
           </w:p>
         </w:tc>
@@ -732,7 +732,7 @@
                 <w:sz w:val="20"/>
                 <w:szCs w:val="20"/>
               </w:rPr>
-              <w:t xml:space="preserve">17</w:t>
+              <w:t xml:space="preserve">10</w:t>
             </w:r>
           </w:p>
         </w:tc>
@@ -767,7 +767,7 @@
                 <w:sz w:val="20"/>
                 <w:szCs w:val="20"/>
               </w:rPr>
-              <w:t xml:space="preserve">9.41/10</w:t>
+              <w:t xml:space="preserve">4.70/5</w:t>
             </w:r>
           </w:p>
         </w:tc>
@@ -802,7 +802,7 @@
                 <w:sz w:val="20"/>
                 <w:szCs w:val="20"/>
               </w:rPr>
-              <w:t xml:space="preserve">9.41</w:t>
+              <w:t xml:space="preserve">9.40</w:t>
             </w:r>
           </w:p>
         </w:tc>
@@ -874,7 +874,7 @@
                 <w:sz w:val="20"/>
                 <w:szCs w:val="20"/>
               </w:rPr>
-              <w:t xml:space="preserve">Google</w:t>
+              <w:t xml:space="preserve">Trip.com</w:t>
             </w:r>
           </w:p>
         </w:tc>
@@ -909,7 +909,7 @@
                 <w:sz w:val="20"/>
                 <w:szCs w:val="20"/>
               </w:rPr>
-              <w:t xml:space="preserve">10</w:t>
+              <w:t xml:space="preserve">16</w:t>
             </w:r>
           </w:p>
         </w:tc>
@@ -944,7 +944,7 @@
                 <w:sz w:val="20"/>
                 <w:szCs w:val="20"/>
               </w:rPr>
-              <w:t xml:space="preserve">4.70/5</w:t>
+              <w:t xml:space="preserve">9.38/10</w:t>
             </w:r>
           </w:p>
         </w:tc>
@@ -979,7 +979,7 @@
                 <w:sz w:val="20"/>
                 <w:szCs w:val="20"/>
               </w:rPr>
-              <w:t xml:space="preserve">9.40</w:t>
+              <w:t xml:space="preserve">9.38</w:t>
             </w:r>
           </w:p>
         </w:tc>
@@ -1086,7 +1086,7 @@
                 <w:sz w:val="20"/>
                 <w:szCs w:val="20"/>
               </w:rPr>
-              <w:t xml:space="preserve">24</w:t>
+              <w:t xml:space="preserve">25</w:t>
             </w:r>
           </w:p>
         </w:tc>
@@ -1121,7 +1121,7 @@
                 <w:sz w:val="20"/>
                 <w:szCs w:val="20"/>
               </w:rPr>
-              <w:t xml:space="preserve">4.62/5</w:t>
+              <w:t xml:space="preserve">4.64/5</w:t>
             </w:r>
           </w:p>
         </w:tc>
@@ -1156,7 +1156,7 @@
                 <w:sz w:val="20"/>
                 <w:szCs w:val="20"/>
               </w:rPr>
-              <w:t xml:space="preserve">9.25</w:t>
+              <w:t xml:space="preserve">9.28</w:t>
             </w:r>
           </w:p>
         </w:tc>
@@ -1298,7 +1298,7 @@
                 <w:sz w:val="20"/>
                 <w:szCs w:val="20"/>
               </w:rPr>
-              <w:t xml:space="preserve">4.61/5</w:t>
+              <w:t xml:space="preserve">4.59/5</w:t>
             </w:r>
           </w:p>
         </w:tc>
@@ -1333,7 +1333,7 @@
                 <w:sz w:val="20"/>
                 <w:szCs w:val="20"/>
               </w:rPr>
-              <w:t xml:space="preserve">9.22</w:t>
+              <w:t xml:space="preserve">9.17</w:t>
             </w:r>
           </w:p>
         </w:tc>
@@ -1764,7 +1764,7 @@
                 <w:sz w:val="20"/>
                 <w:szCs w:val="20"/>
               </w:rPr>
-              <w:t xml:space="preserve">83</w:t>
+              <w:t xml:space="preserve">82</w:t>
             </w:r>
           </w:p>
         </w:tc>
@@ -1799,7 +1799,7 @@
                 <w:sz w:val="20"/>
                 <w:szCs w:val="20"/>
               </w:rPr>
-              <w:t xml:space="preserve">58.0%</w:t>
+              <w:t xml:space="preserve">57.3%</w:t>
             </w:r>
           </w:p>
         </w:tc>
@@ -1978,7 +1978,7 @@
                 <w:sz w:val="20"/>
                 <w:szCs w:val="20"/>
               </w:rPr>
-              <w:t xml:space="preserve">38</w:t>
+              <w:t xml:space="preserve">39</w:t>
             </w:r>
           </w:p>
         </w:tc>
@@ -2013,7 +2013,7 @@
                 <w:sz w:val="20"/>
                 <w:szCs w:val="20"/>
               </w:rPr>
-              <w:t xml:space="preserve">26.6%</w:t>
+              <w:t xml:space="preserve">27.3%</w:t>
             </w:r>
           </w:p>
         </w:tc>
@@ -3358,7 +3358,7 @@
                 <w:sz w:val="20"/>
                 <w:szCs w:val="20"/>
               </w:rPr>
-              <w:t xml:space="preserve">9.20点</w:t>
+              <w:t xml:space="preserve">9.18点</w:t>
             </w:r>
           </w:p>
         </w:tc>
@@ -3392,7 +3392,7 @@
                 <w:sz w:val="20"/>
                 <w:szCs w:val="20"/>
               </w:rPr>
-              <w:t xml:space="preserve">9.70点</w:t>
+              <w:t xml:space="preserve">9.68点</w:t>
             </w:r>
           </w:p>
         </w:tc>
@@ -3749,7 +3749,7 @@
           <w:sz w:val="21"/>
           <w:szCs w:val="21"/>
         </w:rPr>
-        <w:t xml:space="preserve">コンフォートスイーツ東京ベイは全体平均9.20点（10pt換算）、高評価率95.8%を記録しています。引き続き強みを活かしつつ、低評価レビューに示された課題への対応を継続することで、さらなる顧客満足度向上が期待できます。</w:t>
+        <w:t xml:space="preserve">コンフォートスイーツ東京ベイは全体平均9.18点（10pt換算）、高評価率95.8%を記録しています。引き続き強みを活かしつつ、低評価レビューに示された課題への対応を継続することで、さらなる顧客満足度向上が期待できます。</w:t>
       </w:r>
     </w:p>
     <w:p>

--- a/納品レポート/ホテル別レポート/comfort_suites_tokyobay_口コミ分析改善レポート.docx
+++ b/納品レポート/ホテル別レポート/comfort_suites_tokyobay_口コミ分析改善レポート.docx
@@ -520,7 +520,7 @@
                 <w:sz w:val="20"/>
                 <w:szCs w:val="20"/>
               </w:rPr>
-              <w:t xml:space="preserve">Agoda</w:t>
+              <w:t xml:space="preserve">Trip.com</w:t>
             </w:r>
           </w:p>
         </w:tc>
@@ -590,7 +590,7 @@
                 <w:sz w:val="20"/>
                 <w:szCs w:val="20"/>
               </w:rPr>
-              <w:t xml:space="preserve">9.47/10</w:t>
+              <w:t xml:space="preserve">9.41/10</w:t>
             </w:r>
           </w:p>
         </w:tc>
@@ -625,7 +625,7 @@
                 <w:sz w:val="20"/>
                 <w:szCs w:val="20"/>
               </w:rPr>
-              <w:t xml:space="preserve">9.47</w:t>
+              <w:t xml:space="preserve">9.41</w:t>
             </w:r>
           </w:p>
         </w:tc>
@@ -874,7 +874,7 @@
                 <w:sz w:val="20"/>
                 <w:szCs w:val="20"/>
               </w:rPr>
-              <w:t xml:space="preserve">Trip.com</w:t>
+              <w:t xml:space="preserve">Agoda</w:t>
             </w:r>
           </w:p>
         </w:tc>
@@ -909,7 +909,7 @@
                 <w:sz w:val="20"/>
                 <w:szCs w:val="20"/>
               </w:rPr>
-              <w:t xml:space="preserve">16</w:t>
+              <w:t xml:space="preserve">18</w:t>
             </w:r>
           </w:p>
         </w:tc>
@@ -944,7 +944,7 @@
                 <w:sz w:val="20"/>
                 <w:szCs w:val="20"/>
               </w:rPr>
-              <w:t xml:space="preserve">9.38/10</w:t>
+              <w:t xml:space="preserve">9.39/10</w:t>
             </w:r>
           </w:p>
         </w:tc>
@@ -979,7 +979,7 @@
                 <w:sz w:val="20"/>
                 <w:szCs w:val="20"/>
               </w:rPr>
-              <w:t xml:space="preserve">9.38</w:t>
+              <w:t xml:space="preserve">9.39</w:t>
             </w:r>
           </w:p>
         </w:tc>
@@ -1086,7 +1086,7 @@
                 <w:sz w:val="20"/>
                 <w:szCs w:val="20"/>
               </w:rPr>
-              <w:t xml:space="preserve">25</w:t>
+              <w:t xml:space="preserve">22</w:t>
             </w:r>
           </w:p>
         </w:tc>
@@ -1156,7 +1156,7 @@
                 <w:sz w:val="20"/>
                 <w:szCs w:val="20"/>
               </w:rPr>
-              <w:t xml:space="preserve">9.28</w:t>
+              <w:t xml:space="preserve">9.27</w:t>
             </w:r>
           </w:p>
         </w:tc>
@@ -1298,7 +1298,7 @@
                 <w:sz w:val="20"/>
                 <w:szCs w:val="20"/>
               </w:rPr>
-              <w:t xml:space="preserve">4.59/5</w:t>
+              <w:t xml:space="preserve">4.61/5</w:t>
             </w:r>
           </w:p>
         </w:tc>
@@ -1333,7 +1333,7 @@
                 <w:sz w:val="20"/>
                 <w:szCs w:val="20"/>
               </w:rPr>
-              <w:t xml:space="preserve">9.17</w:t>
+              <w:t xml:space="preserve">9.22</w:t>
             </w:r>
           </w:p>
         </w:tc>
@@ -1440,7 +1440,7 @@
                 <w:sz w:val="20"/>
                 <w:szCs w:val="20"/>
               </w:rPr>
-              <w:t xml:space="preserve">29</w:t>
+              <w:t xml:space="preserve">30</w:t>
             </w:r>
           </w:p>
         </w:tc>
@@ -1475,7 +1475,7 @@
                 <w:sz w:val="20"/>
                 <w:szCs w:val="20"/>
               </w:rPr>
-              <w:t xml:space="preserve">8.76/10</w:t>
+              <w:t xml:space="preserve">8.73/10</w:t>
             </w:r>
           </w:p>
         </w:tc>
@@ -1510,7 +1510,7 @@
                 <w:sz w:val="20"/>
                 <w:szCs w:val="20"/>
               </w:rPr>
-              <w:t xml:space="preserve">8.76</w:t>
+              <w:t xml:space="preserve">8.73</w:t>
             </w:r>
           </w:p>
         </w:tc>

--- a/納品レポート/ホテル別レポート/comfort_suites_tokyobay_口コミ分析改善レポート.docx
+++ b/納品レポート/ホテル別レポート/comfort_suites_tokyobay_口コミ分析改善レポート.docx
@@ -53,7 +53,7 @@
           <w:sz w:val="24"/>
           <w:szCs w:val="24"/>
         </w:rPr>
-        <w:t xml:space="preserve">2024年1月〜2026年3月　|　総件数 143件　|　2026年3月29日</w:t>
+        <w:t xml:space="preserve">2024年1月〜2026年3月　|　総件数 73件　|　2026年3月29日</w:t>
       </w:r>
     </w:p>
     <w:p>
@@ -84,7 +84,7 @@
           <w:sz w:val="21"/>
           <w:szCs w:val="21"/>
         </w:rPr>
-        <w:t xml:space="preserve">2024年1月〜2026年3月に各OTAサイトに投稿された143件のレビューを分析しました。</w:t>
+        <w:t xml:space="preserve">2024年1月〜2026年3月に各OTAサイトに投稿された73件のレビューを分析しました。</w:t>
       </w:r>
     </w:p>
     <w:p>
@@ -142,7 +142,7 @@
                 <w:szCs w:val="20"/>
               </w:rPr>
               <w:t xml:space="preserve">全体平均
-9.14点</w:t>
+9.05点</w:t>
             </w:r>
           </w:p>
         </w:tc>
@@ -177,7 +177,7 @@
                 <w:szCs w:val="20"/>
               </w:rPr>
               <w:t xml:space="preserve">高評価率
-95.1%</w:t>
+94.5%</w:t>
             </w:r>
           </w:p>
         </w:tc>
@@ -212,7 +212,7 @@
                 <w:szCs w:val="20"/>
               </w:rPr>
               <w:t xml:space="preserve">低評価率
-1.4%</w:t>
+2.7%</w:t>
             </w:r>
           </w:p>
         </w:tc>
@@ -247,7 +247,7 @@
                 <w:szCs w:val="20"/>
               </w:rPr>
               <w:t xml:space="preserve">レビュー総数
-143件</w:t>
+73件</w:t>
             </w:r>
           </w:p>
         </w:tc>
@@ -520,7 +520,7 @@
                 <w:sz w:val="20"/>
                 <w:szCs w:val="20"/>
               </w:rPr>
-              <w:t xml:space="preserve">Trip.com</w:t>
+              <w:t xml:space="preserve">Google</w:t>
             </w:r>
           </w:p>
         </w:tc>
@@ -555,7 +555,7 @@
                 <w:sz w:val="20"/>
                 <w:szCs w:val="20"/>
               </w:rPr>
-              <w:t xml:space="preserve">17</w:t>
+              <w:t xml:space="preserve">7</w:t>
             </w:r>
           </w:p>
         </w:tc>
@@ -590,7 +590,7 @@
                 <w:sz w:val="20"/>
                 <w:szCs w:val="20"/>
               </w:rPr>
-              <w:t xml:space="preserve">9.41/10</w:t>
+              <w:t xml:space="preserve">4.71/5</w:t>
             </w:r>
           </w:p>
         </w:tc>
@@ -625,7 +625,7 @@
                 <w:sz w:val="20"/>
                 <w:szCs w:val="20"/>
               </w:rPr>
-              <w:t xml:space="preserve">9.41</w:t>
+              <w:t xml:space="preserve">9.43</w:t>
             </w:r>
           </w:p>
         </w:tc>
@@ -697,7 +697,7 @@
                 <w:sz w:val="20"/>
                 <w:szCs w:val="20"/>
               </w:rPr>
-              <w:t xml:space="preserve">Google</w:t>
+              <w:t xml:space="preserve">Trip.com</w:t>
             </w:r>
           </w:p>
         </w:tc>
@@ -732,7 +732,7 @@
                 <w:sz w:val="20"/>
                 <w:szCs w:val="20"/>
               </w:rPr>
-              <w:t xml:space="preserve">10</w:t>
+              <w:t xml:space="preserve">11</w:t>
             </w:r>
           </w:p>
         </w:tc>
@@ -767,7 +767,7 @@
                 <w:sz w:val="20"/>
                 <w:szCs w:val="20"/>
               </w:rPr>
-              <w:t xml:space="preserve">4.70/5</w:t>
+              <w:t xml:space="preserve">9.36/10</w:t>
             </w:r>
           </w:p>
         </w:tc>
@@ -802,7 +802,7 @@
                 <w:sz w:val="20"/>
                 <w:szCs w:val="20"/>
               </w:rPr>
-              <w:t xml:space="preserve">9.40</w:t>
+              <w:t xml:space="preserve">9.36</w:t>
             </w:r>
           </w:p>
         </w:tc>
@@ -874,7 +874,7 @@
                 <w:sz w:val="20"/>
                 <w:szCs w:val="20"/>
               </w:rPr>
-              <w:t xml:space="preserve">Agoda</w:t>
+              <w:t xml:space="preserve">楽天トラベル</w:t>
             </w:r>
           </w:p>
         </w:tc>
@@ -909,7 +909,7 @@
                 <w:sz w:val="20"/>
                 <w:szCs w:val="20"/>
               </w:rPr>
-              <w:t xml:space="preserve">18</w:t>
+              <w:t xml:space="preserve">22</w:t>
             </w:r>
           </w:p>
         </w:tc>
@@ -944,7 +944,7 @@
                 <w:sz w:val="20"/>
                 <w:szCs w:val="20"/>
               </w:rPr>
-              <w:t xml:space="preserve">9.39/10</w:t>
+              <w:t xml:space="preserve">4.64/5</w:t>
             </w:r>
           </w:p>
         </w:tc>
@@ -979,7 +979,7 @@
                 <w:sz w:val="20"/>
                 <w:szCs w:val="20"/>
               </w:rPr>
-              <w:t xml:space="preserve">9.39</w:t>
+              <w:t xml:space="preserve">9.27</w:t>
             </w:r>
           </w:p>
         </w:tc>
@@ -1051,7 +1051,7 @@
                 <w:sz w:val="20"/>
                 <w:szCs w:val="20"/>
               </w:rPr>
-              <w:t xml:space="preserve">楽天トラベル</w:t>
+              <w:t xml:space="preserve">Agoda</w:t>
             </w:r>
           </w:p>
         </w:tc>
@@ -1086,7 +1086,7 @@
                 <w:sz w:val="20"/>
                 <w:szCs w:val="20"/>
               </w:rPr>
-              <w:t xml:space="preserve">45</w:t>
+              <w:t xml:space="preserve">8</w:t>
             </w:r>
           </w:p>
         </w:tc>
@@ -1121,7 +1121,7 @@
                 <w:sz w:val="20"/>
                 <w:szCs w:val="20"/>
               </w:rPr>
-              <w:t xml:space="preserve">4.60/5</w:t>
+              <w:t xml:space="preserve">9.25/10</w:t>
             </w:r>
           </w:p>
         </w:tc>
@@ -1156,7 +1156,7 @@
                 <w:sz w:val="20"/>
                 <w:szCs w:val="20"/>
               </w:rPr>
-              <w:t xml:space="preserve">9.20</w:t>
+              <w:t xml:space="preserve">9.25</w:t>
             </w:r>
           </w:p>
         </w:tc>
@@ -1228,7 +1228,7 @@
                 <w:sz w:val="20"/>
                 <w:szCs w:val="20"/>
               </w:rPr>
-              <w:t xml:space="preserve">じゃらん</w:t>
+              <w:t xml:space="preserve">Booking.com</w:t>
             </w:r>
           </w:p>
         </w:tc>
@@ -1263,7 +1263,7 @@
                 <w:sz w:val="20"/>
                 <w:szCs w:val="20"/>
               </w:rPr>
-              <w:t xml:space="preserve">23</w:t>
+              <w:t xml:space="preserve">14</w:t>
             </w:r>
           </w:p>
         </w:tc>
@@ -1298,7 +1298,7 @@
                 <w:sz w:val="20"/>
                 <w:szCs w:val="20"/>
               </w:rPr>
-              <w:t xml:space="preserve">4.52/5</w:t>
+              <w:t xml:space="preserve">8.57/10</w:t>
             </w:r>
           </w:p>
         </w:tc>
@@ -1333,7 +1333,7 @@
                 <w:sz w:val="20"/>
                 <w:szCs w:val="20"/>
               </w:rPr>
-              <w:t xml:space="preserve">9.04</w:t>
+              <w:t xml:space="preserve">8.57</w:t>
             </w:r>
           </w:p>
         </w:tc>
@@ -1368,7 +1368,7 @@
                 <w:sz w:val="20"/>
                 <w:szCs w:val="20"/>
               </w:rPr>
-              <w:t xml:space="preserve">優秀</w:t>
+              <w:t xml:space="preserve">良好</w:t>
             </w:r>
           </w:p>
         </w:tc>
@@ -1405,7 +1405,7 @@
                 <w:sz w:val="20"/>
                 <w:szCs w:val="20"/>
               </w:rPr>
-              <w:t xml:space="preserve">Booking.com</w:t>
+              <w:t xml:space="preserve">じゃらん</w:t>
             </w:r>
           </w:p>
         </w:tc>
@@ -1440,7 +1440,7 @@
                 <w:sz w:val="20"/>
                 <w:szCs w:val="20"/>
               </w:rPr>
-              <w:t xml:space="preserve">30</w:t>
+              <w:t xml:space="preserve">11</w:t>
             </w:r>
           </w:p>
         </w:tc>
@@ -1475,7 +1475,7 @@
                 <w:sz w:val="20"/>
                 <w:szCs w:val="20"/>
               </w:rPr>
-              <w:t xml:space="preserve">8.73/10</w:t>
+              <w:t xml:space="preserve">4.27/5</w:t>
             </w:r>
           </w:p>
         </w:tc>
@@ -1510,7 +1510,7 @@
                 <w:sz w:val="20"/>
                 <w:szCs w:val="20"/>
               </w:rPr>
-              <w:t xml:space="preserve">8.73</w:t>
+              <w:t xml:space="preserve">8.55</w:t>
             </w:r>
           </w:p>
         </w:tc>
@@ -1764,7 +1764,7 @@
                 <w:sz w:val="20"/>
                 <w:szCs w:val="20"/>
               </w:rPr>
-              <w:t xml:space="preserve">81</w:t>
+              <w:t xml:space="preserve">40</w:t>
             </w:r>
           </w:p>
         </w:tc>
@@ -1799,7 +1799,7 @@
                 <w:sz w:val="20"/>
                 <w:szCs w:val="20"/>
               </w:rPr>
-              <w:t xml:space="preserve">56.6%</w:t>
+              <w:t xml:space="preserve">54.8%</w:t>
             </w:r>
           </w:p>
         </w:tc>
@@ -1871,7 +1871,7 @@
                 <w:sz w:val="20"/>
                 <w:szCs w:val="20"/>
               </w:rPr>
-              <w:t xml:space="preserve">16</w:t>
+              <w:t xml:space="preserve">8</w:t>
             </w:r>
           </w:p>
         </w:tc>
@@ -1906,7 +1906,7 @@
                 <w:sz w:val="20"/>
                 <w:szCs w:val="20"/>
               </w:rPr>
-              <w:t xml:space="preserve">11.2%</w:t>
+              <w:t xml:space="preserve">11.0%</w:t>
             </w:r>
           </w:p>
         </w:tc>
@@ -1978,7 +1978,7 @@
                 <w:sz w:val="20"/>
                 <w:szCs w:val="20"/>
               </w:rPr>
-              <w:t xml:space="preserve">39</w:t>
+              <w:t xml:space="preserve">21</w:t>
             </w:r>
           </w:p>
         </w:tc>
@@ -2013,7 +2013,7 @@
                 <w:sz w:val="20"/>
                 <w:szCs w:val="20"/>
               </w:rPr>
-              <w:t xml:space="preserve">27.3%</w:t>
+              <w:t xml:space="preserve">28.8%</w:t>
             </w:r>
           </w:p>
         </w:tc>
@@ -2085,7 +2085,7 @@
                 <w:sz w:val="20"/>
                 <w:szCs w:val="20"/>
               </w:rPr>
-              <w:t xml:space="preserve">3</w:t>
+              <w:t xml:space="preserve">1</w:t>
             </w:r>
           </w:p>
         </w:tc>
@@ -2120,7 +2120,7 @@
                 <w:sz w:val="20"/>
                 <w:szCs w:val="20"/>
               </w:rPr>
-              <w:t xml:space="preserve">2.1%</w:t>
+              <w:t xml:space="preserve">1.4%</w:t>
             </w:r>
           </w:p>
         </w:tc>
@@ -2192,7 +2192,7 @@
                 <w:sz w:val="20"/>
                 <w:szCs w:val="20"/>
               </w:rPr>
-              <w:t xml:space="preserve">2</w:t>
+              <w:t xml:space="preserve">1</w:t>
             </w:r>
           </w:p>
         </w:tc>
@@ -2334,7 +2334,7 @@
                 <w:sz w:val="20"/>
                 <w:szCs w:val="20"/>
               </w:rPr>
-              <w:t xml:space="preserve">1.4%</w:t>
+              <w:t xml:space="preserve">2.7%</w:t>
             </w:r>
           </w:p>
         </w:tc>
@@ -2570,7 +2570,7 @@
                 <w:sz w:val="20"/>
                 <w:szCs w:val="20"/>
               </w:rPr>
-              <w:t xml:space="preserve">136</w:t>
+              <w:t xml:space="preserve">69</w:t>
             </w:r>
           </w:p>
         </w:tc>
@@ -2604,7 +2604,7 @@
                 <w:sz w:val="20"/>
                 <w:szCs w:val="20"/>
               </w:rPr>
-              <w:t xml:space="preserve">95.1%</w:t>
+              <w:t xml:space="preserve">94.5%</w:t>
             </w:r>
           </w:p>
         </w:tc>
@@ -2710,7 +2710,7 @@
                 <w:sz w:val="20"/>
                 <w:szCs w:val="20"/>
               </w:rPr>
-              <w:t xml:space="preserve">5</w:t>
+              <w:t xml:space="preserve">2</w:t>
             </w:r>
           </w:p>
         </w:tc>
@@ -2745,7 +2745,7 @@
                 <w:sz w:val="20"/>
                 <w:szCs w:val="20"/>
               </w:rPr>
-              <w:t xml:space="preserve">3.5%</w:t>
+              <w:t xml:space="preserve">2.7%</w:t>
             </w:r>
           </w:p>
         </w:tc>
@@ -2884,7 +2884,7 @@
                 <w:sz w:val="20"/>
                 <w:szCs w:val="20"/>
               </w:rPr>
-              <w:t xml:space="preserve">1.4%</w:t>
+              <w:t xml:space="preserve">2.7%</w:t>
             </w:r>
           </w:p>
         </w:tc>
@@ -3358,7 +3358,7 @@
                 <w:sz w:val="20"/>
                 <w:szCs w:val="20"/>
               </w:rPr>
-              <w:t xml:space="preserve">9.14点</w:t>
+              <w:t xml:space="preserve">9.05点</w:t>
             </w:r>
           </w:p>
         </w:tc>
@@ -3392,7 +3392,7 @@
                 <w:sz w:val="20"/>
                 <w:szCs w:val="20"/>
               </w:rPr>
-              <w:t xml:space="preserve">9.64点</w:t>
+              <w:t xml:space="preserve">9.55点</w:t>
             </w:r>
           </w:p>
         </w:tc>
@@ -3498,7 +3498,7 @@
                 <w:sz w:val="20"/>
                 <w:szCs w:val="20"/>
               </w:rPr>
-              <w:t xml:space="preserve">95.1%</w:t>
+              <w:t xml:space="preserve">94.5%</w:t>
             </w:r>
           </w:p>
         </w:tc>
@@ -3533,7 +3533,7 @@
                 <w:sz w:val="20"/>
                 <w:szCs w:val="20"/>
               </w:rPr>
-              <w:t xml:space="preserve">100.0%</w:t>
+              <w:t xml:space="preserve">99.5%</w:t>
             </w:r>
           </w:p>
         </w:tc>
@@ -3638,7 +3638,7 @@
                 <w:sz w:val="20"/>
                 <w:szCs w:val="20"/>
               </w:rPr>
-              <w:t xml:space="preserve">1.4%</w:t>
+              <w:t xml:space="preserve">2.7%</w:t>
             </w:r>
           </w:p>
         </w:tc>
@@ -3672,7 +3672,7 @@
                 <w:sz w:val="20"/>
                 <w:szCs w:val="20"/>
               </w:rPr>
-              <w:t xml:space="preserve">0.0%</w:t>
+              <w:t xml:space="preserve">0.7%</w:t>
             </w:r>
           </w:p>
         </w:tc>
@@ -3749,7 +3749,7 @@
           <w:sz w:val="21"/>
           <w:szCs w:val="21"/>
         </w:rPr>
-        <w:t xml:space="preserve">コンフォートスイーツ東京ベイは全体平均9.14点（10pt換算）、高評価率95.1%を記録しています。引き続き強みを活かしつつ、低評価レビューに示された課題への対応を継続することで、さらなる顧客満足度向上が期待できます。</w:t>
+        <w:t xml:space="preserve">コンフォートスイーツ東京ベイは全体平均9.05点（10pt換算）、高評価率94.5%を記録しています。引き続き強みを活かしつつ、低評価レビューに示された課題への対応を継続することで、さらなる顧客満足度向上が期待できます。</w:t>
       </w:r>
     </w:p>
     <w:p>

--- a/納品レポート/ホテル別レポート/comfort_suites_tokyobay_口コミ分析改善レポート.docx
+++ b/納品レポート/ホテル別レポート/comfort_suites_tokyobay_口コミ分析改善レポート.docx
@@ -81,7 +81,7 @@
           <w:sz w:val="22"/>
           <w:szCs w:val="22"/>
         </w:rPr>
-        <w:t xml:space="preserve">分析対象期間：2026年2月〜3月</w:t>
+        <w:t xml:space="preserve">分析対象期間：2026年3月〜4月</w:t>
       </w:r>
     </w:p>
     <w:p>
@@ -96,7 +96,7 @@
           <w:sz w:val="22"/>
           <w:szCs w:val="22"/>
         </w:rPr>
-        <w:t xml:space="preserve">レビュー総数：143件（6サイト）</w:t>
+        <w:t xml:space="preserve">レビュー総数：85件（6サイト）</w:t>
       </w:r>
     </w:p>
     <w:p>
@@ -111,7 +111,7 @@
           <w:sz w:val="20"/>
           <w:szCs w:val="20"/>
         </w:rPr>
-        <w:t xml:space="preserve">対象サイト：Trip.com / Google / Agoda / 楽天トラベル / じゃらん / Booking.com</w:t>
+        <w:t xml:space="preserve">対象サイト：Trip.com / 楽天トラベル / Agoda / Google / Booking.com / じゃらん</w:t>
       </w:r>
     </w:p>
     <w:p>
@@ -131,7 +131,7 @@
           <w:sz w:val="20"/>
           <w:szCs w:val="20"/>
         </w:rPr>
-        <w:t xml:space="preserve">作成日：2026年4月2日</w:t>
+        <w:t xml:space="preserve">作成日：2026年4月5日</w:t>
       </w:r>
     </w:p>
     <w:p>
@@ -189,7 +189,7 @@
           <w:sz w:val="21"/>
           <w:szCs w:val="21"/>
         </w:rPr>
-        <w:t xml:space="preserve">2026年2月〜3月に各OTAサイト・口コミサイトに投稿された143件のレビューを包括的に分析しました。以下が主要な発見事項です。</w:t>
+        <w:t xml:space="preserve">2026年3月〜4月に各OTAサイト・口コミサイトに投稿された85件のレビューを包括的に分析しました。以下が主要な発見事項です。</w:t>
       </w:r>
     </w:p>
     <w:p>
@@ -261,7 +261,7 @@
                 <w:sz w:val="36"/>
                 <w:szCs w:val="36"/>
               </w:rPr>
-              <w:t xml:space="preserve">9.14</w:t>
+              <w:t xml:space="preserve">9.06</w:t>
             </w:r>
           </w:p>
         </w:tc>
@@ -310,7 +310,7 @@
                 <w:sz w:val="36"/>
                 <w:szCs w:val="36"/>
               </w:rPr>
-              <w:t xml:space="preserve">95.1%</w:t>
+              <w:t xml:space="preserve">95.3%</w:t>
             </w:r>
           </w:p>
         </w:tc>
@@ -359,7 +359,7 @@
                 <w:sz w:val="36"/>
                 <w:szCs w:val="36"/>
               </w:rPr>
-              <w:t xml:space="preserve">1.4%</w:t>
+              <w:t xml:space="preserve">2.4%</w:t>
             </w:r>
           </w:p>
         </w:tc>
@@ -408,7 +408,7 @@
                 <w:sz w:val="36"/>
                 <w:szCs w:val="36"/>
               </w:rPr>
-              <w:t xml:space="preserve">143件</w:t>
+              <w:t xml:space="preserve">85件</w:t>
             </w:r>
           </w:p>
         </w:tc>
@@ -448,7 +448,7 @@
           <w:sz w:val="21"/>
           <w:szCs w:val="21"/>
         </w:rPr>
-        <w:t xml:space="preserve">全体平均スコア9.14点（10点換算）は非常に高い水準であり、95.1%が高評価（8-10点）に分類されます。低評価（1-4点）は2件（1.4%）で、ゲスト満足度は良好です。Trip.com（9.41点）で特に高い評価を獲得しています。</w:t>
+        <w:t xml:space="preserve">全体平均スコア9.06点（10点換算）は非常に高い水準であり、95.3%が高評価（8-10点）に分類されます。低評価（1-4点）は2件（2.4%）で、ゲスト満足度は良好です。Trip.com（9.42点）で特に高い評価を獲得しています。</w:t>
       </w:r>
     </w:p>
     <w:p>
@@ -463,7 +463,7 @@
           <w:sz w:val="21"/>
           <w:szCs w:val="21"/>
         </w:rPr>
-        <w:t xml:space="preserve">全体としては「朝食」と「快適さ・設備」がホテルの主な強みとして際立っています。</w:t>
+        <w:t xml:space="preserve">全体としては「朝食」と「スタッフの対応」がホテルの主な強みとして際立っています。</w:t>
       </w:r>
     </w:p>
     <w:p>
@@ -542,7 +542,7 @@
                 <w:sz w:val="20"/>
                 <w:szCs w:val="20"/>
               </w:rPr>
-              <w:t xml:space="preserve">朝食（20件以上で言及）、快適さ・設備（20件以上で言及）、スタッフの対応（20件以上で言及）</w:t>
+              <w:t xml:space="preserve">朝食（20件以上で言及）、スタッフの対応（20件以上で言及）、立地・アクセス（20件以上で言及）</w:t>
             </w:r>
           </w:p>
           <w:p>
@@ -567,7 +567,7 @@
                 <w:sz w:val="20"/>
                 <w:szCs w:val="20"/>
               </w:rPr>
-              <w:t xml:space="preserve">浴室・水回り（47件）、対応・サービスの不満（11件）、エアコン・空調（6件）、朝食の改善要望（5件）</w:t>
+              <w:t xml:space="preserve">浴室・水回り（31件）、エアコン・空調（6件）、対応・サービスの不満（6件）、朝食の改善要望（3件）</w:t>
             </w:r>
           </w:p>
           <w:p>
@@ -987,7 +987,7 @@
                 <w:sz w:val="20"/>
                 <w:szCs w:val="20"/>
               </w:rPr>
-              <w:t xml:space="preserve">17</w:t>
+              <w:t xml:space="preserve">12</w:t>
             </w:r>
           </w:p>
         </w:tc>
@@ -1021,7 +1021,7 @@
                 <w:sz w:val="20"/>
                 <w:szCs w:val="20"/>
               </w:rPr>
-              <w:t xml:space="preserve">9.41</w:t>
+              <w:t xml:space="preserve">9.42</w:t>
             </w:r>
           </w:p>
         </w:tc>
@@ -1089,7 +1089,7 @@
                 <w:sz w:val="20"/>
                 <w:szCs w:val="20"/>
               </w:rPr>
-              <w:t xml:space="preserve">9.41</w:t>
+              <w:t xml:space="preserve">9.42</w:t>
             </w:r>
           </w:p>
         </w:tc>
@@ -1194,7 +1194,7 @@
                 <w:sz w:val="20"/>
                 <w:szCs w:val="20"/>
               </w:rPr>
-              <w:t xml:space="preserve">Google</w:t>
+              <w:t xml:space="preserve">楽天トラベル</w:t>
             </w:r>
           </w:p>
         </w:tc>
@@ -1229,7 +1229,7 @@
                 <w:sz w:val="20"/>
                 <w:szCs w:val="20"/>
               </w:rPr>
-              <w:t xml:space="preserve">10</w:t>
+              <w:t xml:space="preserve">28</w:t>
             </w:r>
           </w:p>
         </w:tc>
@@ -1264,7 +1264,7 @@
                 <w:sz w:val="20"/>
                 <w:szCs w:val="20"/>
               </w:rPr>
-              <w:t xml:space="preserve">4.7</w:t>
+              <w:t xml:space="preserve">4.64</w:t>
             </w:r>
           </w:p>
         </w:tc>
@@ -1334,7 +1334,7 @@
                 <w:sz w:val="20"/>
                 <w:szCs w:val="20"/>
               </w:rPr>
-              <w:t xml:space="preserve">9.4</w:t>
+              <w:t xml:space="preserve">9.29</w:t>
             </w:r>
           </w:p>
         </w:tc>
@@ -1474,7 +1474,7 @@
                 <w:sz w:val="20"/>
                 <w:szCs w:val="20"/>
               </w:rPr>
-              <w:t xml:space="preserve">18</w:t>
+              <w:t xml:space="preserve">8</w:t>
             </w:r>
           </w:p>
         </w:tc>
@@ -1508,7 +1508,7 @@
                 <w:sz w:val="20"/>
                 <w:szCs w:val="20"/>
               </w:rPr>
-              <w:t xml:space="preserve">9.39</w:t>
+              <w:t xml:space="preserve">9.25</w:t>
             </w:r>
           </w:p>
         </w:tc>
@@ -1576,7 +1576,7 @@
                 <w:sz w:val="20"/>
                 <w:szCs w:val="20"/>
               </w:rPr>
-              <w:t xml:space="preserve">9.39</w:t>
+              <w:t xml:space="preserve">9.25</w:t>
             </w:r>
           </w:p>
         </w:tc>
@@ -1610,7 +1610,7 @@
                 <w:sz w:val="20"/>
                 <w:szCs w:val="20"/>
               </w:rPr>
-              <w:t xml:space="preserve">10</w:t>
+              <w:t xml:space="preserve">9.5</w:t>
             </w:r>
           </w:p>
         </w:tc>
@@ -1681,7 +1681,7 @@
                 <w:sz w:val="20"/>
                 <w:szCs w:val="20"/>
               </w:rPr>
-              <w:t xml:space="preserve">楽天トラベル</w:t>
+              <w:t xml:space="preserve">Google</w:t>
             </w:r>
           </w:p>
         </w:tc>
@@ -1716,7 +1716,7 @@
                 <w:sz w:val="20"/>
                 <w:szCs w:val="20"/>
               </w:rPr>
-              <w:t xml:space="preserve">45</w:t>
+              <w:t xml:space="preserve">8</w:t>
             </w:r>
           </w:p>
         </w:tc>
@@ -1751,7 +1751,7 @@
                 <w:sz w:val="20"/>
                 <w:szCs w:val="20"/>
               </w:rPr>
-              <w:t xml:space="preserve">4.6</w:t>
+              <w:t xml:space="preserve">4.62</w:t>
             </w:r>
           </w:p>
         </w:tc>
@@ -1821,7 +1821,7 @@
                 <w:sz w:val="20"/>
                 <w:szCs w:val="20"/>
               </w:rPr>
-              <w:t xml:space="preserve">9.2</w:t>
+              <w:t xml:space="preserve">9.25</w:t>
             </w:r>
           </w:p>
         </w:tc>
@@ -1927,7 +1927,7 @@
                 <w:sz w:val="20"/>
                 <w:szCs w:val="20"/>
               </w:rPr>
-              <w:t xml:space="preserve">じゃらん</w:t>
+              <w:t xml:space="preserve">Booking.com</w:t>
             </w:r>
           </w:p>
         </w:tc>
@@ -1961,7 +1961,7 @@
                 <w:sz w:val="20"/>
                 <w:szCs w:val="20"/>
               </w:rPr>
-              <w:t xml:space="preserve">23</w:t>
+              <w:t xml:space="preserve">17</w:t>
             </w:r>
           </w:p>
         </w:tc>
@@ -1995,7 +1995,7 @@
                 <w:sz w:val="20"/>
                 <w:szCs w:val="20"/>
               </w:rPr>
-              <w:t xml:space="preserve">4.52</w:t>
+              <w:t xml:space="preserve">8.65</w:t>
             </w:r>
           </w:p>
         </w:tc>
@@ -2029,7 +2029,7 @@
                 <w:sz w:val="20"/>
                 <w:szCs w:val="20"/>
               </w:rPr>
-              <w:t xml:space="preserve">/5 (×2)</w:t>
+              <w:t xml:space="preserve">/10</w:t>
             </w:r>
           </w:p>
         </w:tc>
@@ -2063,7 +2063,7 @@
                 <w:sz w:val="20"/>
                 <w:szCs w:val="20"/>
               </w:rPr>
-              <w:t xml:space="preserve">9.04</w:t>
+              <w:t xml:space="preserve">8.65</w:t>
             </w:r>
           </w:p>
         </w:tc>
@@ -2097,7 +2097,7 @@
                 <w:sz w:val="20"/>
                 <w:szCs w:val="20"/>
               </w:rPr>
-              <w:t xml:space="preserve">10</w:t>
+              <w:t xml:space="preserve">9</w:t>
             </w:r>
           </w:p>
         </w:tc>
@@ -2131,7 +2131,7 @@
                 <w:sz w:val="20"/>
                 <w:szCs w:val="20"/>
               </w:rPr>
-              <w:t xml:space="preserve">優秀</w:t>
+              <w:t xml:space="preserve">良好</w:t>
             </w:r>
           </w:p>
         </w:tc>
@@ -2168,7 +2168,7 @@
                 <w:sz w:val="20"/>
                 <w:szCs w:val="20"/>
               </w:rPr>
-              <w:t xml:space="preserve">Booking.com</w:t>
+              <w:t xml:space="preserve">じゃらん</w:t>
             </w:r>
           </w:p>
         </w:tc>
@@ -2203,7 +2203,7 @@
                 <w:sz w:val="20"/>
                 <w:szCs w:val="20"/>
               </w:rPr>
-              <w:t xml:space="preserve">30</w:t>
+              <w:t xml:space="preserve">12</w:t>
             </w:r>
           </w:p>
         </w:tc>
@@ -2238,7 +2238,7 @@
                 <w:sz w:val="20"/>
                 <w:szCs w:val="20"/>
               </w:rPr>
-              <w:t xml:space="preserve">8.73</w:t>
+              <w:t xml:space="preserve">4.25</w:t>
             </w:r>
           </w:p>
         </w:tc>
@@ -2273,7 +2273,7 @@
                 <w:sz w:val="20"/>
                 <w:szCs w:val="20"/>
               </w:rPr>
-              <w:t xml:space="preserve">/10</w:t>
+              <w:t xml:space="preserve">/5 (×2)</w:t>
             </w:r>
           </w:p>
         </w:tc>
@@ -2308,7 +2308,7 @@
                 <w:sz w:val="20"/>
                 <w:szCs w:val="20"/>
               </w:rPr>
-              <w:t xml:space="preserve">8.73</w:t>
+              <w:t xml:space="preserve">8.5</w:t>
             </w:r>
           </w:p>
         </w:tc>
@@ -2343,7 +2343,7 @@
                 <w:sz w:val="20"/>
                 <w:szCs w:val="20"/>
               </w:rPr>
-              <w:t xml:space="preserve">9</w:t>
+              <w:t xml:space="preserve">8</w:t>
             </w:r>
           </w:p>
         </w:tc>
@@ -2418,7 +2418,7 @@
           <w:sz w:val="21"/>
           <w:szCs w:val="21"/>
         </w:rPr>
-        <w:t xml:space="preserve">評価分布は10点（56.6%）に最も多く、8点以上の高評価が95.1%を占め、高い顧客満足度を示しています。低評価（1-4点）は計2件（1.4%）です。</w:t>
+        <w:t xml:space="preserve">評価分布は10点（54.1%）に最も多く、8点以上の高評価が95.3%を占め、高い顧客満足度を示しています。低評価（1-4点）は計2件（2.4%）です。</w:t>
       </w:r>
     </w:p>
     <w:p>
@@ -2653,7 +2653,7 @@
                 <w:sz w:val="20"/>
                 <w:szCs w:val="20"/>
               </w:rPr>
-              <w:t xml:space="preserve">81</w:t>
+              <w:t xml:space="preserve">46</w:t>
             </w:r>
           </w:p>
         </w:tc>
@@ -2688,7 +2688,7 @@
                 <w:sz w:val="20"/>
                 <w:szCs w:val="20"/>
               </w:rPr>
-              <w:t xml:space="preserve">56.6%</w:t>
+              <w:t xml:space="preserve">54.1%</w:t>
             </w:r>
           </w:p>
         </w:tc>
@@ -2726,7 +2726,7 @@
                 <w:sz w:val="18"/>
                 <w:szCs w:val="18"/>
               </w:rPr>
-              <w:t xml:space="preserve"> 81件</w:t>
+              <w:t xml:space="preserve"> 46件</w:t>
             </w:r>
           </w:p>
         </w:tc>
@@ -2798,7 +2798,7 @@
                 <w:sz w:val="20"/>
                 <w:szCs w:val="20"/>
               </w:rPr>
-              <w:t xml:space="preserve">16</w:t>
+              <w:t xml:space="preserve">9</w:t>
             </w:r>
           </w:p>
         </w:tc>
@@ -2833,7 +2833,7 @@
                 <w:sz w:val="20"/>
                 <w:szCs w:val="20"/>
               </w:rPr>
-              <w:t xml:space="preserve">11.2%</w:t>
+              <w:t xml:space="preserve">10.6%</w:t>
             </w:r>
           </w:p>
         </w:tc>
@@ -2870,7 +2870,7 @@
                 <w:sz w:val="18"/>
                 <w:szCs w:val="18"/>
               </w:rPr>
-              <w:t xml:space="preserve"> 16件</w:t>
+              <w:t xml:space="preserve"> 9件</w:t>
             </w:r>
           </w:p>
         </w:tc>
@@ -2942,7 +2942,7 @@
                 <w:sz w:val="20"/>
                 <w:szCs w:val="20"/>
               </w:rPr>
-              <w:t xml:space="preserve">39</w:t>
+              <w:t xml:space="preserve">26</w:t>
             </w:r>
           </w:p>
         </w:tc>
@@ -2977,7 +2977,7 @@
                 <w:sz w:val="20"/>
                 <w:szCs w:val="20"/>
               </w:rPr>
-              <w:t xml:space="preserve">27.3%</w:t>
+              <w:t xml:space="preserve">30.6%</w:t>
             </w:r>
           </w:p>
         </w:tc>
@@ -3006,7 +3006,7 @@
                 <w:sz w:val="20"/>
                 <w:szCs w:val="20"/>
               </w:rPr>
-              <w:t xml:space="preserve">██████████</w:t>
+              <w:t xml:space="preserve">███████████</w:t>
             </w:r>
             <w:r>
               <w:rPr>
@@ -3015,7 +3015,7 @@
                 <w:sz w:val="18"/>
                 <w:szCs w:val="18"/>
               </w:rPr>
-              <w:t xml:space="preserve"> 39件</w:t>
+              <w:t xml:space="preserve"> 26件</w:t>
             </w:r>
           </w:p>
         </w:tc>
@@ -3087,7 +3087,7 @@
                 <w:sz w:val="20"/>
                 <w:szCs w:val="20"/>
               </w:rPr>
-              <w:t xml:space="preserve">3</w:t>
+              <w:t xml:space="preserve">1</w:t>
             </w:r>
           </w:p>
         </w:tc>
@@ -3122,7 +3122,7 @@
                 <w:sz w:val="20"/>
                 <w:szCs w:val="20"/>
               </w:rPr>
-              <w:t xml:space="preserve">2.1%</w:t>
+              <w:t xml:space="preserve">1.2%</w:t>
             </w:r>
           </w:p>
         </w:tc>
@@ -3159,7 +3159,7 @@
                 <w:sz w:val="18"/>
                 <w:szCs w:val="18"/>
               </w:rPr>
-              <w:t xml:space="preserve"> 3件</w:t>
+              <w:t xml:space="preserve"> 1件</w:t>
             </w:r>
           </w:p>
         </w:tc>
@@ -3231,7 +3231,7 @@
                 <w:sz w:val="20"/>
                 <w:szCs w:val="20"/>
               </w:rPr>
-              <w:t xml:space="preserve">2</w:t>
+              <w:t xml:space="preserve">1</w:t>
             </w:r>
           </w:p>
         </w:tc>
@@ -3266,7 +3266,7 @@
                 <w:sz w:val="20"/>
                 <w:szCs w:val="20"/>
               </w:rPr>
-              <w:t xml:space="preserve">1.4%</w:t>
+              <w:t xml:space="preserve">1.2%</w:t>
             </w:r>
           </w:p>
         </w:tc>
@@ -3304,7 +3304,7 @@
                 <w:sz w:val="18"/>
                 <w:szCs w:val="18"/>
               </w:rPr>
-              <w:t xml:space="preserve"> 2件</w:t>
+              <w:t xml:space="preserve"> 1件</w:t>
             </w:r>
           </w:p>
         </w:tc>
@@ -3411,7 +3411,7 @@
                 <w:sz w:val="20"/>
                 <w:szCs w:val="20"/>
               </w:rPr>
-              <w:t xml:space="preserve">1.4%</w:t>
+              <w:t xml:space="preserve">2.4%</w:t>
             </w:r>
           </w:p>
         </w:tc>
@@ -3525,7 +3525,7 @@
                 <w:sz w:val="24"/>
                 <w:szCs w:val="24"/>
               </w:rPr>
-              <w:t xml:space="preserve">136件（95.1%）</w:t>
+              <w:t xml:space="preserve">81件（95.3%）</w:t>
             </w:r>
           </w:p>
         </w:tc>
@@ -3576,7 +3576,7 @@
                 <w:sz w:val="24"/>
                 <w:szCs w:val="24"/>
               </w:rPr>
-              <w:t xml:space="preserve">5件（3.5%）</w:t>
+              <w:t xml:space="preserve">2件（2.4%）</w:t>
             </w:r>
           </w:p>
         </w:tc>
@@ -3627,7 +3627,7 @@
                 <w:sz w:val="24"/>
                 <w:szCs w:val="24"/>
               </w:rPr>
-              <w:t xml:space="preserve">2件（1.4%）</w:t>
+              <w:t xml:space="preserve">2件（2.4%）</w:t>
             </w:r>
           </w:p>
         </w:tc>
@@ -3901,7 +3901,7 @@
                 <w:sz w:val="20"/>
                 <w:szCs w:val="20"/>
               </w:rPr>
-              <w:t xml:space="preserve">「朝食もプリンセスエリアにはケーキありませんでした」「ディズニーシャトル良い 朝食安い（子供メニュー中心運営） 周辺食堂はいくつもありません（ホテル1階ローソンあり） ...」</w:t>
+              <w:t xml:space="preserve">「朝食ビュッフェも種類は物凄い多いわけではないですが、大人も子供も満足です」「朝食もバイキング形式になっており、子供たちも好きなものを食べて嬉しそうでした」</w:t>
             </w:r>
           </w:p>
         </w:tc>
@@ -3937,7 +3937,7 @@
                 <w:sz w:val="20"/>
                 <w:szCs w:val="20"/>
               </w:rPr>
-              <w:t xml:space="preserve">快適さ・設備</w:t>
+              <w:t xml:space="preserve">スタッフの対応</w:t>
             </w:r>
           </w:p>
         </w:tc>
@@ -4005,7 +4005,7 @@
                 <w:sz w:val="20"/>
                 <w:szCs w:val="20"/>
               </w:rPr>
-              <w:t xml:space="preserve">「色々なアメニティグッズがあって少ない荷物で宿泊することができました」「とっても広くて快適なお部屋でした」</w:t>
+              <w:t xml:space="preserve">「立地的にも車で２０分も掛からない場所にあり、スタッフの方々対応も良く、気持ち良く利用させていただく事が出来ました」「無料送迎バス1本でディズニーに行けるので、とても便利でした♡ お部屋の壁のパズルのところに、隠されたカードがあって...」</w:t>
             </w:r>
           </w:p>
         </w:tc>
@@ -4042,7 +4042,7 @@
                 <w:sz w:val="20"/>
                 <w:szCs w:val="20"/>
               </w:rPr>
-              <w:t xml:space="preserve">スタッフの対応</w:t>
+              <w:t xml:space="preserve">立地・アクセス</w:t>
             </w:r>
           </w:p>
         </w:tc>
@@ -4112,7 +4112,7 @@
                 <w:sz w:val="20"/>
                 <w:szCs w:val="20"/>
               </w:rPr>
-              <w:t xml:space="preserve">「今回初めて自動チェックインを利用しましたが、便利ですし早いと思いますがフロントの方とお話せずだったのでわからないこ...」「staff e servizio impeccabili stanza troppo stretta 部屋が狭すぎる」</w:t>
+              <w:t xml:space="preserve">「立地的にも車で２０分も掛からない場所にあり、スタッフの方々対応も良く、気持ち良く利用させていただく事が出来ました」「ディズニーランドからも近く、お部屋も広くてとても満足できました」</w:t>
             </w:r>
           </w:p>
         </w:tc>
@@ -4148,7 +4148,7 @@
                 <w:sz w:val="20"/>
                 <w:szCs w:val="20"/>
               </w:rPr>
-              <w:t xml:space="preserve">立地・アクセス</w:t>
+              <w:t xml:space="preserve">快適さ・設備</w:t>
             </w:r>
           </w:p>
         </w:tc>
@@ -4216,7 +4216,7 @@
                 <w:sz w:val="20"/>
                 <w:szCs w:val="20"/>
               </w:rPr>
-              <w:t xml:space="preserve">「コンビニがホテル内にあることとディズニーリゾートへの無料シャトルバスがあってとても便利でした」「今回初めて自動チェックインを利用しましたが、便利ですし早いと思いますがフロントの方とお話せずだったのでわからないこ...」</w:t>
+              <w:t xml:space="preserve">「色々なアメニティグッズがあって少ない荷物で宿泊することができました」「とっても広くて快適なお部屋でした」</w:t>
             </w:r>
           </w:p>
         </w:tc>
@@ -4288,7 +4288,7 @@
                 <w:sz w:val="20"/>
                 <w:szCs w:val="20"/>
               </w:rPr>
-              <w:t xml:space="preserve">20件以上</w:t>
+              <w:t xml:space="preserve">10件以上</w:t>
             </w:r>
           </w:p>
         </w:tc>
@@ -4323,7 +4323,7 @@
                 <w:sz w:val="20"/>
                 <w:szCs w:val="20"/>
               </w:rPr>
-              <w:t xml:space="preserve">「ホテルは綺麗でローソンが入っているのでとても便利でした」「以前も泊まったことがあり部屋のパズルの中に何かあるサプライズ、部屋の綺麗さやベッドの寝心地の良さ、朝食も種類が豊富...」</w:t>
+              <w:t xml:space="preserve">「ディズニーリゾートを満喫するために利用させて頂きました☺️ 清潔感があり、パズル調のかわいいお部屋で大満足です」「ホテルは綺麗でローソンが入っているのでとても便利でした」</w:t>
             </w:r>
           </w:p>
         </w:tc>
@@ -4393,7 +4393,7 @@
                 <w:sz w:val="20"/>
                 <w:szCs w:val="20"/>
               </w:rPr>
-              <w:t xml:space="preserve">20件以上</w:t>
+              <w:t xml:space="preserve">10件以上</w:t>
             </w:r>
           </w:p>
         </w:tc>
@@ -4427,7 +4427,7 @@
                 <w:sz w:val="20"/>
                 <w:szCs w:val="20"/>
               </w:rPr>
-              <w:t xml:space="preserve">「コンビニがホテル内にあることとディズニーリゾートへの無料シャトルバスがあってとても便利でした」「コンビニが一階に入ってて便利でした」</w:t>
+              <w:t xml:space="preserve">「ローソンもついているので、ありがたかったです」「コンビニがホテル内にあることとディズニーリゾートへの無料シャトルバスがあってとても便利でした」</w:t>
             </w:r>
           </w:p>
         </w:tc>
@@ -4467,7 +4467,7 @@
           <w:sz w:val="21"/>
           <w:szCs w:val="21"/>
         </w:rPr>
-        <w:t xml:space="preserve">口コミの多数で「朝食」に関するポジティブな言及が見られ、コンフォートスイーツ東京ベイの最大の差別化要因となっています。朝食もプリンセスエリアにはケーキありませんでしたといった声が多数寄せられています。</w:t>
+        <w:t xml:space="preserve">口コミの多数で「朝食」に関するポジティブな言及が見られ、コンフォートスイーツ東京ベイの最大の差別化要因となっています。朝食ビュッフェも種類は物凄い多いわけではないですが、大人も子供も満足ですといった声が多数寄せられています。</w:t>
       </w:r>
     </w:p>
     <w:p>
@@ -4486,7 +4486,7 @@
           <w:sz w:val="21"/>
           <w:szCs w:val="21"/>
         </w:rPr>
-        <w:t xml:space="preserve">朝食もプリンセスエリアにはケーキありませんでした</w:t>
+        <w:t xml:space="preserve">朝食ビュッフェも種類は物凄い多いわけではないですが、大人も子供も満足です</w:t>
       </w:r>
     </w:p>
     <w:p>
@@ -4505,7 +4505,7 @@
           <w:sz w:val="21"/>
           <w:szCs w:val="21"/>
         </w:rPr>
-        <w:t xml:space="preserve">ディズニーシャトル良い 朝食安い（子供メニュー中心運営） 周辺食堂はいくつもありません（ホテル1階ローソンあり） ...</w:t>
+        <w:t xml:space="preserve">朝食もバイキング形式になっており、子供たちも好きなものを食べて嬉しそうでした</w:t>
       </w:r>
     </w:p>
     <w:p>
@@ -4524,7 +4524,7 @@
           <w:sz w:val="21"/>
           <w:szCs w:val="21"/>
         </w:rPr>
-        <w:t xml:space="preserve">디즈니 셔틀 좋음 조식 저렴(아이들 메뉴 위주 운영) 주변식당 몇개 없음(호텔1층 로손 있음) 신우라야...</w:t>
+        <w:t xml:space="preserve">朝食ビュッフェでお子様が無料なのも、とてもありがたかったです</w:t>
       </w:r>
     </w:p>
     <w:p>
@@ -4546,7 +4546,7 @@
           <w:sz w:val="26"/>
           <w:szCs w:val="26"/>
         </w:rPr>
-        <w:t xml:space="preserve">3.2 快適さ・設備</w:t>
+        <w:t xml:space="preserve">3.2 スタッフの対応</w:t>
       </w:r>
     </w:p>
     <w:p>
@@ -4561,7 +4561,7 @@
           <w:sz w:val="21"/>
           <w:szCs w:val="21"/>
         </w:rPr>
-        <w:t xml:space="preserve">快適さ・設備に関するポジティブな評価も多く寄せられています。「色々なアメニティグッズがあって少ない荷物で宿泊することができました」といったコメントが見られます。</w:t>
+        <w:t xml:space="preserve">スタッフの対応に関するポジティブな評価も多く寄せられています。「立地的にも車で２０分も掛からない場所にあり、スタッフの方々対応も良く、気持ち良く利用させていただく事が出来ました」といったコメントが見られます。</w:t>
       </w:r>
     </w:p>
     <w:p>
@@ -4866,7 +4866,7 @@
                 <w:sz w:val="20"/>
                 <w:szCs w:val="20"/>
               </w:rPr>
-              <w:t xml:space="preserve">コンビニがホテル内にあることとディズニーリゾートへの無料シャトルバスがあってとても便利でした</w:t>
+              <w:t xml:space="preserve">お風呂とシャワーの水栓が別なので、家族で順番に入浴する際もシャワーを使いながらお風呂の水を溜めることができます</w:t>
             </w:r>
           </w:p>
         </w:tc>
@@ -4900,7 +4900,7 @@
                 <w:sz w:val="20"/>
                 <w:szCs w:val="20"/>
               </w:rPr>
-              <w:t xml:space="preserve">重大・47件</w:t>
+              <w:t xml:space="preserve">重大・31件</w:t>
             </w:r>
           </w:p>
         </w:tc>
@@ -4971,7 +4971,7 @@
                 <w:sz w:val="20"/>
                 <w:szCs w:val="20"/>
               </w:rPr>
-              <w:t xml:space="preserve">対応・サービスの不満</w:t>
+              <w:t xml:space="preserve">エアコン・空調</w:t>
             </w:r>
           </w:p>
         </w:tc>
@@ -5005,7 +5005,7 @@
                 <w:sz w:val="20"/>
                 <w:szCs w:val="20"/>
               </w:rPr>
-              <w:t xml:space="preserve">部屋も上のフロアの足音が気になったり窓からの眺めは病院だったのは夢の国帰りにはちょっと残念なものがありました</w:t>
+              <w:t xml:space="preserve">Lawsons onsite - great for after Disney snack 😝 Easy to ...</w:t>
             </w:r>
           </w:p>
         </w:tc>
@@ -5039,7 +5039,7 @@
                 <w:sz w:val="20"/>
                 <w:szCs w:val="20"/>
               </w:rPr>
-              <w:t xml:space="preserve">重大・11件</w:t>
+              <w:t xml:space="preserve">重大・6件</w:t>
             </w:r>
           </w:p>
         </w:tc>
@@ -5110,7 +5110,7 @@
                 <w:sz w:val="20"/>
                 <w:szCs w:val="20"/>
               </w:rPr>
-              <w:t xml:space="preserve">エアコン・空調</w:t>
+              <w:t xml:space="preserve">対応・サービスの不満</w:t>
             </w:r>
           </w:p>
         </w:tc>
@@ -5144,7 +5144,7 @@
                 <w:sz w:val="20"/>
                 <w:szCs w:val="20"/>
               </w:rPr>
-              <w:t xml:space="preserve">Nothing near by hotel but they have bus to drop and pick ...</w:t>
+              <w:t xml:space="preserve">部屋も上のフロアの足音が気になったり窓からの眺めは病院だったのは夢の国帰りにはちょっと残念なものがありました</w:t>
             </w:r>
           </w:p>
         </w:tc>
@@ -5317,7 +5317,7 @@
                 <w:sz w:val="20"/>
                 <w:szCs w:val="20"/>
               </w:rPr>
-              <w:t xml:space="preserve">重大・5件</w:t>
+              <w:t xml:space="preserve">中度・3件</w:t>
             </w:r>
           </w:p>
         </w:tc>
@@ -5456,7 +5456,7 @@
                 <w:sz w:val="20"/>
                 <w:szCs w:val="20"/>
               </w:rPr>
-              <w:t xml:space="preserve">中度・3件</w:t>
+              <w:t xml:space="preserve">軽度・2件</w:t>
             </w:r>
           </w:p>
         </w:tc>
@@ -5527,7 +5527,7 @@
                 <w:sz w:val="20"/>
                 <w:szCs w:val="20"/>
               </w:rPr>
-              <w:t xml:space="preserve">部屋の狭さ</w:t>
+              <w:t xml:space="preserve">窓・採光</w:t>
             </w:r>
           </w:p>
         </w:tc>
@@ -5561,7 +5561,7 @@
                 <w:sz w:val="20"/>
                 <w:szCs w:val="20"/>
               </w:rPr>
-              <w:t xml:space="preserve">Small specific thin though</w:t>
+              <w:t xml:space="preserve">部屋も上のフロアの足音が気になったり窓からの眺めは病院だったのは夢の国帰りにはちょっと残念なものがありました</w:t>
             </w:r>
           </w:p>
         </w:tc>
@@ -6680,7 +6680,7 @@
                 <w:sz w:val="20"/>
                 <w:szCs w:val="20"/>
               </w:rPr>
-              <w:t xml:space="preserve">9.14点</w:t>
+              <w:t xml:space="preserve">9.06点</w:t>
             </w:r>
           </w:p>
         </w:tc>
@@ -6820,7 +6820,7 @@
                 <w:sz w:val="20"/>
                 <w:szCs w:val="20"/>
               </w:rPr>
-              <w:t xml:space="preserve">95.1%</w:t>
+              <w:t xml:space="preserve">95.3%</w:t>
             </w:r>
           </w:p>
         </w:tc>
@@ -6960,7 +6960,7 @@
                 <w:sz w:val="20"/>
                 <w:szCs w:val="20"/>
               </w:rPr>
-              <w:t xml:space="preserve">1.4%</w:t>
+              <w:t xml:space="preserve">2.4%</w:t>
             </w:r>
           </w:p>
         </w:tc>
@@ -6994,7 +6994,7 @@
                 <w:sz w:val="20"/>
                 <w:szCs w:val="20"/>
               </w:rPr>
-              <w:t xml:space="preserve">0%維持</w:t>
+              <w:t xml:space="preserve">0%以下</w:t>
             </w:r>
           </w:p>
         </w:tc>
@@ -7065,7 +7065,7 @@
                 <w:sz w:val="20"/>
                 <w:szCs w:val="20"/>
               </w:rPr>
-              <w:t xml:space="preserve">口コミ返信率</w:t>
+              <w:t xml:space="preserve">じゃらん平均評価</w:t>
             </w:r>
           </w:p>
         </w:tc>
@@ -7100,7 +7100,7 @@
                 <w:sz w:val="20"/>
                 <w:szCs w:val="20"/>
               </w:rPr>
-              <w:t xml:space="preserve">未計測</w:t>
+              <w:t xml:space="preserve">8.5点</w:t>
             </w:r>
           </w:p>
         </w:tc>
@@ -7135,7 +7135,7 @@
                 <w:sz w:val="20"/>
                 <w:szCs w:val="20"/>
               </w:rPr>
-              <w:t xml:space="preserve">100%（48h以内）</w:t>
+              <w:t xml:space="preserve">9.5点以上</w:t>
             </w:r>
           </w:p>
         </w:tc>
@@ -7170,7 +7170,7 @@
                 <w:sz w:val="20"/>
                 <w:szCs w:val="20"/>
               </w:rPr>
-              <w:t xml:space="preserve">2026年6月</w:t>
+              <w:t xml:space="preserve">2026年9月</w:t>
             </w:r>
           </w:p>
         </w:tc>
@@ -7206,7 +7206,7 @@
                 <w:sz w:val="20"/>
                 <w:szCs w:val="20"/>
               </w:rPr>
-              <w:t xml:space="preserve">浴室・水回りクレーム</w:t>
+              <w:t xml:space="preserve">口コミ返信率</w:t>
             </w:r>
           </w:p>
         </w:tc>
@@ -7240,7 +7240,7 @@
                 <w:sz w:val="20"/>
                 <w:szCs w:val="20"/>
               </w:rPr>
-              <w:t xml:space="preserve">約47件/期間</w:t>
+              <w:t xml:space="preserve">未計測</w:t>
             </w:r>
           </w:p>
         </w:tc>
@@ -7274,7 +7274,7 @@
                 <w:sz w:val="20"/>
                 <w:szCs w:val="20"/>
               </w:rPr>
-              <w:t xml:space="preserve">23件以下</w:t>
+              <w:t xml:space="preserve">100%（48h以内）</w:t>
             </w:r>
           </w:p>
         </w:tc>
@@ -7287,6 +7287,148 @@
               <w:bottom w:val="single" w:color="CCCCCC" w:sz="1"/>
               <w:right w:val="single" w:color="CCCCCC" w:sz="1"/>
             </w:tcBorders>
+            <w:tcMar>
+              <w:top w:type="dxa" w:w="80"/>
+              <w:left w:type="dxa" w:w="120"/>
+              <w:bottom w:type="dxa" w:w="80"/>
+              <w:right w:type="dxa" w:w="120"/>
+            </w:tcMar>
+            <w:vAlign w:val="center"/>
+          </w:tcPr>
+          <w:p>
+            <w:pPr>
+              <w:jc w:val="center"/>
+            </w:pPr>
+            <w:r>
+              <w:rPr>
+                <w:rFonts w:ascii="Arial" w:cs="Arial" w:eastAsia="Arial" w:hAnsi="Arial"/>
+                <w:b w:val="false"/>
+                <w:bCs w:val="false"/>
+                <w:color w:val="333333"/>
+                <w:sz w:val="20"/>
+                <w:szCs w:val="20"/>
+              </w:rPr>
+              <w:t xml:space="preserve">2026年6月</w:t>
+            </w:r>
+          </w:p>
+        </w:tc>
+      </w:tr>
+      <w:tr>
+        <w:tc>
+          <w:tcPr>
+            <w:tcW w:type="dxa" w:w="2800"/>
+            <w:tcBorders>
+              <w:top w:val="single" w:color="CCCCCC" w:sz="1"/>
+              <w:left w:val="single" w:color="CCCCCC" w:sz="1"/>
+              <w:bottom w:val="single" w:color="CCCCCC" w:sz="1"/>
+              <w:right w:val="single" w:color="CCCCCC" w:sz="1"/>
+            </w:tcBorders>
+            <w:shd w:fill="F2F2F2" w:val="clear"/>
+            <w:tcMar>
+              <w:top w:type="dxa" w:w="80"/>
+              <w:left w:type="dxa" w:w="120"/>
+              <w:bottom w:type="dxa" w:w="80"/>
+              <w:right w:type="dxa" w:w="120"/>
+            </w:tcMar>
+            <w:vAlign w:val="center"/>
+          </w:tcPr>
+          <w:p>
+            <w:pPr>
+              <w:jc w:val="left"/>
+            </w:pPr>
+            <w:r>
+              <w:rPr>
+                <w:rFonts w:ascii="Arial" w:cs="Arial" w:eastAsia="Arial" w:hAnsi="Arial"/>
+                <w:b/>
+                <w:bCs/>
+                <w:color w:val="333333"/>
+                <w:sz w:val="20"/>
+                <w:szCs w:val="20"/>
+              </w:rPr>
+              <w:t xml:space="preserve">浴室・水回りクレーム</w:t>
+            </w:r>
+          </w:p>
+        </w:tc>
+        <w:tc>
+          <w:tcPr>
+            <w:tcW w:type="dxa" w:w="2200"/>
+            <w:tcBorders>
+              <w:top w:val="single" w:color="CCCCCC" w:sz="1"/>
+              <w:left w:val="single" w:color="CCCCCC" w:sz="1"/>
+              <w:bottom w:val="single" w:color="CCCCCC" w:sz="1"/>
+              <w:right w:val="single" w:color="CCCCCC" w:sz="1"/>
+            </w:tcBorders>
+            <w:shd w:fill="F2F2F2" w:val="clear"/>
+            <w:tcMar>
+              <w:top w:type="dxa" w:w="80"/>
+              <w:left w:type="dxa" w:w="120"/>
+              <w:bottom w:type="dxa" w:w="80"/>
+              <w:right w:type="dxa" w:w="120"/>
+            </w:tcMar>
+            <w:vAlign w:val="center"/>
+          </w:tcPr>
+          <w:p>
+            <w:pPr>
+              <w:jc w:val="center"/>
+            </w:pPr>
+            <w:r>
+              <w:rPr>
+                <w:rFonts w:ascii="Arial" w:cs="Arial" w:eastAsia="Arial" w:hAnsi="Arial"/>
+                <w:b w:val="false"/>
+                <w:bCs w:val="false"/>
+                <w:color w:val="333333"/>
+                <w:sz w:val="20"/>
+                <w:szCs w:val="20"/>
+              </w:rPr>
+              <w:t xml:space="preserve">約31件/期間</w:t>
+            </w:r>
+          </w:p>
+        </w:tc>
+        <w:tc>
+          <w:tcPr>
+            <w:tcW w:type="dxa" w:w="2200"/>
+            <w:tcBorders>
+              <w:top w:val="single" w:color="CCCCCC" w:sz="1"/>
+              <w:left w:val="single" w:color="CCCCCC" w:sz="1"/>
+              <w:bottom w:val="single" w:color="CCCCCC" w:sz="1"/>
+              <w:right w:val="single" w:color="CCCCCC" w:sz="1"/>
+            </w:tcBorders>
+            <w:shd w:fill="F2F2F2" w:val="clear"/>
+            <w:tcMar>
+              <w:top w:type="dxa" w:w="80"/>
+              <w:left w:type="dxa" w:w="120"/>
+              <w:bottom w:type="dxa" w:w="80"/>
+              <w:right w:type="dxa" w:w="120"/>
+            </w:tcMar>
+            <w:vAlign w:val="center"/>
+          </w:tcPr>
+          <w:p>
+            <w:pPr>
+              <w:jc w:val="center"/>
+            </w:pPr>
+            <w:r>
+              <w:rPr>
+                <w:rFonts w:ascii="Arial" w:cs="Arial" w:eastAsia="Arial" w:hAnsi="Arial"/>
+                <w:b/>
+                <w:bCs/>
+                <w:color w:val="27AE60"/>
+                <w:sz w:val="20"/>
+                <w:szCs w:val="20"/>
+              </w:rPr>
+              <w:t xml:space="preserve">15件以下</w:t>
+            </w:r>
+          </w:p>
+        </w:tc>
+        <w:tc>
+          <w:tcPr>
+            <w:tcW w:type="dxa" w:w="1826"/>
+            <w:tcBorders>
+              <w:top w:val="single" w:color="CCCCCC" w:sz="1"/>
+              <w:left w:val="single" w:color="CCCCCC" w:sz="1"/>
+              <w:bottom w:val="single" w:color="CCCCCC" w:sz="1"/>
+              <w:right w:val="single" w:color="CCCCCC" w:sz="1"/>
+            </w:tcBorders>
+            <w:shd w:fill="F2F2F2" w:val="clear"/>
             <w:tcMar>
               <w:top w:type="dxa" w:w="80"/>
               <w:left w:type="dxa" w:w="120"/>
@@ -7369,7 +7511,7 @@
           <w:sz w:val="22"/>
           <w:szCs w:val="22"/>
         </w:rPr>
-        <w:t xml:space="preserve">[1] Trip.com / 10点 / 2026-03-31</w:t>
+        <w:t xml:space="preserve">[1] 楽天トラベル / 10点 / 2026-04-04</w:t>
       </w:r>
     </w:p>
     <w:p>
@@ -7384,7 +7526,7 @@
           <w:sz w:val="21"/>
           <w:szCs w:val="21"/>
         </w:rPr>
-        <w:t xml:space="preserve">色々なアメニティグッズがあって少ない荷物で宿泊することができました。コンビニがホテル内にあることとディズニーリゾートへの無料シャトルバスがあってとても便利でした。</w:t>
+        <w:t xml:space="preserve">テーマパークの帰りに宿泊しました。立地的にも車で２０分も掛からない場所にあり、スタッフの方々対応も良く、気持ち良く利用させていただく事が出来ました。朝食ビュッフェも種類は物凄い多いわけではないですが、大人も子供も満足です。また利用したいと思えるホテルです。 一つ要望としては、コインランドリーの数がもう少しあると嬉しいです。2箇所あり、空きを確認しに向かうも次から次へすぐ入れられてしまう為、予...</w:t>
       </w:r>
     </w:p>
     <w:p>
@@ -7405,7 +7547,7 @@
           <w:sz w:val="22"/>
           <w:szCs w:val="22"/>
         </w:rPr>
-        <w:t xml:space="preserve">[2] Booking.com / 8点 / 2026-03-31</w:t>
+        <w:t xml:space="preserve">[2] 楽天トラベル / 8点 / 2026-04-04</w:t>
       </w:r>
     </w:p>
     <w:p>
@@ -7420,7 +7562,7 @@
           <w:sz w:val="21"/>
           <w:szCs w:val="21"/>
         </w:rPr>
-        <w:t xml:space="preserve">お風呂、トイレが分かれており大変良かった  Wベットで広々して良かった</w:t>
+        <w:t xml:space="preserve">お風呂とシャワーの水栓が別なので、家族で順番に入浴する際もシャワーを使いながらお風呂の水を溜めることができます。</w:t>
       </w:r>
     </w:p>
     <w:p>
@@ -7441,7 +7583,7 @@
           <w:sz w:val="22"/>
           <w:szCs w:val="22"/>
         </w:rPr>
-        <w:t xml:space="preserve">[3] 楽天トラベル / 10点 / 2026-03-31</w:t>
+        <w:t xml:space="preserve">[3] 楽天トラベル / 10点 / 2026-04-04</w:t>
       </w:r>
     </w:p>
     <w:p>
@@ -7456,7 +7598,7 @@
           <w:sz w:val="21"/>
           <w:szCs w:val="21"/>
         </w:rPr>
-        <w:t xml:space="preserve">大変満足です！こども達も大変喜んでいました😍 ただ、予約できたから今回は良かったんですけど、もう少しわかりやすくルールの説明を書いてもらえると助かります！ちょっと分かりにくかったです😭でもその配慮も今回はしてもらえたので気持ちよく止まることができました😍</w:t>
+        <w:t xml:space="preserve">家族4人（子供低学年1人、未就学児1人）で利用させていただきました。 ディズニーランドからも近く、お部屋も広くてとても満足できました。 朝食もバイキング形式になっており、子供たちも好きなものを食べて嬉しそうでした。 また機会があれば利用したいと思います。 ありがとうございました。</w:t>
       </w:r>
     </w:p>
     <w:p>
@@ -7477,7 +7619,7 @@
           <w:sz w:val="22"/>
           <w:szCs w:val="22"/>
         </w:rPr>
-        <w:t xml:space="preserve">[4] Agoda / 8点 / 2026-03-31</w:t>
+        <w:t xml:space="preserve">[4] Trip.com / 10点 / 2026-04-03</w:t>
       </w:r>
     </w:p>
     <w:p>
@@ -7492,7 +7634,7 @@
           <w:sz w:val="21"/>
           <w:szCs w:val="21"/>
         </w:rPr>
-        <w:t xml:space="preserve">お風呂、トイレが分かれており大変良かった  Wベットで広々して良かった</w:t>
+        <w:t xml:space="preserve">ファミリー向けには最高のコスパでした。   部屋も広々としていて、風呂とトイレが別で、浴槽もとても広く、シャワースペースも浴槽の外にしっかり確保されています。お湯もしっかり張れるタイプで、トイレも独立していてゆったりした空間でした。    朝食ビュッフェでお子様が無料なのも、とてもありがたかったです。   家族で近くに泊まる機会があれば、またぜひ利用したいと思います。</w:t>
       </w:r>
     </w:p>
     <w:p>
@@ -7513,7 +7655,7 @@
           <w:sz w:val="22"/>
           <w:szCs w:val="22"/>
         </w:rPr>
-        <w:t xml:space="preserve">[5] 楽天トラベル / 8点 / 2026-03-30</w:t>
+        <w:t xml:space="preserve">[5] 楽天トラベル / 10点 / 2026-04-03</w:t>
       </w:r>
     </w:p>
     <w:p>
@@ -7528,7 +7670,7 @@
           <w:sz w:val="21"/>
           <w:szCs w:val="21"/>
         </w:rPr>
-        <w:t xml:space="preserve">トランプやパズルの内装で子供達の印象に残ったようです。ディズニーまでは少し遠いかな？コンビニが一階に入ってて便利でした。</w:t>
+        <w:t xml:space="preserve">ディズニーリゾートを満喫するために利用させて頂きました☺️ 清潔感があり、パズル調のかわいいお部屋で大満足です！無料送迎バス1本でディズニーに行けるので、とても便利でした♡ お部屋の壁のパズルのところに、隠されたカードがあって、それをフロントへ持って行くとパズル型のクッキーをくださって🥹 娘と息子が感激していました♡ コンセントがたくさんあり、携帯やモバイルバッテリー等、たくさん同時に充電...</w:t>
       </w:r>
     </w:p>
     <w:p>
@@ -7601,42 +7743,6 @@
           <w:szCs w:val="21"/>
         </w:rPr>
         <w:t xml:space="preserve">立地は市街地から遠すぎます。ホテルの近くには何もありませんが、ディズニーワールドへの送迎バスがあります。</w:t>
-      </w:r>
-    </w:p>
-    <w:p>
-      <w:pPr>
-        <w:spacing w:after="60"/>
-      </w:pPr>
-    </w:p>
-    <w:p>
-      <w:pPr>
-        <w:spacing w:after="120" w:before="200"/>
-      </w:pPr>
-      <w:r>
-        <w:rPr>
-          <w:rFonts w:ascii="Arial" w:cs="Arial" w:eastAsia="Arial" w:hAnsi="Arial"/>
-          <w:b/>
-          <w:bCs/>
-          <w:color w:val="1B3A5C"/>
-          <w:sz w:val="22"/>
-          <w:szCs w:val="22"/>
-        </w:rPr>
-        <w:t xml:space="preserve">[8] じゃらん / 6点 / 2026-02-15</w:t>
-      </w:r>
-    </w:p>
-    <w:p>
-      <w:pPr>
-        <w:spacing w:after="120" w:line="320"/>
-        <w:jc w:val="left"/>
-      </w:pPr>
-      <w:r>
-        <w:rPr>
-          <w:rFonts w:ascii="Arial" w:cs="Arial" w:eastAsia="Arial" w:hAnsi="Arial"/>
-          <w:color w:val="333333"/>
-          <w:sz w:val="21"/>
-          <w:szCs w:val="21"/>
-        </w:rPr>
-        <w:t xml:space="preserve">子連れで朝食バイキングに期待して泊まってみたいとおもい今回泊まりましたが、期待ハズレでした。  ホテル内のローソンもレジが長蛇の列だしお酒の品揃えがいまいちでした。</w:t>
       </w:r>
     </w:p>
     <w:p>
@@ -7701,7 +7807,7 @@
                 <w:sz w:val="21"/>
                 <w:szCs w:val="21"/>
               </w:rPr>
-              <w:t xml:space="preserve">コンフォートスイーツ東京ベイは、全体平均9.14点（10点換算）、高評価率95.1%という非常に高い顧客満足度を維持しているホテルです。特に「朝食」「快適さ・設備」が多くのゲストから高く評価されています。</w:t>
+              <w:t xml:space="preserve">コンフォートスイーツ東京ベイは、全体平均9.06点（10点換算）、高評価率95.3%という非常に高い顧客満足度を維持しているホテルです。特に「朝食」「スタッフの対応」が多くのゲストから高く評価されています。</w:t>
             </w:r>
           </w:p>
           <w:p>
@@ -7715,7 +7821,7 @@
                 <w:sz w:val="21"/>
                 <w:szCs w:val="21"/>
               </w:rPr>
-              <w:t xml:space="preserve">改善課題としては、浴室・水回り、対応・サービスの不満、エアコン・空調が主要なテーマとして浮上しています。ただし、これらの課題を指摘するゲストの多くも他の面では高い評価を付けており、ネガティブ要素が全体評価を大きく押し下げているわけではありません。</w:t>
+              <w:t xml:space="preserve">改善課題としては、浴室・水回り、エアコン・空調、対応・サービスの不満が主要なテーマとして浮上しています。ただし、これらの課題を指摘するゲストの多くも他の面では高い評価を付けており、ネガティブ要素が全体評価を大きく押し下げているわけではありません。</w:t>
             </w:r>
           </w:p>
           <w:p>
@@ -7730,6 +7836,20 @@
                 <w:szCs w:val="21"/>
               </w:rPr>
               <w:t xml:space="preserve">Phase 1（即座対応）のオペレーション改善は、低コストで即座に実行可能であり、ゲスト体験の底上げに直結します。Phase 2（短期）の設備改善は、中評価ゲストを高評価に引き上げる効果が期待できます。Phase 3（中期）の抜本的改修は、ブランド価値の向上に寄与します。</w:t>
+            </w:r>
+          </w:p>
+          <w:p>
+            <w:pPr>
+              <w:spacing w:after="160"/>
+            </w:pPr>
+            <w:r>
+              <w:rPr>
+                <w:rFonts w:ascii="Arial" w:cs="Arial" w:eastAsia="Arial" w:hAnsi="Arial"/>
+                <w:color w:val="333333"/>
+                <w:sz w:val="21"/>
+                <w:szCs w:val="21"/>
+              </w:rPr>
+              <w:t xml:space="preserve">じゃらんでの低スコア（8.5点）は、口コミ返信の強化とサービス品質の一貫性確保で改善余地があります。全サイトでの口コミ返信率100%を目指すことで、ホテルの姿勢をゲストに伝え、リピート率の向上につなげることが重要です。</w:t>
             </w:r>
           </w:p>
           <w:p>

--- a/納品レポート/ホテル別レポート/comfort_suites_tokyobay_口コミ分析改善レポート.docx
+++ b/納品レポート/ホテル別レポート/comfort_suites_tokyobay_口コミ分析改善レポート.docx
@@ -96,7 +96,7 @@
           <w:sz w:val="22"/>
           <w:szCs w:val="22"/>
         </w:rPr>
-        <w:t xml:space="preserve">レビュー総数：85件（6サイト）</w:t>
+        <w:t xml:space="preserve">レビュー総数：86件（6サイト）</w:t>
       </w:r>
     </w:p>
     <w:p>
@@ -111,7 +111,7 @@
           <w:sz w:val="20"/>
           <w:szCs w:val="20"/>
         </w:rPr>
-        <w:t xml:space="preserve">対象サイト：Trip.com / 楽天トラベル / Agoda / Google / Booking.com / じゃらん</w:t>
+        <w:t xml:space="preserve">対象サイト：Trip.com / Google / 楽天トラベル / Agoda / Booking.com / じゃらん</w:t>
       </w:r>
     </w:p>
     <w:p>
@@ -189,7 +189,7 @@
           <w:sz w:val="21"/>
           <w:szCs w:val="21"/>
         </w:rPr>
-        <w:t xml:space="preserve">2026年3月〜4月に各OTAサイト・口コミサイトに投稿された85件のレビューを包括的に分析しました。以下が主要な発見事項です。</w:t>
+        <w:t xml:space="preserve">2026年3月〜4月に各OTAサイト・口コミサイトに投稿された86件のレビューを包括的に分析しました。以下が主要な発見事項です。</w:t>
       </w:r>
     </w:p>
     <w:p>
@@ -261,7 +261,7 @@
                 <w:sz w:val="36"/>
                 <w:szCs w:val="36"/>
               </w:rPr>
-              <w:t xml:space="preserve">9.06</w:t>
+              <w:t xml:space="preserve">9.07</w:t>
             </w:r>
           </w:p>
         </w:tc>
@@ -359,7 +359,7 @@
                 <w:sz w:val="36"/>
                 <w:szCs w:val="36"/>
               </w:rPr>
-              <w:t xml:space="preserve">2.4%</w:t>
+              <w:t xml:space="preserve">2.3%</w:t>
             </w:r>
           </w:p>
         </w:tc>
@@ -408,7 +408,7 @@
                 <w:sz w:val="36"/>
                 <w:szCs w:val="36"/>
               </w:rPr>
-              <w:t xml:space="preserve">85件</w:t>
+              <w:t xml:space="preserve">86件</w:t>
             </w:r>
           </w:p>
         </w:tc>
@@ -448,7 +448,7 @@
           <w:sz w:val="21"/>
           <w:szCs w:val="21"/>
         </w:rPr>
-        <w:t xml:space="preserve">全体平均スコア9.06点（10点換算）は非常に高い水準であり、95.3%が高評価（8-10点）に分類されます。低評価（1-4点）は2件（2.4%）で、ゲスト満足度は良好です。Trip.com（9.42点）で特に高い評価を獲得しています。</w:t>
+        <w:t xml:space="preserve">全体平均スコア9.07点（10点換算）は非常に高い水準であり、95.3%が高評価（8-10点）に分類されます。低評価（1-4点）は2件（2.3%）で、ゲスト満足度は良好です。Trip.com（9.42点）で特に高い評価を獲得しています。</w:t>
       </w:r>
     </w:p>
     <w:p>
@@ -463,7 +463,7 @@
           <w:sz w:val="21"/>
           <w:szCs w:val="21"/>
         </w:rPr>
-        <w:t xml:space="preserve">全体としては「朝食」と「スタッフの対応」がホテルの主な強みとして際立っています。</w:t>
+        <w:t xml:space="preserve">全体としては「朝食」と「立地・アクセス」がホテルの主な強みとして際立っています。</w:t>
       </w:r>
     </w:p>
     <w:p>
@@ -542,7 +542,7 @@
                 <w:sz w:val="20"/>
                 <w:szCs w:val="20"/>
               </w:rPr>
-              <w:t xml:space="preserve">朝食（20件以上で言及）、スタッフの対応（20件以上で言及）、立地・アクセス（20件以上で言及）</w:t>
+              <w:t xml:space="preserve">朝食（20件以上で言及）、立地・アクセス（20件以上で言及）、スタッフの対応（20件以上で言及）</w:t>
             </w:r>
           </w:p>
           <w:p>
@@ -567,7 +567,7 @@
                 <w:sz w:val="20"/>
                 <w:szCs w:val="20"/>
               </w:rPr>
-              <w:t xml:space="preserve">浴室・水回り（31件）、エアコン・空調（6件）、対応・サービスの不満（6件）、朝食の改善要望（3件）</w:t>
+              <w:t xml:space="preserve">浴室・水回り（32件）、エアコン・空調（6件）、対応・サービスの不満（6件）、朝食の改善要望（3件）</w:t>
             </w:r>
           </w:p>
           <w:p>
@@ -1194,7 +1194,7 @@
                 <w:sz w:val="20"/>
                 <w:szCs w:val="20"/>
               </w:rPr>
-              <w:t xml:space="preserve">楽天トラベル</w:t>
+              <w:t xml:space="preserve">Google</w:t>
             </w:r>
           </w:p>
         </w:tc>
@@ -1229,7 +1229,7 @@
                 <w:sz w:val="20"/>
                 <w:szCs w:val="20"/>
               </w:rPr>
-              <w:t xml:space="preserve">28</w:t>
+              <w:t xml:space="preserve">9</w:t>
             </w:r>
           </w:p>
         </w:tc>
@@ -1264,7 +1264,7 @@
                 <w:sz w:val="20"/>
                 <w:szCs w:val="20"/>
               </w:rPr>
-              <w:t xml:space="preserve">4.64</w:t>
+              <w:t xml:space="preserve">4.67</w:t>
             </w:r>
           </w:p>
         </w:tc>
@@ -1334,7 +1334,7 @@
                 <w:sz w:val="20"/>
                 <w:szCs w:val="20"/>
               </w:rPr>
-              <w:t xml:space="preserve">9.29</w:t>
+              <w:t xml:space="preserve">9.33</w:t>
             </w:r>
           </w:p>
         </w:tc>
@@ -1440,7 +1440,7 @@
                 <w:sz w:val="20"/>
                 <w:szCs w:val="20"/>
               </w:rPr>
-              <w:t xml:space="preserve">Agoda</w:t>
+              <w:t xml:space="preserve">楽天トラベル</w:t>
             </w:r>
           </w:p>
         </w:tc>
@@ -1474,7 +1474,7 @@
                 <w:sz w:val="20"/>
                 <w:szCs w:val="20"/>
               </w:rPr>
-              <w:t xml:space="preserve">8</w:t>
+              <w:t xml:space="preserve">28</w:t>
             </w:r>
           </w:p>
         </w:tc>
@@ -1508,7 +1508,7 @@
                 <w:sz w:val="20"/>
                 <w:szCs w:val="20"/>
               </w:rPr>
-              <w:t xml:space="preserve">9.25</w:t>
+              <w:t xml:space="preserve">4.64</w:t>
             </w:r>
           </w:p>
         </w:tc>
@@ -1542,7 +1542,7 @@
                 <w:sz w:val="20"/>
                 <w:szCs w:val="20"/>
               </w:rPr>
-              <w:t xml:space="preserve">/10</w:t>
+              <w:t xml:space="preserve">/5 (×2)</w:t>
             </w:r>
           </w:p>
         </w:tc>
@@ -1576,7 +1576,7 @@
                 <w:sz w:val="20"/>
                 <w:szCs w:val="20"/>
               </w:rPr>
-              <w:t xml:space="preserve">9.25</w:t>
+              <w:t xml:space="preserve">9.29</w:t>
             </w:r>
           </w:p>
         </w:tc>
@@ -1610,7 +1610,7 @@
                 <w:sz w:val="20"/>
                 <w:szCs w:val="20"/>
               </w:rPr>
-              <w:t xml:space="preserve">9.5</w:t>
+              <w:t xml:space="preserve">10</w:t>
             </w:r>
           </w:p>
         </w:tc>
@@ -1681,7 +1681,7 @@
                 <w:sz w:val="20"/>
                 <w:szCs w:val="20"/>
               </w:rPr>
-              <w:t xml:space="preserve">Google</w:t>
+              <w:t xml:space="preserve">Agoda</w:t>
             </w:r>
           </w:p>
         </w:tc>
@@ -1751,7 +1751,7 @@
                 <w:sz w:val="20"/>
                 <w:szCs w:val="20"/>
               </w:rPr>
-              <w:t xml:space="preserve">4.62</w:t>
+              <w:t xml:space="preserve">9.25</w:t>
             </w:r>
           </w:p>
         </w:tc>
@@ -1786,7 +1786,7 @@
                 <w:sz w:val="20"/>
                 <w:szCs w:val="20"/>
               </w:rPr>
-              <w:t xml:space="preserve">/5 (×2)</w:t>
+              <w:t xml:space="preserve">/10</w:t>
             </w:r>
           </w:p>
         </w:tc>
@@ -1856,7 +1856,7 @@
                 <w:sz w:val="20"/>
                 <w:szCs w:val="20"/>
               </w:rPr>
-              <w:t xml:space="preserve">10</w:t>
+              <w:t xml:space="preserve">9.5</w:t>
             </w:r>
           </w:p>
         </w:tc>
@@ -2418,7 +2418,7 @@
           <w:sz w:val="21"/>
           <w:szCs w:val="21"/>
         </w:rPr>
-        <w:t xml:space="preserve">評価分布は10点（54.1%）に最も多く、8点以上の高評価が95.3%を占め、高い顧客満足度を示しています。低評価（1-4点）は計2件（2.4%）です。</w:t>
+        <w:t xml:space="preserve">評価分布は10点（54.7%）に最も多く、8点以上の高評価が95.3%を占め、高い顧客満足度を示しています。低評価（1-4点）は計2件（2.3%）です。</w:t>
       </w:r>
     </w:p>
     <w:p>
@@ -2653,7 +2653,7 @@
                 <w:sz w:val="20"/>
                 <w:szCs w:val="20"/>
               </w:rPr>
-              <w:t xml:space="preserve">46</w:t>
+              <w:t xml:space="preserve">47</w:t>
             </w:r>
           </w:p>
         </w:tc>
@@ -2688,7 +2688,7 @@
                 <w:sz w:val="20"/>
                 <w:szCs w:val="20"/>
               </w:rPr>
-              <w:t xml:space="preserve">54.1%</w:t>
+              <w:t xml:space="preserve">54.7%</w:t>
             </w:r>
           </w:p>
         </w:tc>
@@ -2726,7 +2726,7 @@
                 <w:sz w:val="18"/>
                 <w:szCs w:val="18"/>
               </w:rPr>
-              <w:t xml:space="preserve"> 46件</w:t>
+              <w:t xml:space="preserve"> 47件</w:t>
             </w:r>
           </w:p>
         </w:tc>
@@ -2833,7 +2833,7 @@
                 <w:sz w:val="20"/>
                 <w:szCs w:val="20"/>
               </w:rPr>
-              <w:t xml:space="preserve">10.6%</w:t>
+              <w:t xml:space="preserve">10.5%</w:t>
             </w:r>
           </w:p>
         </w:tc>
@@ -2977,7 +2977,7 @@
                 <w:sz w:val="20"/>
                 <w:szCs w:val="20"/>
               </w:rPr>
-              <w:t xml:space="preserve">30.6%</w:t>
+              <w:t xml:space="preserve">30.2%</w:t>
             </w:r>
           </w:p>
         </w:tc>
@@ -3411,7 +3411,7 @@
                 <w:sz w:val="20"/>
                 <w:szCs w:val="20"/>
               </w:rPr>
-              <w:t xml:space="preserve">2.4%</w:t>
+              <w:t xml:space="preserve">2.3%</w:t>
             </w:r>
           </w:p>
         </w:tc>
@@ -3525,7 +3525,7 @@
                 <w:sz w:val="24"/>
                 <w:szCs w:val="24"/>
               </w:rPr>
-              <w:t xml:space="preserve">81件（95.3%）</w:t>
+              <w:t xml:space="preserve">82件（95.3%）</w:t>
             </w:r>
           </w:p>
         </w:tc>
@@ -3576,7 +3576,7 @@
                 <w:sz w:val="24"/>
                 <w:szCs w:val="24"/>
               </w:rPr>
-              <w:t xml:space="preserve">2件（2.4%）</w:t>
+              <w:t xml:space="preserve">2件（2.3%）</w:t>
             </w:r>
           </w:p>
         </w:tc>
@@ -3627,7 +3627,7 @@
                 <w:sz w:val="24"/>
                 <w:szCs w:val="24"/>
               </w:rPr>
-              <w:t xml:space="preserve">2件（2.4%）</w:t>
+              <w:t xml:space="preserve">2件（2.3%）</w:t>
             </w:r>
           </w:p>
         </w:tc>
@@ -3937,7 +3937,7 @@
                 <w:sz w:val="20"/>
                 <w:szCs w:val="20"/>
               </w:rPr>
-              <w:t xml:space="preserve">スタッフの対応</w:t>
+              <w:t xml:space="preserve">立地・アクセス</w:t>
             </w:r>
           </w:p>
         </w:tc>
@@ -4005,7 +4005,7 @@
                 <w:sz w:val="20"/>
                 <w:szCs w:val="20"/>
               </w:rPr>
-              <w:t xml:space="preserve">「立地的にも車で２０分も掛からない場所にあり、スタッフの方々対応も良く、気持ち良く利用させていただく事が出来ました」「無料送迎バス1本でディズニーに行けるので、とても便利でした♡ お部屋の壁のパズルのところに、隠されたカードがあって...」</w:t>
+              <w:t xml:space="preserve">「無料の送迎バスがあって便利でした」「立地的にも車で２０分も掛からない場所にあり、スタッフの方々対応も良く、気持ち良く利用させていただく事が出来ました」</w:t>
             </w:r>
           </w:p>
         </w:tc>
@@ -4042,7 +4042,7 @@
                 <w:sz w:val="20"/>
                 <w:szCs w:val="20"/>
               </w:rPr>
-              <w:t xml:space="preserve">立地・アクセス</w:t>
+              <w:t xml:space="preserve">スタッフの対応</w:t>
             </w:r>
           </w:p>
         </w:tc>
@@ -4112,7 +4112,7 @@
                 <w:sz w:val="20"/>
                 <w:szCs w:val="20"/>
               </w:rPr>
-              <w:t xml:space="preserve">「立地的にも車で２０分も掛からない場所にあり、スタッフの方々対応も良く、気持ち良く利用させていただく事が出来ました」「ディズニーランドからも近く、お部屋も広くてとても満足できました」</w:t>
+              <w:t xml:space="preserve">「立地的にも車で２０分も掛からない場所にあり、スタッフの方々対応も良く、気持ち良く利用させていただく事が出来ました」「無料送迎バス1本でディズニーに行けるので、とても便利でした♡ お部屋の壁のパズルのところに、隠されたカードがあって...」</w:t>
             </w:r>
           </w:p>
         </w:tc>
@@ -4546,7 +4546,7 @@
           <w:sz w:val="26"/>
           <w:szCs w:val="26"/>
         </w:rPr>
-        <w:t xml:space="preserve">3.2 スタッフの対応</w:t>
+        <w:t xml:space="preserve">3.2 立地・アクセス</w:t>
       </w:r>
     </w:p>
     <w:p>
@@ -4561,7 +4561,7 @@
           <w:sz w:val="21"/>
           <w:szCs w:val="21"/>
         </w:rPr>
-        <w:t xml:space="preserve">スタッフの対応に関するポジティブな評価も多く寄せられています。「立地的にも車で２０分も掛からない場所にあり、スタッフの方々対応も良く、気持ち良く利用させていただく事が出来ました」といったコメントが見られます。</w:t>
+        <w:t xml:space="preserve">立地・アクセスに関するポジティブな評価も多く寄せられています。「無料の送迎バスがあって便利でした」といったコメントが見られます。</w:t>
       </w:r>
     </w:p>
     <w:p>
@@ -4866,7 +4866,7 @@
                 <w:sz w:val="20"/>
                 <w:szCs w:val="20"/>
               </w:rPr>
-              <w:t xml:space="preserve">お風呂とシャワーの水栓が別なので、家族で順番に入浴する際もシャワーを使いながらお風呂の水を溜めることができます</w:t>
+              <w:t xml:space="preserve">無料の送迎バスがあって便利でした</w:t>
             </w:r>
           </w:p>
         </w:tc>
@@ -4900,7 +4900,7 @@
                 <w:sz w:val="20"/>
                 <w:szCs w:val="20"/>
               </w:rPr>
-              <w:t xml:space="preserve">重大・31件</w:t>
+              <w:t xml:space="preserve">重大・32件</w:t>
             </w:r>
           </w:p>
         </w:tc>
@@ -6680,7 +6680,7 @@
                 <w:sz w:val="20"/>
                 <w:szCs w:val="20"/>
               </w:rPr>
-              <w:t xml:space="preserve">9.06点</w:t>
+              <w:t xml:space="preserve">9.07点</w:t>
             </w:r>
           </w:p>
         </w:tc>
@@ -6960,7 +6960,7 @@
                 <w:sz w:val="20"/>
                 <w:szCs w:val="20"/>
               </w:rPr>
-              <w:t xml:space="preserve">2.4%</w:t>
+              <w:t xml:space="preserve">2.3%</w:t>
             </w:r>
           </w:p>
         </w:tc>
@@ -7380,7 +7380,7 @@
                 <w:sz w:val="20"/>
                 <w:szCs w:val="20"/>
               </w:rPr>
-              <w:t xml:space="preserve">約31件/期間</w:t>
+              <w:t xml:space="preserve">約32件/期間</w:t>
             </w:r>
           </w:p>
         </w:tc>
@@ -7415,7 +7415,7 @@
                 <w:sz w:val="20"/>
                 <w:szCs w:val="20"/>
               </w:rPr>
-              <w:t xml:space="preserve">15件以下</w:t>
+              <w:t xml:space="preserve">16件以下</w:t>
             </w:r>
           </w:p>
         </w:tc>
@@ -7511,7 +7511,7 @@
           <w:sz w:val="22"/>
           <w:szCs w:val="22"/>
         </w:rPr>
-        <w:t xml:space="preserve">[1] 楽天トラベル / 10点 / 2026-04-04</w:t>
+        <w:t xml:space="preserve">[1] Google / 10点 / 2026-04-05</w:t>
       </w:r>
     </w:p>
     <w:p>
@@ -7526,7 +7526,7 @@
           <w:sz w:val="21"/>
           <w:szCs w:val="21"/>
         </w:rPr>
-        <w:t xml:space="preserve">テーマパークの帰りに宿泊しました。立地的にも車で２０分も掛からない場所にあり、スタッフの方々対応も良く、気持ち良く利用させていただく事が出来ました。朝食ビュッフェも種類は物凄い多いわけではないですが、大人も子供も満足です。また利用したいと思えるホテルです。 一つ要望としては、コインランドリーの数がもう少しあると嬉しいです。2箇所あり、空きを確認しに向かうも次から次へすぐ入れられてしまう為、予...</w:t>
+        <w:t xml:space="preserve">宿泊の次の日に、ディズニーシー行く為。無料の送迎バスがあって便利でした。</w:t>
       </w:r>
     </w:p>
     <w:p>
@@ -7547,7 +7547,7 @@
           <w:sz w:val="22"/>
           <w:szCs w:val="22"/>
         </w:rPr>
-        <w:t xml:space="preserve">[2] 楽天トラベル / 8点 / 2026-04-04</w:t>
+        <w:t xml:space="preserve">[2] 楽天トラベル / 10点 / 2026-04-04</w:t>
       </w:r>
     </w:p>
     <w:p>
@@ -7562,7 +7562,7 @@
           <w:sz w:val="21"/>
           <w:szCs w:val="21"/>
         </w:rPr>
-        <w:t xml:space="preserve">お風呂とシャワーの水栓が別なので、家族で順番に入浴する際もシャワーを使いながらお風呂の水を溜めることができます。</w:t>
+        <w:t xml:space="preserve">テーマパークの帰りに宿泊しました。立地的にも車で２０分も掛からない場所にあり、スタッフの方々対応も良く、気持ち良く利用させていただく事が出来ました。朝食ビュッフェも種類は物凄い多いわけではないですが、大人も子供も満足です。また利用したいと思えるホテルです。 一つ要望としては、コインランドリーの数がもう少しあると嬉しいです。2箇所あり、空きを確認しに向かうも次から次へすぐ入れられてしまう為、予...</w:t>
       </w:r>
     </w:p>
     <w:p>
@@ -7583,7 +7583,7 @@
           <w:sz w:val="22"/>
           <w:szCs w:val="22"/>
         </w:rPr>
-        <w:t xml:space="preserve">[3] 楽天トラベル / 10点 / 2026-04-04</w:t>
+        <w:t xml:space="preserve">[3] 楽天トラベル / 8点 / 2026-04-04</w:t>
       </w:r>
     </w:p>
     <w:p>
@@ -7598,7 +7598,7 @@
           <w:sz w:val="21"/>
           <w:szCs w:val="21"/>
         </w:rPr>
-        <w:t xml:space="preserve">家族4人（子供低学年1人、未就学児1人）で利用させていただきました。 ディズニーランドからも近く、お部屋も広くてとても満足できました。 朝食もバイキング形式になっており、子供たちも好きなものを食べて嬉しそうでした。 また機会があれば利用したいと思います。 ありがとうございました。</w:t>
+        <w:t xml:space="preserve">お風呂とシャワーの水栓が別なので、家族で順番に入浴する際もシャワーを使いながらお風呂の水を溜めることができます。</w:t>
       </w:r>
     </w:p>
     <w:p>
@@ -7619,7 +7619,7 @@
           <w:sz w:val="22"/>
           <w:szCs w:val="22"/>
         </w:rPr>
-        <w:t xml:space="preserve">[4] Trip.com / 10点 / 2026-04-03</w:t>
+        <w:t xml:space="preserve">[4] 楽天トラベル / 10点 / 2026-04-04</w:t>
       </w:r>
     </w:p>
     <w:p>
@@ -7634,7 +7634,7 @@
           <w:sz w:val="21"/>
           <w:szCs w:val="21"/>
         </w:rPr>
-        <w:t xml:space="preserve">ファミリー向けには最高のコスパでした。   部屋も広々としていて、風呂とトイレが別で、浴槽もとても広く、シャワースペースも浴槽の外にしっかり確保されています。お湯もしっかり張れるタイプで、トイレも独立していてゆったりした空間でした。    朝食ビュッフェでお子様が無料なのも、とてもありがたかったです。   家族で近くに泊まる機会があれば、またぜひ利用したいと思います。</w:t>
+        <w:t xml:space="preserve">家族4人（子供低学年1人、未就学児1人）で利用させていただきました。 ディズニーランドからも近く、お部屋も広くてとても満足できました。 朝食もバイキング形式になっており、子供たちも好きなものを食べて嬉しそうでした。 また機会があれば利用したいと思います。 ありがとうございました。</w:t>
       </w:r>
     </w:p>
     <w:p>
@@ -7655,7 +7655,7 @@
           <w:sz w:val="22"/>
           <w:szCs w:val="22"/>
         </w:rPr>
-        <w:t xml:space="preserve">[5] 楽天トラベル / 10点 / 2026-04-03</w:t>
+        <w:t xml:space="preserve">[5] Trip.com / 10点 / 2026-04-03</w:t>
       </w:r>
     </w:p>
     <w:p>
@@ -7670,7 +7670,7 @@
           <w:sz w:val="21"/>
           <w:szCs w:val="21"/>
         </w:rPr>
-        <w:t xml:space="preserve">ディズニーリゾートを満喫するために利用させて頂きました☺️ 清潔感があり、パズル調のかわいいお部屋で大満足です！無料送迎バス1本でディズニーに行けるので、とても便利でした♡ お部屋の壁のパズルのところに、隠されたカードがあって、それをフロントへ持って行くとパズル型のクッキーをくださって🥹 娘と息子が感激していました♡ コンセントがたくさんあり、携帯やモバイルバッテリー等、たくさん同時に充電...</w:t>
+        <w:t xml:space="preserve">ファミリー向けには最高のコスパでした。   部屋も広々としていて、風呂とトイレが別で、浴槽もとても広く、シャワースペースも浴槽の外にしっかり確保されています。お湯もしっかり張れるタイプで、トイレも独立していてゆったりした空間でした。    朝食ビュッフェでお子様が無料なのも、とてもありがたかったです。   家族で近くに泊まる機会があれば、またぜひ利用したいと思います。</w:t>
       </w:r>
     </w:p>
     <w:p>
@@ -7807,7 +7807,7 @@
                 <w:sz w:val="21"/>
                 <w:szCs w:val="21"/>
               </w:rPr>
-              <w:t xml:space="preserve">コンフォートスイーツ東京ベイは、全体平均9.06点（10点換算）、高評価率95.3%という非常に高い顧客満足度を維持しているホテルです。特に「朝食」「スタッフの対応」が多くのゲストから高く評価されています。</w:t>
+              <w:t xml:space="preserve">コンフォートスイーツ東京ベイは、全体平均9.07点（10点換算）、高評価率95.3%という非常に高い顧客満足度を維持しているホテルです。特に「朝食」「立地・アクセス」が多くのゲストから高く評価されています。</w:t>
             </w:r>
           </w:p>
           <w:p>

--- a/納品レポート/ホテル別レポート/comfort_suites_tokyobay_口コミ分析改善レポート.docx
+++ b/納品レポート/ホテル別レポート/comfort_suites_tokyobay_口コミ分析改善レポート.docx
@@ -96,7 +96,7 @@
           <w:sz w:val="22"/>
           <w:szCs w:val="22"/>
         </w:rPr>
-        <w:t xml:space="preserve">レビュー総数：90件（6サイト）</w:t>
+        <w:t xml:space="preserve">レビュー総数：93件（6サイト）</w:t>
       </w:r>
     </w:p>
     <w:p>
@@ -111,7 +111,7 @@
           <w:sz w:val="20"/>
           <w:szCs w:val="20"/>
         </w:rPr>
-        <w:t xml:space="preserve">対象サイト：Google / 楽天トラベル / Agoda / Trip.com / Booking.com / じゃらん</w:t>
+        <w:t xml:space="preserve">対象サイト：楽天トラベル / Google / Agoda / Trip.com / Booking.com / じゃらん</w:t>
       </w:r>
     </w:p>
     <w:p>
@@ -131,7 +131,7 @@
           <w:sz w:val="20"/>
           <w:szCs w:val="20"/>
         </w:rPr>
-        <w:t xml:space="preserve">作成日：2026年4月6日</w:t>
+        <w:t xml:space="preserve">作成日：2026年4月7日</w:t>
       </w:r>
     </w:p>
     <w:p>
@@ -189,7 +189,7 @@
           <w:sz w:val="21"/>
           <w:szCs w:val="21"/>
         </w:rPr>
-        <w:t xml:space="preserve">2026年3月〜4月に各OTAサイト・口コミサイトに投稿された90件のレビューを包括的に分析しました。以下が主要な発見事項です。</w:t>
+        <w:t xml:space="preserve">2026年3月〜4月に各OTAサイト・口コミサイトに投稿された93件のレビューを包括的に分析しました。以下が主要な発見事項です。</w:t>
       </w:r>
     </w:p>
     <w:p>
@@ -261,7 +261,7 @@
                 <w:sz w:val="36"/>
                 <w:szCs w:val="36"/>
               </w:rPr>
-              <w:t xml:space="preserve">9.07</w:t>
+              <w:t xml:space="preserve">9.06</w:t>
             </w:r>
           </w:p>
         </w:tc>
@@ -310,7 +310,7 @@
                 <w:sz w:val="36"/>
                 <w:szCs w:val="36"/>
               </w:rPr>
-              <w:t xml:space="preserve">94.4%</w:t>
+              <w:t xml:space="preserve">94.6%</w:t>
             </w:r>
           </w:p>
         </w:tc>
@@ -408,7 +408,7 @@
                 <w:sz w:val="36"/>
                 <w:szCs w:val="36"/>
               </w:rPr>
-              <w:t xml:space="preserve">90件</w:t>
+              <w:t xml:space="preserve">93件</w:t>
             </w:r>
           </w:p>
         </w:tc>
@@ -448,7 +448,7 @@
           <w:sz w:val="21"/>
           <w:szCs w:val="21"/>
         </w:rPr>
-        <w:t xml:space="preserve">全体平均スコア9.07点（10点換算）は非常に高い水準であり、94.4%が高評価（8-10点）に分類されます。低評価（1-4点）は2件（2.2%）で、ゲスト満足度は良好です。楽天トラベル（9.33点）で特に高い評価を獲得しています。</w:t>
+        <w:t xml:space="preserve">全体平均スコア9.06点（10点換算）は非常に高い水準であり、94.6%が高評価（8-10点）に分類されます。低評価（1-4点）は2件（2.2%）で、ゲスト満足度は良好です。楽天トラベル（9.35点）で特に高い評価を獲得しています。</w:t>
       </w:r>
     </w:p>
     <w:p>
@@ -567,7 +567,7 @@
                 <w:sz w:val="20"/>
                 <w:szCs w:val="20"/>
               </w:rPr>
-              <w:t xml:space="preserve">浴室・水回り（34件）、エアコン・空調（6件）、対応・サービスの不満（6件）、朝食の改善要望（4件）</w:t>
+              <w:t xml:space="preserve">浴室・水回り（36件）、エアコン・空調（6件）、対応・サービスの不満（6件）、朝食の改善要望（5件）</w:t>
             </w:r>
           </w:p>
           <w:p>
@@ -953,7 +953,7 @@
                 <w:sz w:val="20"/>
                 <w:szCs w:val="20"/>
               </w:rPr>
-              <w:t xml:space="preserve">Google</w:t>
+              <w:t xml:space="preserve">楽天トラベル</w:t>
             </w:r>
           </w:p>
         </w:tc>
@@ -987,7 +987,7 @@
                 <w:sz w:val="20"/>
                 <w:szCs w:val="20"/>
               </w:rPr>
-              <w:t xml:space="preserve">9</w:t>
+              <w:t xml:space="preserve">31</w:t>
             </w:r>
           </w:p>
         </w:tc>
@@ -1021,7 +1021,7 @@
                 <w:sz w:val="20"/>
                 <w:szCs w:val="20"/>
               </w:rPr>
-              <w:t xml:space="preserve">4.67</w:t>
+              <w:t xml:space="preserve">4.68</w:t>
             </w:r>
           </w:p>
         </w:tc>
@@ -1089,7 +1089,7 @@
                 <w:sz w:val="20"/>
                 <w:szCs w:val="20"/>
               </w:rPr>
-              <w:t xml:space="preserve">9.33</w:t>
+              <w:t xml:space="preserve">9.35</w:t>
             </w:r>
           </w:p>
         </w:tc>
@@ -1194,7 +1194,7 @@
                 <w:sz w:val="20"/>
                 <w:szCs w:val="20"/>
               </w:rPr>
-              <w:t xml:space="preserve">楽天トラベル</w:t>
+              <w:t xml:space="preserve">Google</w:t>
             </w:r>
           </w:p>
         </w:tc>
@@ -1229,7 +1229,7 @@
                 <w:sz w:val="20"/>
                 <w:szCs w:val="20"/>
               </w:rPr>
-              <w:t xml:space="preserve">30</w:t>
+              <w:t xml:space="preserve">9</w:t>
             </w:r>
           </w:p>
         </w:tc>
@@ -1474,7 +1474,7 @@
                 <w:sz w:val="20"/>
                 <w:szCs w:val="20"/>
               </w:rPr>
-              <w:t xml:space="preserve">8</w:t>
+              <w:t xml:space="preserve">9</w:t>
             </w:r>
           </w:p>
         </w:tc>
@@ -1508,7 +1508,7 @@
                 <w:sz w:val="20"/>
                 <w:szCs w:val="20"/>
               </w:rPr>
-              <w:t xml:space="preserve">9.25</w:t>
+              <w:t xml:space="preserve">9.22</w:t>
             </w:r>
           </w:p>
         </w:tc>
@@ -1576,7 +1576,7 @@
                 <w:sz w:val="20"/>
                 <w:szCs w:val="20"/>
               </w:rPr>
-              <w:t xml:space="preserve">9.25</w:t>
+              <w:t xml:space="preserve">9.22</w:t>
             </w:r>
           </w:p>
         </w:tc>
@@ -1610,7 +1610,7 @@
                 <w:sz w:val="20"/>
                 <w:szCs w:val="20"/>
               </w:rPr>
-              <w:t xml:space="preserve">9.5</w:t>
+              <w:t xml:space="preserve">9</w:t>
             </w:r>
           </w:p>
         </w:tc>
@@ -2203,7 +2203,7 @@
                 <w:sz w:val="20"/>
                 <w:szCs w:val="20"/>
               </w:rPr>
-              <w:t xml:space="preserve">12</w:t>
+              <w:t xml:space="preserve">13</w:t>
             </w:r>
           </w:p>
         </w:tc>
@@ -2238,7 +2238,7 @@
                 <w:sz w:val="20"/>
                 <w:szCs w:val="20"/>
               </w:rPr>
-              <w:t xml:space="preserve">4.25</w:t>
+              <w:t xml:space="preserve">4.23</w:t>
             </w:r>
           </w:p>
         </w:tc>
@@ -2308,7 +2308,7 @@
                 <w:sz w:val="20"/>
                 <w:szCs w:val="20"/>
               </w:rPr>
-              <w:t xml:space="preserve">8.5</w:t>
+              <w:t xml:space="preserve">8.46</w:t>
             </w:r>
           </w:p>
         </w:tc>
@@ -2418,7 +2418,7 @@
           <w:sz w:val="21"/>
           <w:szCs w:val="21"/>
         </w:rPr>
-        <w:t xml:space="preserve">評価分布は10点（54.4%）に最も多く、8点以上の高評価が94.4%を占め、高い顧客満足度を示しています。低評価（1-4点）は計2件（2.2%）です。</w:t>
+        <w:t xml:space="preserve">評価分布は10点（53.8%）に最も多く、8点以上の高評価が94.6%を占め、高い顧客満足度を示しています。低評価（1-4点）は計2件（2.2%）です。</w:t>
       </w:r>
     </w:p>
     <w:p>
@@ -2653,7 +2653,7 @@
                 <w:sz w:val="20"/>
                 <w:szCs w:val="20"/>
               </w:rPr>
-              <w:t xml:space="preserve">49</w:t>
+              <w:t xml:space="preserve">50</w:t>
             </w:r>
           </w:p>
         </w:tc>
@@ -2688,7 +2688,7 @@
                 <w:sz w:val="20"/>
                 <w:szCs w:val="20"/>
               </w:rPr>
-              <w:t xml:space="preserve">54.4%</w:t>
+              <w:t xml:space="preserve">53.8%</w:t>
             </w:r>
           </w:p>
         </w:tc>
@@ -2726,7 +2726,7 @@
                 <w:sz w:val="18"/>
                 <w:szCs w:val="18"/>
               </w:rPr>
-              <w:t xml:space="preserve"> 49件</w:t>
+              <w:t xml:space="preserve"> 50件</w:t>
             </w:r>
           </w:p>
         </w:tc>
@@ -2798,7 +2798,7 @@
                 <w:sz w:val="20"/>
                 <w:szCs w:val="20"/>
               </w:rPr>
-              <w:t xml:space="preserve">10</w:t>
+              <w:t xml:space="preserve">11</w:t>
             </w:r>
           </w:p>
         </w:tc>
@@ -2833,7 +2833,7 @@
                 <w:sz w:val="20"/>
                 <w:szCs w:val="20"/>
               </w:rPr>
-              <w:t xml:space="preserve">11.1%</w:t>
+              <w:t xml:space="preserve">11.8%</w:t>
             </w:r>
           </w:p>
         </w:tc>
@@ -2870,7 +2870,7 @@
                 <w:sz w:val="18"/>
                 <w:szCs w:val="18"/>
               </w:rPr>
-              <w:t xml:space="preserve"> 10件</w:t>
+              <w:t xml:space="preserve"> 11件</w:t>
             </w:r>
           </w:p>
         </w:tc>
@@ -2942,7 +2942,7 @@
                 <w:sz w:val="20"/>
                 <w:szCs w:val="20"/>
               </w:rPr>
-              <w:t xml:space="preserve">26</w:t>
+              <w:t xml:space="preserve">27</w:t>
             </w:r>
           </w:p>
         </w:tc>
@@ -2977,7 +2977,7 @@
                 <w:sz w:val="20"/>
                 <w:szCs w:val="20"/>
               </w:rPr>
-              <w:t xml:space="preserve">28.9%</w:t>
+              <w:t xml:space="preserve">29.0%</w:t>
             </w:r>
           </w:p>
         </w:tc>
@@ -3015,7 +3015,7 @@
                 <w:sz w:val="18"/>
                 <w:szCs w:val="18"/>
               </w:rPr>
-              <w:t xml:space="preserve"> 26件</w:t>
+              <w:t xml:space="preserve"> 27件</w:t>
             </w:r>
           </w:p>
         </w:tc>
@@ -3525,7 +3525,7 @@
                 <w:sz w:val="24"/>
                 <w:szCs w:val="24"/>
               </w:rPr>
-              <w:t xml:space="preserve">85件（94.4%）</w:t>
+              <w:t xml:space="preserve">88件（94.6%）</w:t>
             </w:r>
           </w:p>
         </w:tc>
@@ -3576,7 +3576,7 @@
                 <w:sz w:val="24"/>
                 <w:szCs w:val="24"/>
               </w:rPr>
-              <w:t xml:space="preserve">3件（3.3%）</w:t>
+              <w:t xml:space="preserve">3件（3.2%）</w:t>
             </w:r>
           </w:p>
         </w:tc>
@@ -3901,7 +3901,7 @@
                 <w:sz w:val="20"/>
                 <w:szCs w:val="20"/>
               </w:rPr>
-              <w:t xml:space="preserve">「朝食が美味しいと口コミにあったので、期待しておりましたが、なんだかイマイチです」「朝食もスイーツバイキングで、品数も多く、子供の喜ぶ物も多くて大変満足でした」</w:t>
+              <w:t xml:space="preserve">「朝食ビュッフェは品数が豊富でどれも美味しく、子ども向けのメニューも充実していて家族全員が大満足でした」「朝食が美味しいと口コミにあったので、期待しておりましたが、なんだかイマイチです」</w:t>
             </w:r>
           </w:p>
         </w:tc>
@@ -4216,7 +4216,7 @@
                 <w:sz w:val="20"/>
                 <w:szCs w:val="20"/>
               </w:rPr>
-              <w:t xml:space="preserve">「フロントのスタッフの方達の接客も明るく親切でとても印象がよかったですし、お部屋もキレイで広くて、快適に過ごせました」「色々なアメニティグッズがあって少ない荷物で宿泊することができました」</w:t>
+              <w:t xml:space="preserve">「5人家族で宿泊しましたが、部屋がとても広く清潔で、ゆったりと快適に過ごすことができました」「フロントのスタッフの方達の接客も明るく親切でとても印象がよかったですし、お部屋もキレイで広くて、快適に過ごせました」</w:t>
             </w:r>
           </w:p>
         </w:tc>
@@ -4288,7 +4288,7 @@
                 <w:sz w:val="20"/>
                 <w:szCs w:val="20"/>
               </w:rPr>
-              <w:t xml:space="preserve">10件以上</w:t>
+              <w:t xml:space="preserve">20件以上</w:t>
             </w:r>
           </w:p>
         </w:tc>
@@ -4323,7 +4323,7 @@
                 <w:sz w:val="20"/>
                 <w:szCs w:val="20"/>
               </w:rPr>
-              <w:t xml:space="preserve">「フロントのスタッフの方達の接客も明るく親切でとても印象がよかったですし、お部屋もキレイで広くて、快適に過ごせました」「ディズニーリゾートを満喫するために利用させて頂きました☺️ 清潔感があり、パズル調のかわいいお部屋で大満足です」</w:t>
+              <w:t xml:space="preserve">「5人家族で宿泊しましたが、部屋がとても広く清潔で、ゆったりと快適に過ごすことができました」「フロントのスタッフの方達の接客も明るく親切でとても印象がよかったですし、お部屋もキレイで広くて、快適に過ごせました」</w:t>
             </w:r>
           </w:p>
         </w:tc>
@@ -4467,7 +4467,7 @@
           <w:sz w:val="21"/>
           <w:szCs w:val="21"/>
         </w:rPr>
-        <w:t xml:space="preserve">口コミの多数で「朝食」に関するポジティブな言及が見られ、コンフォートスイーツ東京ベイの最大の差別化要因となっています。朝食が美味しいと口コミにあったので、期待しておりましたが、なんだかイマイチですといった声が多数寄せられています。</w:t>
+        <w:t xml:space="preserve">口コミの多数で「朝食」に関するポジティブな言及が見られ、コンフォートスイーツ東京ベイの最大の差別化要因となっています。朝食ビュッフェは品数が豊富でどれも美味しく、子ども向けのメニューも充実していて家族全員が大満足でしたといった声が多数寄せられています。</w:t>
       </w:r>
     </w:p>
     <w:p>
@@ -4486,7 +4486,7 @@
           <w:sz w:val="21"/>
           <w:szCs w:val="21"/>
         </w:rPr>
-        <w:t xml:space="preserve">朝食が美味しいと口コミにあったので、期待しておりましたが、なんだかイマイチです</w:t>
+        <w:t xml:space="preserve">朝食ビュッフェは品数が豊富でどれも美味しく、子ども向けのメニューも充実していて家族全員が大満足でした</w:t>
       </w:r>
     </w:p>
     <w:p>
@@ -4505,7 +4505,7 @@
           <w:sz w:val="21"/>
           <w:szCs w:val="21"/>
         </w:rPr>
-        <w:t xml:space="preserve">朝食もスイーツバイキングで、品数も多く、子供の喜ぶ物も多くて大変満足でした</w:t>
+        <w:t xml:space="preserve">朝食が美味しいと口コミにあったので、期待しておりましたが、なんだかイマイチです</w:t>
       </w:r>
     </w:p>
     <w:p>
@@ -4524,7 +4524,7 @@
           <w:sz w:val="21"/>
           <w:szCs w:val="21"/>
         </w:rPr>
-        <w:t xml:space="preserve">朝食ビュッフェも種類は物凄い多いわけではないですが、大人も子供も満足です</w:t>
+        <w:t xml:space="preserve">朝食もスイーツバイキングで、品数も多く、子供の喜ぶ物も多くて大変満足でした</w:t>
       </w:r>
     </w:p>
     <w:p>
@@ -4866,7 +4866,7 @@
                 <w:sz w:val="20"/>
                 <w:szCs w:val="20"/>
               </w:rPr>
-              <w:t xml:space="preserve">無料の送迎バスがあって便利でした</w:t>
+              <w:t xml:space="preserve">また、トイレとバスが別になっており、お風呂も洗い場とバスタブが分かれているため、子どもと一緒でも入りやすく使い勝手...</w:t>
             </w:r>
           </w:p>
         </w:tc>
@@ -4900,7 +4900,7 @@
                 <w:sz w:val="20"/>
                 <w:szCs w:val="20"/>
               </w:rPr>
-              <w:t xml:space="preserve">重大・34件</w:t>
+              <w:t xml:space="preserve">重大・36件</w:t>
             </w:r>
           </w:p>
         </w:tc>
@@ -5283,7 +5283,7 @@
                 <w:sz w:val="20"/>
                 <w:szCs w:val="20"/>
               </w:rPr>
-              <w:t xml:space="preserve">朝食もスイーツバイキングで、品数も多く、子供の喜ぶ物も多くて大変満足でした</w:t>
+              <w:t xml:space="preserve">朝食ビュッフェは品数が豊富でどれも美味しく、子ども向けのメニューも充実していて家族全員が大満足でした</w:t>
             </w:r>
           </w:p>
         </w:tc>
@@ -5317,7 +5317,7 @@
                 <w:sz w:val="20"/>
                 <w:szCs w:val="20"/>
               </w:rPr>
-              <w:t xml:space="preserve">中度・4件</w:t>
+              <w:t xml:space="preserve">重大・5件</w:t>
             </w:r>
           </w:p>
         </w:tc>
@@ -6680,7 +6680,7 @@
                 <w:sz w:val="20"/>
                 <w:szCs w:val="20"/>
               </w:rPr>
-              <w:t xml:space="preserve">9.07点</w:t>
+              <w:t xml:space="preserve">9.06点</w:t>
             </w:r>
           </w:p>
         </w:tc>
@@ -6820,7 +6820,7 @@
                 <w:sz w:val="20"/>
                 <w:szCs w:val="20"/>
               </w:rPr>
-              <w:t xml:space="preserve">94.4%</w:t>
+              <w:t xml:space="preserve">94.6%</w:t>
             </w:r>
           </w:p>
         </w:tc>
@@ -6855,7 +6855,7 @@
                 <w:sz w:val="20"/>
                 <w:szCs w:val="20"/>
               </w:rPr>
-              <w:t xml:space="preserve">96%以上</w:t>
+              <w:t xml:space="preserve">97%以上</w:t>
             </w:r>
           </w:p>
         </w:tc>
@@ -7380,7 +7380,7 @@
                 <w:sz w:val="20"/>
                 <w:szCs w:val="20"/>
               </w:rPr>
-              <w:t xml:space="preserve">約34件/期間</w:t>
+              <w:t xml:space="preserve">約36件/期間</w:t>
             </w:r>
           </w:p>
         </w:tc>
@@ -7415,7 +7415,7 @@
                 <w:sz w:val="20"/>
                 <w:szCs w:val="20"/>
               </w:rPr>
-              <w:t xml:space="preserve">17件以下</w:t>
+              <w:t xml:space="preserve">18件以下</w:t>
             </w:r>
           </w:p>
         </w:tc>
@@ -7511,7 +7511,7 @@
           <w:sz w:val="22"/>
           <w:szCs w:val="22"/>
         </w:rPr>
-        <w:t xml:space="preserve">[1] Google / 10点 / 2026-04-05</w:t>
+        <w:t xml:space="preserve">[1] 楽天トラベル / 10点 / 2026-04-06</w:t>
       </w:r>
     </w:p>
     <w:p>
@@ -7526,7 +7526,7 @@
           <w:sz w:val="21"/>
           <w:szCs w:val="21"/>
         </w:rPr>
-        <w:t xml:space="preserve">宿泊の次の日に、ディズニーシー行く為。無料の送迎バスがあって便利でした。</w:t>
+        <w:t xml:space="preserve">5人家族で宿泊しましたが、部屋がとても広く清潔で、ゆったりと快適に過ごすことができました。足が不自由で車いすを利用している家族がいるのですが、車いすでも十分に動けるスペースがあり、とても助かりました。  また、トイレとバスが別になっており、お風呂も洗い場とバスタブが分かれているため、子どもと一緒でも入りやすく使い勝手が良かったです。  朝食ビュッフェは品数が豊富でどれも美味しく、子ども向けの...</w:t>
       </w:r>
     </w:p>
     <w:p>
@@ -7547,7 +7547,7 @@
           <w:sz w:val="22"/>
           <w:szCs w:val="22"/>
         </w:rPr>
-        <w:t xml:space="preserve">[2] Trip.com / 9点 / 2026-04-05</w:t>
+        <w:t xml:space="preserve">[2] Google / 10点 / 2026-04-05</w:t>
       </w:r>
     </w:p>
     <w:p>
@@ -7562,7 +7562,7 @@
           <w:sz w:val="21"/>
           <w:szCs w:val="21"/>
         </w:rPr>
-        <w:t xml:space="preserve">朝食が美味しいと口コミにあったので、期待しておりましたが、なんだかイマイチです。子連れならいいかもしれません。大人だけならおすすめしません。うるさくてゆっくりできません。ホテル内にレストランもなく、夕食困り、隣のホテルのレストランを利用しました。</w:t>
+        <w:t xml:space="preserve">宿泊の次の日に、ディズニーシー行く為。無料の送迎バスがあって便利でした。</w:t>
       </w:r>
     </w:p>
     <w:p>
@@ -7583,7 +7583,7 @@
           <w:sz w:val="22"/>
           <w:szCs w:val="22"/>
         </w:rPr>
-        <w:t xml:space="preserve">[3] 楽天トラベル / 10点 / 2026-04-05</w:t>
+        <w:t xml:space="preserve">[3] Trip.com / 9点 / 2026-04-05</w:t>
       </w:r>
     </w:p>
     <w:p>
@@ -7598,7 +7598,7 @@
           <w:sz w:val="21"/>
           <w:szCs w:val="21"/>
         </w:rPr>
-        <w:t xml:space="preserve">フロントのスタッフの方達の接客も明るく親切でとても印象がよかったですし、お部屋もキレイで広くて、快適に過ごせました。 室内のお風呂も広く、トイレも別でよかったです！ 朝食もスイーツバイキングで、品数も多く、子供の喜ぶ物も多くて大変満足でした。 チェックアウトも11:00とゆっくりめでバタバタすることなく退出準備ができてよかったです！</w:t>
+        <w:t xml:space="preserve">朝食が美味しいと口コミにあったので、期待しておりましたが、なんだかイマイチです。子連れならいいかもしれません。大人だけならおすすめしません。うるさくてゆっくりできません。ホテル内にレストランもなく、夕食困り、隣のホテルのレストランを利用しました。</w:t>
       </w:r>
     </w:p>
     <w:p>
@@ -7634,7 +7634,7 @@
           <w:sz w:val="21"/>
           <w:szCs w:val="21"/>
         </w:rPr>
-        <w:t xml:space="preserve">スタッフの対応もよく、大変満足してます。ありがとうございます</w:t>
+        <w:t xml:space="preserve">フロントのスタッフの方達の接客も明るく親切でとても印象がよかったですし、お部屋もキレイで広くて、快適に過ごせました。 室内のお風呂も広く、トイレも別でよかったです！ 朝食もスイーツバイキングで、品数も多く、子供の喜ぶ物も多くて大変満足でした。 チェックアウトも11:00とゆっくりめでバタバタすることなく退出準備ができてよかったです！</w:t>
       </w:r>
     </w:p>
     <w:p>
@@ -7655,7 +7655,7 @@
           <w:sz w:val="22"/>
           <w:szCs w:val="22"/>
         </w:rPr>
-        <w:t xml:space="preserve">[5] 楽天トラベル / 10点 / 2026-04-04</w:t>
+        <w:t xml:space="preserve">[5] 楽天トラベル / 10点 / 2026-04-05</w:t>
       </w:r>
     </w:p>
     <w:p>
@@ -7670,7 +7670,7 @@
           <w:sz w:val="21"/>
           <w:szCs w:val="21"/>
         </w:rPr>
-        <w:t xml:space="preserve">テーマパークの帰りに宿泊しました。立地的にも車で２０分も掛からない場所にあり、スタッフの方々対応も良く、気持ち良く利用させていただく事が出来ました。朝食ビュッフェも種類は物凄い多いわけではないですが、大人も子供も満足です。また利用したいと思えるホテルです。 一つ要望としては、コインランドリーの数がもう少しあると嬉しいです。2箇所あり、空きを確認しに向かうも次から次へすぐ入れられてしまう為、予...</w:t>
+        <w:t xml:space="preserve">スタッフの対応もよく、大変満足してます。ありがとうございます</w:t>
       </w:r>
     </w:p>
     <w:p>
@@ -7807,7 +7807,7 @@
                 <w:sz w:val="21"/>
                 <w:szCs w:val="21"/>
               </w:rPr>
-              <w:t xml:space="preserve">コンフォートスイーツ東京ベイは、全体平均9.07点（10点換算）、高評価率94.4%という非常に高い顧客満足度を維持しているホテルです。特に「朝食」「スタッフの対応」が多くのゲストから高く評価されています。</w:t>
+              <w:t xml:space="preserve">コンフォートスイーツ東京ベイは、全体平均9.06点（10点換算）、高評価率94.6%という非常に高い顧客満足度を維持しているホテルです。特に「朝食」「スタッフの対応」が多くのゲストから高く評価されています。</w:t>
             </w:r>
           </w:p>
           <w:p>

--- a/納品レポート/ホテル別レポート/comfort_suites_tokyobay_口コミ分析改善レポート.docx
+++ b/納品レポート/ホテル別レポート/comfort_suites_tokyobay_口コミ分析改善レポート.docx
@@ -131,7 +131,7 @@
           <w:sz w:val="20"/>
           <w:szCs w:val="20"/>
         </w:rPr>
-        <w:t xml:space="preserve">作成日：2026年4月7日</w:t>
+        <w:t xml:space="preserve">作成日：2026年4月8日</w:t>
       </w:r>
     </w:p>
     <w:p>

--- a/納品レポート/ホテル別レポート/comfort_suites_tokyobay_口コミ分析改善レポート.docx
+++ b/納品レポート/ホテル別レポート/comfort_suites_tokyobay_口コミ分析改善レポート.docx
@@ -131,7 +131,7 @@
           <w:sz w:val="20"/>
           <w:szCs w:val="20"/>
         </w:rPr>
-        <w:t xml:space="preserve">作成日：2026年4月10日</w:t>
+        <w:t xml:space="preserve">作成日：2026年4月11日</w:t>
       </w:r>
     </w:p>
     <w:p>

--- a/納品レポート/ホテル別レポート/comfort_suites_tokyobay_口コミ分析改善レポート.docx
+++ b/納品レポート/ホテル別レポート/comfort_suites_tokyobay_口コミ分析改善レポート.docx
@@ -131,7 +131,7 @@
           <w:sz w:val="20"/>
           <w:szCs w:val="20"/>
         </w:rPr>
-        <w:t xml:space="preserve">作成日：2026年4月11日</w:t>
+        <w:t xml:space="preserve">作成日：2026年4月13日</w:t>
       </w:r>
     </w:p>
     <w:p>

--- a/納品レポート/ホテル別レポート/comfort_suites_tokyobay_口コミ分析改善レポート.docx
+++ b/納品レポート/ホテル別レポート/comfort_suites_tokyobay_口コミ分析改善レポート.docx
@@ -131,7 +131,7 @@
           <w:sz w:val="20"/>
           <w:szCs w:val="20"/>
         </w:rPr>
-        <w:t xml:space="preserve">作成日：2026年4月13日</w:t>
+        <w:t xml:space="preserve">作成日：2026年4月15日</w:t>
       </w:r>
     </w:p>
     <w:p>

--- a/納品レポート/ホテル別レポート/comfort_suites_tokyobay_口コミ分析改善レポート.docx
+++ b/納品レポート/ホテル別レポート/comfort_suites_tokyobay_口コミ分析改善レポート.docx
@@ -131,7 +131,7 @@
           <w:sz w:val="20"/>
           <w:szCs w:val="20"/>
         </w:rPr>
-        <w:t xml:space="preserve">作成日：2026年4月16日</w:t>
+        <w:t xml:space="preserve">作成日：2026年4月20日</w:t>
       </w:r>
     </w:p>
     <w:p>

--- a/納品レポート/ホテル別レポート/comfort_suites_tokyobay_口コミ分析改善レポート.docx
+++ b/納品レポート/ホテル別レポート/comfort_suites_tokyobay_口コミ分析改善レポート.docx
@@ -131,7 +131,7 @@
           <w:sz w:val="20"/>
           <w:szCs w:val="20"/>
         </w:rPr>
-        <w:t xml:space="preserve">作成日：2026年4月20日</w:t>
+        <w:t xml:space="preserve">作成日：2026年4月21日</w:t>
       </w:r>
     </w:p>
     <w:p>

--- a/納品レポート/ホテル別レポート/comfort_suites_tokyobay_口コミ分析改善レポート.docx
+++ b/納品レポート/ホテル別レポート/comfort_suites_tokyobay_口コミ分析改善レポート.docx
@@ -131,7 +131,7 @@
           <w:sz w:val="20"/>
           <w:szCs w:val="20"/>
         </w:rPr>
-        <w:t xml:space="preserve">作成日：2026年4月21日</w:t>
+        <w:t xml:space="preserve">作成日：2026年4月22日</w:t>
       </w:r>
     </w:p>
     <w:p>
